--- a/odigoi/00_workstation-setup.docx
+++ b/odigoi/00_workstation-setup.docx
@@ -2,14 +2,6 @@
 <file path=word/document.xml><?xml version="1.0" encoding="utf-8"?>
 <w:document xmlns:wpc="http://schemas.microsoft.com/office/word/2010/wordprocessingCanvas" xmlns:cx="http://schemas.microsoft.com/office/drawing/2014/chartex" xmlns:cx1="http://schemas.microsoft.com/office/drawing/2015/9/8/chartex" xmlns:cx2="http://schemas.microsoft.com/office/drawing/2015/10/21/chartex" xmlns:cx3="http://schemas.microsoft.com/office/drawing/2016/5/9/chartex" xmlns:cx4="http://schemas.microsoft.com/office/drawing/2016/5/10/chartex" xmlns:cx5="http://schemas.microsoft.com/office/drawing/2016/5/11/chartex" xmlns:cx6="http://schemas.microsoft.com/office/drawing/2016/5/12/chartex" xmlns:cx7="http://schemas.microsoft.com/office/drawing/2016/5/13/chartex" xmlns:cx8="http://schemas.microsoft.com/office/drawing/2016/5/14/chartex" xmlns:mc="http://schemas.openxmlformats.org/markup-compatibility/2006" xmlns:aink="http://schemas.microsoft.com/office/drawing/2016/ink" xmlns:am3d="http://schemas.microsoft.com/office/drawing/2017/model3d" xmlns:o="urn:schemas-microsoft-com:office:office" xmlns:oel="http://schemas.microsoft.com/office/2019/extlst" xmlns:r="http://schemas.openxmlformats.org/officeDocument/2006/relationships" xmlns:m="http://schemas.openxmlformats.org/officeDocument/2006/math" xmlns:v="urn:schemas-microsoft-com:vml" xmlns:wp14="http://schemas.microsoft.com/office/word/2010/wordprocessingDrawing" xmlns:wp="http://schemas.openxmlformats.org/drawingml/2006/wordprocessingDrawing" xmlns:w10="urn:schemas-microsoft-com:office:word" xmlns:w="http://schemas.openxmlformats.org/wordprocessingml/2006/main" xmlns:w14="http://schemas.microsoft.com/office/word/2010/wordml" xmlns:w15="http://schemas.microsoft.com/office/word/2012/wordml" xmlns:w16cex="http://schemas.microsoft.com/office/word/2018/wordml/cex" xmlns:w16cid="http://schemas.microsoft.com/office/word/2016/wordml/cid" xmlns:w16="http://schemas.microsoft.com/office/word/2018/wordml" xmlns:w16du="http://schemas.microsoft.com/office/word/2023/wordml/word16du" xmlns:w16sdtdh="http://schemas.microsoft.com/office/word/2020/wordml/sdtdatahash" xmlns:w16sdtfl="http://schemas.microsoft.com/office/word/2024/wordml/sdtformatlock" xmlns:w16se="http://schemas.microsoft.com/office/word/2015/wordml/symex" xmlns:wpg="http://schemas.microsoft.com/office/word/2010/wordprocessingGroup" xmlns:wpi="http://schemas.microsoft.com/office/word/2010/wordprocessingInk" xmlns:wne="http://schemas.microsoft.com/office/word/2006/wordml" xmlns:wps="http://schemas.microsoft.com/office/word/2010/wordprocessingShape" mc:Ignorable="w14 w15 w16se w16cid w16 w16cex w16sdtdh w16sdtfl w16du wp14">
   <w:body>
-    <w:p>
-      <w:pPr>
-        <w:pStyle w:val="Title"/>
-      </w:pPr>
-      <w:r>
-        <w:t>Προετοιμασία σταθμού εργασίας (WSL + Docker)</w:t>
-      </w:r>
-    </w:p>
     <w:sdt>
       <w:sdtPr>
         <w:rPr>
@@ -20,7 +12,7 @@
           <w:sz w:val="22"/>
           <w:szCs w:val="22"/>
         </w:rPr>
-        <w:id w:val="853616589"/>
+        <w:id w:val="1634975773"/>
         <w:docPartObj>
           <w:docPartGallery w:val="Table of Contents"/>
           <w:docPartUnique/>
@@ -38,7 +30,7 @@
         </w:p>
         <w:p>
           <w:pPr>
-            <w:pStyle w:val="TOC1"/>
+            <w:pStyle w:val="TOC2"/>
             <w:tabs>
               <w:tab w:val="right" w:leader="dot" w:pos="10530"/>
             </w:tabs>
@@ -61,7 +53,7 @@
           <w:r>
             <w:fldChar w:fldCharType="separate"/>
           </w:r>
-          <w:hyperlink w:anchor="_Toc229083765" w:history="1">
+          <w:hyperlink w:anchor="_Toc229084225" w:history="1">
             <w:r>
               <w:rPr>
                 <w:rStyle w:val="Hyperlink"/>
@@ -88,7 +80,7 @@
                 <w:noProof/>
                 <w:webHidden/>
               </w:rPr>
-              <w:instrText xml:space="preserve"> PAGEREF _Toc229083765 \h </w:instrText>
+              <w:instrText xml:space="preserve"> PAGEREF _Toc229084225 \h </w:instrText>
             </w:r>
             <w:r>
               <w:rPr>
@@ -109,6 +101,1212 @@
                 <w:webHidden/>
               </w:rPr>
               <w:t>2</w:t>
+            </w:r>
+            <w:r>
+              <w:rPr>
+                <w:noProof/>
+                <w:webHidden/>
+              </w:rPr>
+              <w:fldChar w:fldCharType="end"/>
+            </w:r>
+          </w:hyperlink>
+        </w:p>
+        <w:p>
+          <w:pPr>
+            <w:pStyle w:val="TOC2"/>
+            <w:tabs>
+              <w:tab w:val="right" w:leader="dot" w:pos="10530"/>
+            </w:tabs>
+            <w:rPr>
+              <w:rFonts w:asciiTheme="minorHAnsi" w:hAnsiTheme="minorHAnsi"/>
+              <w:noProof/>
+              <w:kern w:val="2"/>
+              <w:sz w:val="24"/>
+              <w:szCs w:val="24"/>
+              <w:lang w:val="el-GR" w:eastAsia="el-GR" w:bidi="he-IL"/>
+              <w14:ligatures w14:val="standardContextual"/>
+            </w:rPr>
+          </w:pPr>
+          <w:hyperlink w:anchor="_Toc229084226" w:history="1">
+            <w:r>
+              <w:rPr>
+                <w:rStyle w:val="Hyperlink"/>
+                <w:noProof/>
+              </w:rPr>
+              <w:t>01. WSL και Ubuntu</w:t>
+            </w:r>
+            <w:r>
+              <w:rPr>
+                <w:noProof/>
+                <w:webHidden/>
+              </w:rPr>
+              <w:tab/>
+            </w:r>
+            <w:r>
+              <w:rPr>
+                <w:noProof/>
+                <w:webHidden/>
+              </w:rPr>
+              <w:fldChar w:fldCharType="begin"/>
+            </w:r>
+            <w:r>
+              <w:rPr>
+                <w:noProof/>
+                <w:webHidden/>
+              </w:rPr>
+              <w:instrText xml:space="preserve"> PAGEREF _Toc229084226 \h </w:instrText>
+            </w:r>
+            <w:r>
+              <w:rPr>
+                <w:noProof/>
+                <w:webHidden/>
+              </w:rPr>
+            </w:r>
+            <w:r>
+              <w:rPr>
+                <w:noProof/>
+                <w:webHidden/>
+              </w:rPr>
+              <w:fldChar w:fldCharType="separate"/>
+            </w:r>
+            <w:r>
+              <w:rPr>
+                <w:noProof/>
+                <w:webHidden/>
+              </w:rPr>
+              <w:t>3</w:t>
+            </w:r>
+            <w:r>
+              <w:rPr>
+                <w:noProof/>
+                <w:webHidden/>
+              </w:rPr>
+              <w:fldChar w:fldCharType="end"/>
+            </w:r>
+          </w:hyperlink>
+        </w:p>
+        <w:p>
+          <w:pPr>
+            <w:pStyle w:val="TOC3"/>
+            <w:tabs>
+              <w:tab w:val="right" w:leader="dot" w:pos="10530"/>
+            </w:tabs>
+            <w:rPr>
+              <w:rFonts w:asciiTheme="minorHAnsi" w:hAnsiTheme="minorHAnsi"/>
+              <w:noProof/>
+              <w:kern w:val="2"/>
+              <w:sz w:val="24"/>
+              <w:szCs w:val="24"/>
+              <w:lang w:val="el-GR" w:eastAsia="el-GR" w:bidi="he-IL"/>
+              <w14:ligatures w14:val="standardContextual"/>
+            </w:rPr>
+          </w:pPr>
+          <w:hyperlink w:anchor="_Toc229084227" w:history="1">
+            <w:r>
+              <w:rPr>
+                <w:rStyle w:val="Hyperlink"/>
+                <w:rFonts w:ascii="Courier New" w:hAnsi="Courier New"/>
+                <w:noProof/>
+                <w:shd w:val="clear" w:color="auto" w:fill="EDEDED"/>
+              </w:rPr>
+              <w:t>enable-wsl.ps1</w:t>
+            </w:r>
+            <w:r>
+              <w:rPr>
+                <w:noProof/>
+                <w:webHidden/>
+              </w:rPr>
+              <w:tab/>
+            </w:r>
+            <w:r>
+              <w:rPr>
+                <w:noProof/>
+                <w:webHidden/>
+              </w:rPr>
+              <w:fldChar w:fldCharType="begin"/>
+            </w:r>
+            <w:r>
+              <w:rPr>
+                <w:noProof/>
+                <w:webHidden/>
+              </w:rPr>
+              <w:instrText xml:space="preserve"> PAGEREF _Toc229084227 \h </w:instrText>
+            </w:r>
+            <w:r>
+              <w:rPr>
+                <w:noProof/>
+                <w:webHidden/>
+              </w:rPr>
+            </w:r>
+            <w:r>
+              <w:rPr>
+                <w:noProof/>
+                <w:webHidden/>
+              </w:rPr>
+              <w:fldChar w:fldCharType="separate"/>
+            </w:r>
+            <w:r>
+              <w:rPr>
+                <w:noProof/>
+                <w:webHidden/>
+              </w:rPr>
+              <w:t>3</w:t>
+            </w:r>
+            <w:r>
+              <w:rPr>
+                <w:noProof/>
+                <w:webHidden/>
+              </w:rPr>
+              <w:fldChar w:fldCharType="end"/>
+            </w:r>
+          </w:hyperlink>
+        </w:p>
+        <w:p>
+          <w:pPr>
+            <w:pStyle w:val="TOC3"/>
+            <w:tabs>
+              <w:tab w:val="right" w:leader="dot" w:pos="10530"/>
+            </w:tabs>
+            <w:rPr>
+              <w:rFonts w:asciiTheme="minorHAnsi" w:hAnsiTheme="minorHAnsi"/>
+              <w:noProof/>
+              <w:kern w:val="2"/>
+              <w:sz w:val="24"/>
+              <w:szCs w:val="24"/>
+              <w:lang w:val="el-GR" w:eastAsia="el-GR" w:bidi="he-IL"/>
+              <w14:ligatures w14:val="standardContextual"/>
+            </w:rPr>
+          </w:pPr>
+          <w:hyperlink w:anchor="_Toc229084228" w:history="1">
+            <w:r>
+              <w:rPr>
+                <w:rStyle w:val="Hyperlink"/>
+                <w:rFonts w:ascii="Courier New" w:hAnsi="Courier New"/>
+                <w:noProof/>
+                <w:shd w:val="clear" w:color="auto" w:fill="EDEDED"/>
+              </w:rPr>
+              <w:t>install-ubuntu.ps1</w:t>
+            </w:r>
+            <w:r>
+              <w:rPr>
+                <w:noProof/>
+                <w:webHidden/>
+              </w:rPr>
+              <w:tab/>
+            </w:r>
+            <w:r>
+              <w:rPr>
+                <w:noProof/>
+                <w:webHidden/>
+              </w:rPr>
+              <w:fldChar w:fldCharType="begin"/>
+            </w:r>
+            <w:r>
+              <w:rPr>
+                <w:noProof/>
+                <w:webHidden/>
+              </w:rPr>
+              <w:instrText xml:space="preserve"> PAGEREF _Toc229084228 \h </w:instrText>
+            </w:r>
+            <w:r>
+              <w:rPr>
+                <w:noProof/>
+                <w:webHidden/>
+              </w:rPr>
+            </w:r>
+            <w:r>
+              <w:rPr>
+                <w:noProof/>
+                <w:webHidden/>
+              </w:rPr>
+              <w:fldChar w:fldCharType="separate"/>
+            </w:r>
+            <w:r>
+              <w:rPr>
+                <w:noProof/>
+                <w:webHidden/>
+              </w:rPr>
+              <w:t>4</w:t>
+            </w:r>
+            <w:r>
+              <w:rPr>
+                <w:noProof/>
+                <w:webHidden/>
+              </w:rPr>
+              <w:fldChar w:fldCharType="end"/>
+            </w:r>
+          </w:hyperlink>
+        </w:p>
+        <w:p>
+          <w:pPr>
+            <w:pStyle w:val="TOC3"/>
+            <w:tabs>
+              <w:tab w:val="right" w:leader="dot" w:pos="10530"/>
+            </w:tabs>
+            <w:rPr>
+              <w:rFonts w:asciiTheme="minorHAnsi" w:hAnsiTheme="minorHAnsi"/>
+              <w:noProof/>
+              <w:kern w:val="2"/>
+              <w:sz w:val="24"/>
+              <w:szCs w:val="24"/>
+              <w:lang w:val="el-GR" w:eastAsia="el-GR" w:bidi="he-IL"/>
+              <w14:ligatures w14:val="standardContextual"/>
+            </w:rPr>
+          </w:pPr>
+          <w:hyperlink w:anchor="_Toc229084229" w:history="1">
+            <w:r>
+              <w:rPr>
+                <w:rStyle w:val="Hyperlink"/>
+                <w:rFonts w:ascii="Courier New" w:hAnsi="Courier New"/>
+                <w:noProof/>
+                <w:shd w:val="clear" w:color="auto" w:fill="EDEDED"/>
+              </w:rPr>
+              <w:t>ubuntu-first-update.sh</w:t>
+            </w:r>
+            <w:r>
+              <w:rPr>
+                <w:noProof/>
+                <w:webHidden/>
+              </w:rPr>
+              <w:tab/>
+            </w:r>
+            <w:r>
+              <w:rPr>
+                <w:noProof/>
+                <w:webHidden/>
+              </w:rPr>
+              <w:fldChar w:fldCharType="begin"/>
+            </w:r>
+            <w:r>
+              <w:rPr>
+                <w:noProof/>
+                <w:webHidden/>
+              </w:rPr>
+              <w:instrText xml:space="preserve"> PAGEREF _Toc229084229 \h </w:instrText>
+            </w:r>
+            <w:r>
+              <w:rPr>
+                <w:noProof/>
+                <w:webHidden/>
+              </w:rPr>
+            </w:r>
+            <w:r>
+              <w:rPr>
+                <w:noProof/>
+                <w:webHidden/>
+              </w:rPr>
+              <w:fldChar w:fldCharType="separate"/>
+            </w:r>
+            <w:r>
+              <w:rPr>
+                <w:noProof/>
+                <w:webHidden/>
+              </w:rPr>
+              <w:t>5</w:t>
+            </w:r>
+            <w:r>
+              <w:rPr>
+                <w:noProof/>
+                <w:webHidden/>
+              </w:rPr>
+              <w:fldChar w:fldCharType="end"/>
+            </w:r>
+          </w:hyperlink>
+        </w:p>
+        <w:p>
+          <w:pPr>
+            <w:pStyle w:val="TOC3"/>
+            <w:tabs>
+              <w:tab w:val="right" w:leader="dot" w:pos="10530"/>
+            </w:tabs>
+            <w:rPr>
+              <w:rFonts w:asciiTheme="minorHAnsi" w:hAnsiTheme="minorHAnsi"/>
+              <w:noProof/>
+              <w:kern w:val="2"/>
+              <w:sz w:val="24"/>
+              <w:szCs w:val="24"/>
+              <w:lang w:val="el-GR" w:eastAsia="el-GR" w:bidi="he-IL"/>
+              <w14:ligatures w14:val="standardContextual"/>
+            </w:rPr>
+          </w:pPr>
+          <w:hyperlink w:anchor="_Toc229084230" w:history="1">
+            <w:r>
+              <w:rPr>
+                <w:rStyle w:val="Hyperlink"/>
+                <w:rFonts w:ascii="Courier New" w:hAnsi="Courier New"/>
+                <w:noProof/>
+                <w:shd w:val="clear" w:color="auto" w:fill="EDEDED"/>
+              </w:rPr>
+              <w:t>check-wsl.ps1</w:t>
+            </w:r>
+            <w:r>
+              <w:rPr>
+                <w:noProof/>
+                <w:webHidden/>
+              </w:rPr>
+              <w:tab/>
+            </w:r>
+            <w:r>
+              <w:rPr>
+                <w:noProof/>
+                <w:webHidden/>
+              </w:rPr>
+              <w:fldChar w:fldCharType="begin"/>
+            </w:r>
+            <w:r>
+              <w:rPr>
+                <w:noProof/>
+                <w:webHidden/>
+              </w:rPr>
+              <w:instrText xml:space="preserve"> PAGEREF _Toc229084230 \h </w:instrText>
+            </w:r>
+            <w:r>
+              <w:rPr>
+                <w:noProof/>
+                <w:webHidden/>
+              </w:rPr>
+            </w:r>
+            <w:r>
+              <w:rPr>
+                <w:noProof/>
+                <w:webHidden/>
+              </w:rPr>
+              <w:fldChar w:fldCharType="separate"/>
+            </w:r>
+            <w:r>
+              <w:rPr>
+                <w:noProof/>
+                <w:webHidden/>
+              </w:rPr>
+              <w:t>5</w:t>
+            </w:r>
+            <w:r>
+              <w:rPr>
+                <w:noProof/>
+                <w:webHidden/>
+              </w:rPr>
+              <w:fldChar w:fldCharType="end"/>
+            </w:r>
+          </w:hyperlink>
+        </w:p>
+        <w:p>
+          <w:pPr>
+            <w:pStyle w:val="TOC2"/>
+            <w:tabs>
+              <w:tab w:val="right" w:leader="dot" w:pos="10530"/>
+            </w:tabs>
+            <w:rPr>
+              <w:rFonts w:asciiTheme="minorHAnsi" w:hAnsiTheme="minorHAnsi"/>
+              <w:noProof/>
+              <w:kern w:val="2"/>
+              <w:sz w:val="24"/>
+              <w:szCs w:val="24"/>
+              <w:lang w:val="el-GR" w:eastAsia="el-GR" w:bidi="he-IL"/>
+              <w14:ligatures w14:val="standardContextual"/>
+            </w:rPr>
+          </w:pPr>
+          <w:hyperlink w:anchor="_Toc229084231" w:history="1">
+            <w:r>
+              <w:rPr>
+                <w:rStyle w:val="Hyperlink"/>
+                <w:noProof/>
+              </w:rPr>
+              <w:t>02. Docker Desktop με WSL integration</w:t>
+            </w:r>
+            <w:r>
+              <w:rPr>
+                <w:noProof/>
+                <w:webHidden/>
+              </w:rPr>
+              <w:tab/>
+            </w:r>
+            <w:r>
+              <w:rPr>
+                <w:noProof/>
+                <w:webHidden/>
+              </w:rPr>
+              <w:fldChar w:fldCharType="begin"/>
+            </w:r>
+            <w:r>
+              <w:rPr>
+                <w:noProof/>
+                <w:webHidden/>
+              </w:rPr>
+              <w:instrText xml:space="preserve"> PAGEREF _Toc229084231 \h </w:instrText>
+            </w:r>
+            <w:r>
+              <w:rPr>
+                <w:noProof/>
+                <w:webHidden/>
+              </w:rPr>
+            </w:r>
+            <w:r>
+              <w:rPr>
+                <w:noProof/>
+                <w:webHidden/>
+              </w:rPr>
+              <w:fldChar w:fldCharType="separate"/>
+            </w:r>
+            <w:r>
+              <w:rPr>
+                <w:noProof/>
+                <w:webHidden/>
+              </w:rPr>
+              <w:t>6</w:t>
+            </w:r>
+            <w:r>
+              <w:rPr>
+                <w:noProof/>
+                <w:webHidden/>
+              </w:rPr>
+              <w:fldChar w:fldCharType="end"/>
+            </w:r>
+          </w:hyperlink>
+        </w:p>
+        <w:p>
+          <w:pPr>
+            <w:pStyle w:val="TOC3"/>
+            <w:tabs>
+              <w:tab w:val="right" w:leader="dot" w:pos="10530"/>
+            </w:tabs>
+            <w:rPr>
+              <w:rFonts w:asciiTheme="minorHAnsi" w:hAnsiTheme="minorHAnsi"/>
+              <w:noProof/>
+              <w:kern w:val="2"/>
+              <w:sz w:val="24"/>
+              <w:szCs w:val="24"/>
+              <w:lang w:val="el-GR" w:eastAsia="el-GR" w:bidi="he-IL"/>
+              <w14:ligatures w14:val="standardContextual"/>
+            </w:rPr>
+          </w:pPr>
+          <w:hyperlink w:anchor="_Toc229084232" w:history="1">
+            <w:r>
+              <w:rPr>
+                <w:rStyle w:val="Hyperlink"/>
+                <w:rFonts w:ascii="Courier New" w:hAnsi="Courier New"/>
+                <w:noProof/>
+                <w:shd w:val="clear" w:color="auto" w:fill="EDEDED"/>
+              </w:rPr>
+              <w:t>verify-docker-desktop.sh</w:t>
+            </w:r>
+            <w:r>
+              <w:rPr>
+                <w:noProof/>
+                <w:webHidden/>
+              </w:rPr>
+              <w:tab/>
+            </w:r>
+            <w:r>
+              <w:rPr>
+                <w:noProof/>
+                <w:webHidden/>
+              </w:rPr>
+              <w:fldChar w:fldCharType="begin"/>
+            </w:r>
+            <w:r>
+              <w:rPr>
+                <w:noProof/>
+                <w:webHidden/>
+              </w:rPr>
+              <w:instrText xml:space="preserve"> PAGEREF _Toc229084232 \h </w:instrText>
+            </w:r>
+            <w:r>
+              <w:rPr>
+                <w:noProof/>
+                <w:webHidden/>
+              </w:rPr>
+            </w:r>
+            <w:r>
+              <w:rPr>
+                <w:noProof/>
+                <w:webHidden/>
+              </w:rPr>
+              <w:fldChar w:fldCharType="separate"/>
+            </w:r>
+            <w:r>
+              <w:rPr>
+                <w:noProof/>
+                <w:webHidden/>
+              </w:rPr>
+              <w:t>8</w:t>
+            </w:r>
+            <w:r>
+              <w:rPr>
+                <w:noProof/>
+                <w:webHidden/>
+              </w:rPr>
+              <w:fldChar w:fldCharType="end"/>
+            </w:r>
+          </w:hyperlink>
+        </w:p>
+        <w:p>
+          <w:pPr>
+            <w:pStyle w:val="TOC2"/>
+            <w:tabs>
+              <w:tab w:val="right" w:leader="dot" w:pos="10530"/>
+            </w:tabs>
+            <w:rPr>
+              <w:rFonts w:asciiTheme="minorHAnsi" w:hAnsiTheme="minorHAnsi"/>
+              <w:noProof/>
+              <w:kern w:val="2"/>
+              <w:sz w:val="24"/>
+              <w:szCs w:val="24"/>
+              <w:lang w:val="el-GR" w:eastAsia="el-GR" w:bidi="he-IL"/>
+              <w14:ligatures w14:val="standardContextual"/>
+            </w:rPr>
+          </w:pPr>
+          <w:hyperlink w:anchor="_Toc229084233" w:history="1">
+            <w:r>
+              <w:rPr>
+                <w:rStyle w:val="Hyperlink"/>
+                <w:noProof/>
+              </w:rPr>
+              <w:t>03. Native Docker Engine μέσα στο WSL</w:t>
+            </w:r>
+            <w:r>
+              <w:rPr>
+                <w:noProof/>
+                <w:webHidden/>
+              </w:rPr>
+              <w:tab/>
+            </w:r>
+            <w:r>
+              <w:rPr>
+                <w:noProof/>
+                <w:webHidden/>
+              </w:rPr>
+              <w:fldChar w:fldCharType="begin"/>
+            </w:r>
+            <w:r>
+              <w:rPr>
+                <w:noProof/>
+                <w:webHidden/>
+              </w:rPr>
+              <w:instrText xml:space="preserve"> PAGEREF _Toc229084233 \h </w:instrText>
+            </w:r>
+            <w:r>
+              <w:rPr>
+                <w:noProof/>
+                <w:webHidden/>
+              </w:rPr>
+            </w:r>
+            <w:r>
+              <w:rPr>
+                <w:noProof/>
+                <w:webHidden/>
+              </w:rPr>
+              <w:fldChar w:fldCharType="separate"/>
+            </w:r>
+            <w:r>
+              <w:rPr>
+                <w:noProof/>
+                <w:webHidden/>
+              </w:rPr>
+              <w:t>9</w:t>
+            </w:r>
+            <w:r>
+              <w:rPr>
+                <w:noProof/>
+                <w:webHidden/>
+              </w:rPr>
+              <w:fldChar w:fldCharType="end"/>
+            </w:r>
+          </w:hyperlink>
+        </w:p>
+        <w:p>
+          <w:pPr>
+            <w:pStyle w:val="TOC3"/>
+            <w:tabs>
+              <w:tab w:val="right" w:leader="dot" w:pos="10530"/>
+            </w:tabs>
+            <w:rPr>
+              <w:rFonts w:asciiTheme="minorHAnsi" w:hAnsiTheme="minorHAnsi"/>
+              <w:noProof/>
+              <w:kern w:val="2"/>
+              <w:sz w:val="24"/>
+              <w:szCs w:val="24"/>
+              <w:lang w:val="el-GR" w:eastAsia="el-GR" w:bidi="he-IL"/>
+              <w14:ligatures w14:val="standardContextual"/>
+            </w:rPr>
+          </w:pPr>
+          <w:hyperlink w:anchor="_Toc229084234" w:history="1">
+            <w:r>
+              <w:rPr>
+                <w:rStyle w:val="Hyperlink"/>
+                <w:rFonts w:ascii="Courier New" w:hAnsi="Courier New"/>
+                <w:noProof/>
+                <w:shd w:val="clear" w:color="auto" w:fill="EDEDED"/>
+              </w:rPr>
+              <w:t>wsl.conf.example</w:t>
+            </w:r>
+            <w:r>
+              <w:rPr>
+                <w:noProof/>
+                <w:webHidden/>
+              </w:rPr>
+              <w:tab/>
+            </w:r>
+            <w:r>
+              <w:rPr>
+                <w:noProof/>
+                <w:webHidden/>
+              </w:rPr>
+              <w:fldChar w:fldCharType="begin"/>
+            </w:r>
+            <w:r>
+              <w:rPr>
+                <w:noProof/>
+                <w:webHidden/>
+              </w:rPr>
+              <w:instrText xml:space="preserve"> PAGEREF _Toc229084234 \h </w:instrText>
+            </w:r>
+            <w:r>
+              <w:rPr>
+                <w:noProof/>
+                <w:webHidden/>
+              </w:rPr>
+            </w:r>
+            <w:r>
+              <w:rPr>
+                <w:noProof/>
+                <w:webHidden/>
+              </w:rPr>
+              <w:fldChar w:fldCharType="separate"/>
+            </w:r>
+            <w:r>
+              <w:rPr>
+                <w:noProof/>
+                <w:webHidden/>
+              </w:rPr>
+              <w:t>9</w:t>
+            </w:r>
+            <w:r>
+              <w:rPr>
+                <w:noProof/>
+                <w:webHidden/>
+              </w:rPr>
+              <w:fldChar w:fldCharType="end"/>
+            </w:r>
+          </w:hyperlink>
+        </w:p>
+        <w:p>
+          <w:pPr>
+            <w:pStyle w:val="TOC3"/>
+            <w:tabs>
+              <w:tab w:val="right" w:leader="dot" w:pos="10530"/>
+            </w:tabs>
+            <w:rPr>
+              <w:rFonts w:asciiTheme="minorHAnsi" w:hAnsiTheme="minorHAnsi"/>
+              <w:noProof/>
+              <w:kern w:val="2"/>
+              <w:sz w:val="24"/>
+              <w:szCs w:val="24"/>
+              <w:lang w:val="el-GR" w:eastAsia="el-GR" w:bidi="he-IL"/>
+              <w14:ligatures w14:val="standardContextual"/>
+            </w:rPr>
+          </w:pPr>
+          <w:hyperlink w:anchor="_Toc229084235" w:history="1">
+            <w:r>
+              <w:rPr>
+                <w:rStyle w:val="Hyperlink"/>
+                <w:rFonts w:ascii="Courier New" w:hAnsi="Courier New"/>
+                <w:noProof/>
+                <w:shd w:val="clear" w:color="auto" w:fill="EDEDED"/>
+              </w:rPr>
+              <w:t>restart-wsl.ps1</w:t>
+            </w:r>
+            <w:r>
+              <w:rPr>
+                <w:noProof/>
+                <w:webHidden/>
+              </w:rPr>
+              <w:tab/>
+            </w:r>
+            <w:r>
+              <w:rPr>
+                <w:noProof/>
+                <w:webHidden/>
+              </w:rPr>
+              <w:fldChar w:fldCharType="begin"/>
+            </w:r>
+            <w:r>
+              <w:rPr>
+                <w:noProof/>
+                <w:webHidden/>
+              </w:rPr>
+              <w:instrText xml:space="preserve"> PAGEREF _Toc229084235 \h </w:instrText>
+            </w:r>
+            <w:r>
+              <w:rPr>
+                <w:noProof/>
+                <w:webHidden/>
+              </w:rPr>
+            </w:r>
+            <w:r>
+              <w:rPr>
+                <w:noProof/>
+                <w:webHidden/>
+              </w:rPr>
+              <w:fldChar w:fldCharType="separate"/>
+            </w:r>
+            <w:r>
+              <w:rPr>
+                <w:noProof/>
+                <w:webHidden/>
+              </w:rPr>
+              <w:t>9</w:t>
+            </w:r>
+            <w:r>
+              <w:rPr>
+                <w:noProof/>
+                <w:webHidden/>
+              </w:rPr>
+              <w:fldChar w:fldCharType="end"/>
+            </w:r>
+          </w:hyperlink>
+        </w:p>
+        <w:p>
+          <w:pPr>
+            <w:pStyle w:val="TOC3"/>
+            <w:tabs>
+              <w:tab w:val="right" w:leader="dot" w:pos="10530"/>
+            </w:tabs>
+            <w:rPr>
+              <w:rFonts w:asciiTheme="minorHAnsi" w:hAnsiTheme="minorHAnsi"/>
+              <w:noProof/>
+              <w:kern w:val="2"/>
+              <w:sz w:val="24"/>
+              <w:szCs w:val="24"/>
+              <w:lang w:val="el-GR" w:eastAsia="el-GR" w:bidi="he-IL"/>
+              <w14:ligatures w14:val="standardContextual"/>
+            </w:rPr>
+          </w:pPr>
+          <w:hyperlink w:anchor="_Toc229084236" w:history="1">
+            <w:r>
+              <w:rPr>
+                <w:rStyle w:val="Hyperlink"/>
+                <w:rFonts w:ascii="Courier New" w:hAnsi="Courier New"/>
+                <w:noProof/>
+                <w:shd w:val="clear" w:color="auto" w:fill="EDEDED"/>
+              </w:rPr>
+              <w:t>install-docker-engine.sh</w:t>
+            </w:r>
+            <w:r>
+              <w:rPr>
+                <w:noProof/>
+                <w:webHidden/>
+              </w:rPr>
+              <w:tab/>
+            </w:r>
+            <w:r>
+              <w:rPr>
+                <w:noProof/>
+                <w:webHidden/>
+              </w:rPr>
+              <w:fldChar w:fldCharType="begin"/>
+            </w:r>
+            <w:r>
+              <w:rPr>
+                <w:noProof/>
+                <w:webHidden/>
+              </w:rPr>
+              <w:instrText xml:space="preserve"> PAGEREF _Toc229084236 \h </w:instrText>
+            </w:r>
+            <w:r>
+              <w:rPr>
+                <w:noProof/>
+                <w:webHidden/>
+              </w:rPr>
+            </w:r>
+            <w:r>
+              <w:rPr>
+                <w:noProof/>
+                <w:webHidden/>
+              </w:rPr>
+              <w:fldChar w:fldCharType="separate"/>
+            </w:r>
+            <w:r>
+              <w:rPr>
+                <w:noProof/>
+                <w:webHidden/>
+              </w:rPr>
+              <w:t>9</w:t>
+            </w:r>
+            <w:r>
+              <w:rPr>
+                <w:noProof/>
+                <w:webHidden/>
+              </w:rPr>
+              <w:fldChar w:fldCharType="end"/>
+            </w:r>
+          </w:hyperlink>
+        </w:p>
+        <w:p>
+          <w:pPr>
+            <w:pStyle w:val="TOC3"/>
+            <w:tabs>
+              <w:tab w:val="right" w:leader="dot" w:pos="10530"/>
+            </w:tabs>
+            <w:rPr>
+              <w:rFonts w:asciiTheme="minorHAnsi" w:hAnsiTheme="minorHAnsi"/>
+              <w:noProof/>
+              <w:kern w:val="2"/>
+              <w:sz w:val="24"/>
+              <w:szCs w:val="24"/>
+              <w:lang w:val="el-GR" w:eastAsia="el-GR" w:bidi="he-IL"/>
+              <w14:ligatures w14:val="standardContextual"/>
+            </w:rPr>
+          </w:pPr>
+          <w:hyperlink w:anchor="_Toc229084237" w:history="1">
+            <w:r>
+              <w:rPr>
+                <w:rStyle w:val="Hyperlink"/>
+                <w:rFonts w:ascii="Courier New" w:hAnsi="Courier New"/>
+                <w:noProof/>
+                <w:shd w:val="clear" w:color="auto" w:fill="EDEDED"/>
+              </w:rPr>
+              <w:t>verify-docker.sh</w:t>
+            </w:r>
+            <w:r>
+              <w:rPr>
+                <w:noProof/>
+                <w:webHidden/>
+              </w:rPr>
+              <w:tab/>
+            </w:r>
+            <w:r>
+              <w:rPr>
+                <w:noProof/>
+                <w:webHidden/>
+              </w:rPr>
+              <w:fldChar w:fldCharType="begin"/>
+            </w:r>
+            <w:r>
+              <w:rPr>
+                <w:noProof/>
+                <w:webHidden/>
+              </w:rPr>
+              <w:instrText xml:space="preserve"> PAGEREF _Toc229084237 \h </w:instrText>
+            </w:r>
+            <w:r>
+              <w:rPr>
+                <w:noProof/>
+                <w:webHidden/>
+              </w:rPr>
+            </w:r>
+            <w:r>
+              <w:rPr>
+                <w:noProof/>
+                <w:webHidden/>
+              </w:rPr>
+              <w:fldChar w:fldCharType="separate"/>
+            </w:r>
+            <w:r>
+              <w:rPr>
+                <w:noProof/>
+                <w:webHidden/>
+              </w:rPr>
+              <w:t>10</w:t>
+            </w:r>
+            <w:r>
+              <w:rPr>
+                <w:noProof/>
+                <w:webHidden/>
+              </w:rPr>
+              <w:fldChar w:fldCharType="end"/>
+            </w:r>
+          </w:hyperlink>
+        </w:p>
+        <w:p>
+          <w:pPr>
+            <w:pStyle w:val="TOC2"/>
+            <w:tabs>
+              <w:tab w:val="right" w:leader="dot" w:pos="10530"/>
+            </w:tabs>
+            <w:rPr>
+              <w:rFonts w:asciiTheme="minorHAnsi" w:hAnsiTheme="minorHAnsi"/>
+              <w:noProof/>
+              <w:kern w:val="2"/>
+              <w:sz w:val="24"/>
+              <w:szCs w:val="24"/>
+              <w:lang w:val="el-GR" w:eastAsia="el-GR" w:bidi="he-IL"/>
+              <w14:ligatures w14:val="standardContextual"/>
+            </w:rPr>
+          </w:pPr>
+          <w:hyperlink w:anchor="_Toc229084238" w:history="1">
+            <w:r>
+              <w:rPr>
+                <w:rStyle w:val="Hyperlink"/>
+                <w:noProof/>
+              </w:rPr>
+              <w:t>04. Τελικός έλεγχος και τοπικό clone</w:t>
+            </w:r>
+            <w:r>
+              <w:rPr>
+                <w:noProof/>
+                <w:webHidden/>
+              </w:rPr>
+              <w:tab/>
+            </w:r>
+            <w:r>
+              <w:rPr>
+                <w:noProof/>
+                <w:webHidden/>
+              </w:rPr>
+              <w:fldChar w:fldCharType="begin"/>
+            </w:r>
+            <w:r>
+              <w:rPr>
+                <w:noProof/>
+                <w:webHidden/>
+              </w:rPr>
+              <w:instrText xml:space="preserve"> PAGEREF _Toc229084238 \h </w:instrText>
+            </w:r>
+            <w:r>
+              <w:rPr>
+                <w:noProof/>
+                <w:webHidden/>
+              </w:rPr>
+            </w:r>
+            <w:r>
+              <w:rPr>
+                <w:noProof/>
+                <w:webHidden/>
+              </w:rPr>
+              <w:fldChar w:fldCharType="separate"/>
+            </w:r>
+            <w:r>
+              <w:rPr>
+                <w:noProof/>
+                <w:webHidden/>
+              </w:rPr>
+              <w:t>10</w:t>
+            </w:r>
+            <w:r>
+              <w:rPr>
+                <w:noProof/>
+                <w:webHidden/>
+              </w:rPr>
+              <w:fldChar w:fldCharType="end"/>
+            </w:r>
+          </w:hyperlink>
+        </w:p>
+        <w:p>
+          <w:pPr>
+            <w:pStyle w:val="TOC3"/>
+            <w:tabs>
+              <w:tab w:val="right" w:leader="dot" w:pos="10530"/>
+            </w:tabs>
+            <w:rPr>
+              <w:rFonts w:asciiTheme="minorHAnsi" w:hAnsiTheme="minorHAnsi"/>
+              <w:noProof/>
+              <w:kern w:val="2"/>
+              <w:sz w:val="24"/>
+              <w:szCs w:val="24"/>
+              <w:lang w:val="el-GR" w:eastAsia="el-GR" w:bidi="he-IL"/>
+              <w14:ligatures w14:val="standardContextual"/>
+            </w:rPr>
+          </w:pPr>
+          <w:hyperlink w:anchor="_Toc229084239" w:history="1">
+            <w:r>
+              <w:rPr>
+                <w:rStyle w:val="Hyperlink"/>
+                <w:rFonts w:ascii="Courier New" w:hAnsi="Courier New"/>
+                <w:noProof/>
+                <w:shd w:val="clear" w:color="auto" w:fill="EDEDED"/>
+              </w:rPr>
+              <w:t>clone-cloud-uth.sh</w:t>
+            </w:r>
+            <w:r>
+              <w:rPr>
+                <w:noProof/>
+                <w:webHidden/>
+              </w:rPr>
+              <w:tab/>
+            </w:r>
+            <w:r>
+              <w:rPr>
+                <w:noProof/>
+                <w:webHidden/>
+              </w:rPr>
+              <w:fldChar w:fldCharType="begin"/>
+            </w:r>
+            <w:r>
+              <w:rPr>
+                <w:noProof/>
+                <w:webHidden/>
+              </w:rPr>
+              <w:instrText xml:space="preserve"> PAGEREF _Toc229084239 \h </w:instrText>
+            </w:r>
+            <w:r>
+              <w:rPr>
+                <w:noProof/>
+                <w:webHidden/>
+              </w:rPr>
+            </w:r>
+            <w:r>
+              <w:rPr>
+                <w:noProof/>
+                <w:webHidden/>
+              </w:rPr>
+              <w:fldChar w:fldCharType="separate"/>
+            </w:r>
+            <w:r>
+              <w:rPr>
+                <w:noProof/>
+                <w:webHidden/>
+              </w:rPr>
+              <w:t>10</w:t>
+            </w:r>
+            <w:r>
+              <w:rPr>
+                <w:noProof/>
+                <w:webHidden/>
+              </w:rPr>
+              <w:fldChar w:fldCharType="end"/>
+            </w:r>
+          </w:hyperlink>
+        </w:p>
+        <w:p>
+          <w:pPr>
+            <w:pStyle w:val="TOC3"/>
+            <w:tabs>
+              <w:tab w:val="right" w:leader="dot" w:pos="10530"/>
+            </w:tabs>
+            <w:rPr>
+              <w:rFonts w:asciiTheme="minorHAnsi" w:hAnsiTheme="minorHAnsi"/>
+              <w:noProof/>
+              <w:kern w:val="2"/>
+              <w:sz w:val="24"/>
+              <w:szCs w:val="24"/>
+              <w:lang w:val="el-GR" w:eastAsia="el-GR" w:bidi="he-IL"/>
+              <w14:ligatures w14:val="standardContextual"/>
+            </w:rPr>
+          </w:pPr>
+          <w:hyperlink w:anchor="_Toc229084240" w:history="1">
+            <w:r>
+              <w:rPr>
+                <w:rStyle w:val="Hyperlink"/>
+                <w:rFonts w:ascii="Courier New" w:hAnsi="Courier New"/>
+                <w:noProof/>
+                <w:shd w:val="clear" w:color="auto" w:fill="EDEDED"/>
+              </w:rPr>
+              <w:t>verify-workstation.sh</w:t>
+            </w:r>
+            <w:r>
+              <w:rPr>
+                <w:noProof/>
+                <w:webHidden/>
+              </w:rPr>
+              <w:tab/>
+            </w:r>
+            <w:r>
+              <w:rPr>
+                <w:noProof/>
+                <w:webHidden/>
+              </w:rPr>
+              <w:fldChar w:fldCharType="begin"/>
+            </w:r>
+            <w:r>
+              <w:rPr>
+                <w:noProof/>
+                <w:webHidden/>
+              </w:rPr>
+              <w:instrText xml:space="preserve"> PAGEREF _Toc229084240 \h </w:instrText>
+            </w:r>
+            <w:r>
+              <w:rPr>
+                <w:noProof/>
+                <w:webHidden/>
+              </w:rPr>
+            </w:r>
+            <w:r>
+              <w:rPr>
+                <w:noProof/>
+                <w:webHidden/>
+              </w:rPr>
+              <w:fldChar w:fldCharType="separate"/>
+            </w:r>
+            <w:r>
+              <w:rPr>
+                <w:noProof/>
+                <w:webHidden/>
+              </w:rPr>
+              <w:t>10</w:t>
+            </w:r>
+            <w:r>
+              <w:rPr>
+                <w:noProof/>
+                <w:webHidden/>
+              </w:rPr>
+              <w:fldChar w:fldCharType="end"/>
+            </w:r>
+          </w:hyperlink>
+        </w:p>
+        <w:p>
+          <w:pPr>
+            <w:pStyle w:val="TOC2"/>
+            <w:tabs>
+              <w:tab w:val="right" w:leader="dot" w:pos="10530"/>
+            </w:tabs>
+            <w:rPr>
+              <w:rFonts w:asciiTheme="minorHAnsi" w:hAnsiTheme="minorHAnsi"/>
+              <w:noProof/>
+              <w:kern w:val="2"/>
+              <w:sz w:val="24"/>
+              <w:szCs w:val="24"/>
+              <w:lang w:val="el-GR" w:eastAsia="el-GR" w:bidi="he-IL"/>
+              <w14:ligatures w14:val="standardContextual"/>
+            </w:rPr>
+          </w:pPr>
+          <w:hyperlink w:anchor="_Toc229084241" w:history="1">
+            <w:r>
+              <w:rPr>
+                <w:rStyle w:val="Hyperlink"/>
+                <w:noProof/>
+              </w:rPr>
+              <w:t>Τι θεωρείται ολοκληρωμένο</w:t>
+            </w:r>
+            <w:r>
+              <w:rPr>
+                <w:noProof/>
+                <w:webHidden/>
+              </w:rPr>
+              <w:tab/>
+            </w:r>
+            <w:r>
+              <w:rPr>
+                <w:noProof/>
+                <w:webHidden/>
+              </w:rPr>
+              <w:fldChar w:fldCharType="begin"/>
+            </w:r>
+            <w:r>
+              <w:rPr>
+                <w:noProof/>
+                <w:webHidden/>
+              </w:rPr>
+              <w:instrText xml:space="preserve"> PAGEREF _Toc229084241 \h </w:instrText>
+            </w:r>
+            <w:r>
+              <w:rPr>
+                <w:noProof/>
+                <w:webHidden/>
+              </w:rPr>
+            </w:r>
+            <w:r>
+              <w:rPr>
+                <w:noProof/>
+                <w:webHidden/>
+              </w:rPr>
+              <w:fldChar w:fldCharType="separate"/>
+            </w:r>
+            <w:r>
+              <w:rPr>
+                <w:noProof/>
+                <w:webHidden/>
+              </w:rPr>
+              <w:t>11</w:t>
             </w:r>
             <w:r>
               <w:rPr>
@@ -135,13 +1333,13 @@
               <w14:ligatures w14:val="standardContextual"/>
             </w:rPr>
           </w:pPr>
-          <w:hyperlink w:anchor="_Toc229083766" w:history="1">
+          <w:hyperlink w:anchor="_Toc229084242" w:history="1">
             <w:r>
               <w:rPr>
                 <w:rStyle w:val="Hyperlink"/>
                 <w:noProof/>
               </w:rPr>
-              <w:t>01. WSL και Ubuntu</w:t>
+              <w:t>Ρύθμιση WSL και Ubuntu</w:t>
             </w:r>
             <w:r>
               <w:rPr>
@@ -162,7 +1360,7 @@
                 <w:noProof/>
                 <w:webHidden/>
               </w:rPr>
-              <w:instrText xml:space="preserve"> PAGEREF _Toc229083766 \h </w:instrText>
+              <w:instrText xml:space="preserve"> PAGEREF _Toc229084242 \h </w:instrText>
             </w:r>
             <w:r>
               <w:rPr>
@@ -182,7 +1380,7 @@
                 <w:noProof/>
                 <w:webHidden/>
               </w:rPr>
-              <w:t>2</w:t>
+              <w:t>11</w:t>
             </w:r>
             <w:r>
               <w:rPr>
@@ -209,7 +1407,81 @@
               <w14:ligatures w14:val="standardContextual"/>
             </w:rPr>
           </w:pPr>
-          <w:hyperlink w:anchor="_Toc229083767" w:history="1">
+          <w:hyperlink w:anchor="_Toc229084243" w:history="1">
+            <w:r>
+              <w:rPr>
+                <w:rStyle w:val="Hyperlink"/>
+                <w:noProof/>
+              </w:rPr>
+              <w:t>Αρχεία</w:t>
+            </w:r>
+            <w:r>
+              <w:rPr>
+                <w:noProof/>
+                <w:webHidden/>
+              </w:rPr>
+              <w:tab/>
+            </w:r>
+            <w:r>
+              <w:rPr>
+                <w:noProof/>
+                <w:webHidden/>
+              </w:rPr>
+              <w:fldChar w:fldCharType="begin"/>
+            </w:r>
+            <w:r>
+              <w:rPr>
+                <w:noProof/>
+                <w:webHidden/>
+              </w:rPr>
+              <w:instrText xml:space="preserve"> PAGEREF _Toc229084243 \h </w:instrText>
+            </w:r>
+            <w:r>
+              <w:rPr>
+                <w:noProof/>
+                <w:webHidden/>
+              </w:rPr>
+            </w:r>
+            <w:r>
+              <w:rPr>
+                <w:noProof/>
+                <w:webHidden/>
+              </w:rPr>
+              <w:fldChar w:fldCharType="separate"/>
+            </w:r>
+            <w:r>
+              <w:rPr>
+                <w:noProof/>
+                <w:webHidden/>
+              </w:rPr>
+              <w:t>11</w:t>
+            </w:r>
+            <w:r>
+              <w:rPr>
+                <w:noProof/>
+                <w:webHidden/>
+              </w:rPr>
+              <w:fldChar w:fldCharType="end"/>
+            </w:r>
+          </w:hyperlink>
+        </w:p>
+        <w:p>
+          <w:pPr>
+            <w:pStyle w:val="TOC3"/>
+            <w:tabs>
+              <w:tab w:val="right" w:leader="dot" w:pos="10530"/>
+            </w:tabs>
+            <w:rPr>
+              <w:rFonts w:asciiTheme="minorHAnsi" w:hAnsiTheme="minorHAnsi"/>
+              <w:noProof/>
+              <w:kern w:val="2"/>
+              <w:sz w:val="24"/>
+              <w:szCs w:val="24"/>
+              <w:lang w:val="el-GR" w:eastAsia="el-GR" w:bidi="he-IL"/>
+              <w14:ligatures w14:val="standardContextual"/>
+            </w:rPr>
+          </w:pPr>
+          <w:hyperlink w:anchor="_Toc229084244" w:history="1">
             <w:r>
               <w:rPr>
                 <w:rStyle w:val="Hyperlink"/>
@@ -238,7 +1510,7 @@
                 <w:noProof/>
                 <w:webHidden/>
               </w:rPr>
-              <w:instrText xml:space="preserve"> PAGEREF _Toc229083767 \h </w:instrText>
+              <w:instrText xml:space="preserve"> PAGEREF _Toc229084244 \h </w:instrText>
             </w:r>
             <w:r>
               <w:rPr>
@@ -258,7 +1530,235 @@
                 <w:noProof/>
                 <w:webHidden/>
               </w:rPr>
-              <w:t>3</w:t>
+              <w:t>11</w:t>
+            </w:r>
+            <w:r>
+              <w:rPr>
+                <w:noProof/>
+                <w:webHidden/>
+              </w:rPr>
+              <w:fldChar w:fldCharType="end"/>
+            </w:r>
+          </w:hyperlink>
+        </w:p>
+        <w:p>
+          <w:pPr>
+            <w:pStyle w:val="TOC3"/>
+            <w:tabs>
+              <w:tab w:val="right" w:leader="dot" w:pos="10530"/>
+            </w:tabs>
+            <w:rPr>
+              <w:rFonts w:asciiTheme="minorHAnsi" w:hAnsiTheme="minorHAnsi"/>
+              <w:noProof/>
+              <w:kern w:val="2"/>
+              <w:sz w:val="24"/>
+              <w:szCs w:val="24"/>
+              <w:lang w:val="el-GR" w:eastAsia="el-GR" w:bidi="he-IL"/>
+              <w14:ligatures w14:val="standardContextual"/>
+            </w:rPr>
+          </w:pPr>
+          <w:hyperlink w:anchor="_Toc229084245" w:history="1">
+            <w:r>
+              <w:rPr>
+                <w:rStyle w:val="Hyperlink"/>
+                <w:rFonts w:ascii="Courier New" w:hAnsi="Courier New"/>
+                <w:noProof/>
+                <w:shd w:val="clear" w:color="auto" w:fill="EDEDED"/>
+              </w:rPr>
+              <w:t>install-ubuntu.ps1</w:t>
+            </w:r>
+            <w:r>
+              <w:rPr>
+                <w:noProof/>
+                <w:webHidden/>
+              </w:rPr>
+              <w:tab/>
+            </w:r>
+            <w:r>
+              <w:rPr>
+                <w:noProof/>
+                <w:webHidden/>
+              </w:rPr>
+              <w:fldChar w:fldCharType="begin"/>
+            </w:r>
+            <w:r>
+              <w:rPr>
+                <w:noProof/>
+                <w:webHidden/>
+              </w:rPr>
+              <w:instrText xml:space="preserve"> PAGEREF _Toc229084245 \h </w:instrText>
+            </w:r>
+            <w:r>
+              <w:rPr>
+                <w:noProof/>
+                <w:webHidden/>
+              </w:rPr>
+            </w:r>
+            <w:r>
+              <w:rPr>
+                <w:noProof/>
+                <w:webHidden/>
+              </w:rPr>
+              <w:fldChar w:fldCharType="separate"/>
+            </w:r>
+            <w:r>
+              <w:rPr>
+                <w:noProof/>
+                <w:webHidden/>
+              </w:rPr>
+              <w:t>11</w:t>
+            </w:r>
+            <w:r>
+              <w:rPr>
+                <w:noProof/>
+                <w:webHidden/>
+              </w:rPr>
+              <w:fldChar w:fldCharType="end"/>
+            </w:r>
+          </w:hyperlink>
+        </w:p>
+        <w:p>
+          <w:pPr>
+            <w:pStyle w:val="TOC3"/>
+            <w:tabs>
+              <w:tab w:val="right" w:leader="dot" w:pos="10530"/>
+            </w:tabs>
+            <w:rPr>
+              <w:rFonts w:asciiTheme="minorHAnsi" w:hAnsiTheme="minorHAnsi"/>
+              <w:noProof/>
+              <w:kern w:val="2"/>
+              <w:sz w:val="24"/>
+              <w:szCs w:val="24"/>
+              <w:lang w:val="el-GR" w:eastAsia="el-GR" w:bidi="he-IL"/>
+              <w14:ligatures w14:val="standardContextual"/>
+            </w:rPr>
+          </w:pPr>
+          <w:hyperlink w:anchor="_Toc229084246" w:history="1">
+            <w:r>
+              <w:rPr>
+                <w:rStyle w:val="Hyperlink"/>
+                <w:rFonts w:ascii="Courier New" w:hAnsi="Courier New"/>
+                <w:noProof/>
+                <w:shd w:val="clear" w:color="auto" w:fill="EDEDED"/>
+              </w:rPr>
+              <w:t>ubuntu-first-update.sh</w:t>
+            </w:r>
+            <w:r>
+              <w:rPr>
+                <w:noProof/>
+                <w:webHidden/>
+              </w:rPr>
+              <w:tab/>
+            </w:r>
+            <w:r>
+              <w:rPr>
+                <w:noProof/>
+                <w:webHidden/>
+              </w:rPr>
+              <w:fldChar w:fldCharType="begin"/>
+            </w:r>
+            <w:r>
+              <w:rPr>
+                <w:noProof/>
+                <w:webHidden/>
+              </w:rPr>
+              <w:instrText xml:space="preserve"> PAGEREF _Toc229084246 \h </w:instrText>
+            </w:r>
+            <w:r>
+              <w:rPr>
+                <w:noProof/>
+                <w:webHidden/>
+              </w:rPr>
+            </w:r>
+            <w:r>
+              <w:rPr>
+                <w:noProof/>
+                <w:webHidden/>
+              </w:rPr>
+              <w:fldChar w:fldCharType="separate"/>
+            </w:r>
+            <w:r>
+              <w:rPr>
+                <w:noProof/>
+                <w:webHidden/>
+              </w:rPr>
+              <w:t>11</w:t>
+            </w:r>
+            <w:r>
+              <w:rPr>
+                <w:noProof/>
+                <w:webHidden/>
+              </w:rPr>
+              <w:fldChar w:fldCharType="end"/>
+            </w:r>
+          </w:hyperlink>
+        </w:p>
+        <w:p>
+          <w:pPr>
+            <w:pStyle w:val="TOC3"/>
+            <w:tabs>
+              <w:tab w:val="right" w:leader="dot" w:pos="10530"/>
+            </w:tabs>
+            <w:rPr>
+              <w:rFonts w:asciiTheme="minorHAnsi" w:hAnsiTheme="minorHAnsi"/>
+              <w:noProof/>
+              <w:kern w:val="2"/>
+              <w:sz w:val="24"/>
+              <w:szCs w:val="24"/>
+              <w:lang w:val="el-GR" w:eastAsia="el-GR" w:bidi="he-IL"/>
+              <w14:ligatures w14:val="standardContextual"/>
+            </w:rPr>
+          </w:pPr>
+          <w:hyperlink w:anchor="_Toc229084247" w:history="1">
+            <w:r>
+              <w:rPr>
+                <w:rStyle w:val="Hyperlink"/>
+                <w:rFonts w:ascii="Courier New" w:hAnsi="Courier New"/>
+                <w:noProof/>
+                <w:shd w:val="clear" w:color="auto" w:fill="EDEDED"/>
+              </w:rPr>
+              <w:t>check-wsl.ps1</w:t>
+            </w:r>
+            <w:r>
+              <w:rPr>
+                <w:noProof/>
+                <w:webHidden/>
+              </w:rPr>
+              <w:tab/>
+            </w:r>
+            <w:r>
+              <w:rPr>
+                <w:noProof/>
+                <w:webHidden/>
+              </w:rPr>
+              <w:fldChar w:fldCharType="begin"/>
+            </w:r>
+            <w:r>
+              <w:rPr>
+                <w:noProof/>
+                <w:webHidden/>
+              </w:rPr>
+              <w:instrText xml:space="preserve"> PAGEREF _Toc229084247 \h </w:instrText>
+            </w:r>
+            <w:r>
+              <w:rPr>
+                <w:noProof/>
+                <w:webHidden/>
+              </w:rPr>
+            </w:r>
+            <w:r>
+              <w:rPr>
+                <w:noProof/>
+                <w:webHidden/>
+              </w:rPr>
+              <w:fldChar w:fldCharType="separate"/>
+            </w:r>
+            <w:r>
+              <w:rPr>
+                <w:noProof/>
+                <w:webHidden/>
+              </w:rPr>
+              <w:t>11</w:t>
             </w:r>
             <w:r>
               <w:rPr>
@@ -285,15 +1785,13 @@
               <w14:ligatures w14:val="standardContextual"/>
             </w:rPr>
           </w:pPr>
-          <w:hyperlink w:anchor="_Toc229083768" w:history="1">
+          <w:hyperlink w:anchor="_Toc229084248" w:history="1">
             <w:r>
               <w:rPr>
                 <w:rStyle w:val="Hyperlink"/>
-                <w:rFonts w:ascii="Courier New" w:hAnsi="Courier New"/>
-                <w:noProof/>
-                <w:shd w:val="clear" w:color="auto" w:fill="EDEDED"/>
-              </w:rPr>
-              <w:t>install-ubuntu.ps1</w:t>
+                <w:noProof/>
+              </w:rPr>
+              <w:t>Εκτέλεση</w:t>
             </w:r>
             <w:r>
               <w:rPr>
@@ -314,7 +1812,7 @@
                 <w:noProof/>
                 <w:webHidden/>
               </w:rPr>
-              <w:instrText xml:space="preserve"> PAGEREF _Toc229083768 \h </w:instrText>
+              <w:instrText xml:space="preserve"> PAGEREF _Toc229084248 \h </w:instrText>
             </w:r>
             <w:r>
               <w:rPr>
@@ -334,7 +1832,7 @@
                 <w:noProof/>
                 <w:webHidden/>
               </w:rPr>
-              <w:t>4</w:t>
+              <w:t>11</w:t>
             </w:r>
             <w:r>
               <w:rPr>
@@ -361,15 +1859,13 @@
               <w14:ligatures w14:val="standardContextual"/>
             </w:rPr>
           </w:pPr>
-          <w:hyperlink w:anchor="_Toc229083769" w:history="1">
+          <w:hyperlink w:anchor="_Toc229084249" w:history="1">
             <w:r>
               <w:rPr>
                 <w:rStyle w:val="Hyperlink"/>
-                <w:rFonts w:ascii="Courier New" w:hAnsi="Courier New"/>
-                <w:noProof/>
-                <w:shd w:val="clear" w:color="auto" w:fill="EDEDED"/>
-              </w:rPr>
-              <w:t>ubuntu-first-update.sh</w:t>
+                <w:noProof/>
+              </w:rPr>
+              <w:t>Κριτήριο ολοκλήρωσης</w:t>
             </w:r>
             <w:r>
               <w:rPr>
@@ -390,7 +1886,7 @@
                 <w:noProof/>
                 <w:webHidden/>
               </w:rPr>
-              <w:instrText xml:space="preserve"> PAGEREF _Toc229083769 \h </w:instrText>
+              <w:instrText xml:space="preserve"> PAGEREF _Toc229084249 \h </w:instrText>
             </w:r>
             <w:r>
               <w:rPr>
@@ -410,7 +1906,81 @@
                 <w:noProof/>
                 <w:webHidden/>
               </w:rPr>
-              <w:t>5</w:t>
+              <w:t>12</w:t>
+            </w:r>
+            <w:r>
+              <w:rPr>
+                <w:noProof/>
+                <w:webHidden/>
+              </w:rPr>
+              <w:fldChar w:fldCharType="end"/>
+            </w:r>
+          </w:hyperlink>
+        </w:p>
+        <w:p>
+          <w:pPr>
+            <w:pStyle w:val="TOC1"/>
+            <w:tabs>
+              <w:tab w:val="right" w:leader="dot" w:pos="10530"/>
+            </w:tabs>
+            <w:rPr>
+              <w:rFonts w:asciiTheme="minorHAnsi" w:hAnsiTheme="minorHAnsi"/>
+              <w:noProof/>
+              <w:kern w:val="2"/>
+              <w:sz w:val="24"/>
+              <w:szCs w:val="24"/>
+              <w:lang w:val="el-GR" w:eastAsia="el-GR" w:bidi="he-IL"/>
+              <w14:ligatures w14:val="standardContextual"/>
+            </w:rPr>
+          </w:pPr>
+          <w:hyperlink w:anchor="_Toc229084250" w:history="1">
+            <w:r>
+              <w:rPr>
+                <w:rStyle w:val="Hyperlink"/>
+                <w:noProof/>
+              </w:rPr>
+              <w:t>Docker Desktop με WSL integration</w:t>
+            </w:r>
+            <w:r>
+              <w:rPr>
+                <w:noProof/>
+                <w:webHidden/>
+              </w:rPr>
+              <w:tab/>
+            </w:r>
+            <w:r>
+              <w:rPr>
+                <w:noProof/>
+                <w:webHidden/>
+              </w:rPr>
+              <w:fldChar w:fldCharType="begin"/>
+            </w:r>
+            <w:r>
+              <w:rPr>
+                <w:noProof/>
+                <w:webHidden/>
+              </w:rPr>
+              <w:instrText xml:space="preserve"> PAGEREF _Toc229084250 \h </w:instrText>
+            </w:r>
+            <w:r>
+              <w:rPr>
+                <w:noProof/>
+                <w:webHidden/>
+              </w:rPr>
+            </w:r>
+            <w:r>
+              <w:rPr>
+                <w:noProof/>
+                <w:webHidden/>
+              </w:rPr>
+              <w:fldChar w:fldCharType="separate"/>
+            </w:r>
+            <w:r>
+              <w:rPr>
+                <w:noProof/>
+                <w:webHidden/>
+              </w:rPr>
+              <w:t>12</w:t>
             </w:r>
             <w:r>
               <w:rPr>
@@ -437,7 +2007,81 @@
               <w14:ligatures w14:val="standardContextual"/>
             </w:rPr>
           </w:pPr>
-          <w:hyperlink w:anchor="_Toc229083770" w:history="1">
+          <w:hyperlink w:anchor="_Toc229084251" w:history="1">
+            <w:r>
+              <w:rPr>
+                <w:rStyle w:val="Hyperlink"/>
+                <w:noProof/>
+              </w:rPr>
+              <w:t>Αρχεία</w:t>
+            </w:r>
+            <w:r>
+              <w:rPr>
+                <w:noProof/>
+                <w:webHidden/>
+              </w:rPr>
+              <w:tab/>
+            </w:r>
+            <w:r>
+              <w:rPr>
+                <w:noProof/>
+                <w:webHidden/>
+              </w:rPr>
+              <w:fldChar w:fldCharType="begin"/>
+            </w:r>
+            <w:r>
+              <w:rPr>
+                <w:noProof/>
+                <w:webHidden/>
+              </w:rPr>
+              <w:instrText xml:space="preserve"> PAGEREF _Toc229084251 \h </w:instrText>
+            </w:r>
+            <w:r>
+              <w:rPr>
+                <w:noProof/>
+                <w:webHidden/>
+              </w:rPr>
+            </w:r>
+            <w:r>
+              <w:rPr>
+                <w:noProof/>
+                <w:webHidden/>
+              </w:rPr>
+              <w:fldChar w:fldCharType="separate"/>
+            </w:r>
+            <w:r>
+              <w:rPr>
+                <w:noProof/>
+                <w:webHidden/>
+              </w:rPr>
+              <w:t>12</w:t>
+            </w:r>
+            <w:r>
+              <w:rPr>
+                <w:noProof/>
+                <w:webHidden/>
+              </w:rPr>
+              <w:fldChar w:fldCharType="end"/>
+            </w:r>
+          </w:hyperlink>
+        </w:p>
+        <w:p>
+          <w:pPr>
+            <w:pStyle w:val="TOC3"/>
+            <w:tabs>
+              <w:tab w:val="right" w:leader="dot" w:pos="10530"/>
+            </w:tabs>
+            <w:rPr>
+              <w:rFonts w:asciiTheme="minorHAnsi" w:hAnsiTheme="minorHAnsi"/>
+              <w:noProof/>
+              <w:kern w:val="2"/>
+              <w:sz w:val="24"/>
+              <w:szCs w:val="24"/>
+              <w:lang w:val="el-GR" w:eastAsia="el-GR" w:bidi="he-IL"/>
+              <w14:ligatures w14:val="standardContextual"/>
+            </w:rPr>
+          </w:pPr>
+          <w:hyperlink w:anchor="_Toc229084252" w:history="1">
             <w:r>
               <w:rPr>
                 <w:rStyle w:val="Hyperlink"/>
@@ -445,7 +2089,7 @@
                 <w:noProof/>
                 <w:shd w:val="clear" w:color="auto" w:fill="EDEDED"/>
               </w:rPr>
-              <w:t>check-wsl.ps1</w:t>
+              <w:t>verify-docker-desktop.sh</w:t>
             </w:r>
             <w:r>
               <w:rPr>
@@ -466,7 +2110,7 @@
                 <w:noProof/>
                 <w:webHidden/>
               </w:rPr>
-              <w:instrText xml:space="preserve"> PAGEREF _Toc229083770 \h </w:instrText>
+              <w:instrText xml:space="preserve"> PAGEREF _Toc229084252 \h </w:instrText>
             </w:r>
             <w:r>
               <w:rPr>
@@ -486,7 +2130,155 @@
                 <w:noProof/>
                 <w:webHidden/>
               </w:rPr>
-              <w:t>5</w:t>
+              <w:t>12</w:t>
+            </w:r>
+            <w:r>
+              <w:rPr>
+                <w:noProof/>
+                <w:webHidden/>
+              </w:rPr>
+              <w:fldChar w:fldCharType="end"/>
+            </w:r>
+          </w:hyperlink>
+        </w:p>
+        <w:p>
+          <w:pPr>
+            <w:pStyle w:val="TOC2"/>
+            <w:tabs>
+              <w:tab w:val="right" w:leader="dot" w:pos="10530"/>
+            </w:tabs>
+            <w:rPr>
+              <w:rFonts w:asciiTheme="minorHAnsi" w:hAnsiTheme="minorHAnsi"/>
+              <w:noProof/>
+              <w:kern w:val="2"/>
+              <w:sz w:val="24"/>
+              <w:szCs w:val="24"/>
+              <w:lang w:val="el-GR" w:eastAsia="el-GR" w:bidi="he-IL"/>
+              <w14:ligatures w14:val="standardContextual"/>
+            </w:rPr>
+          </w:pPr>
+          <w:hyperlink w:anchor="_Toc229084253" w:history="1">
+            <w:r>
+              <w:rPr>
+                <w:rStyle w:val="Hyperlink"/>
+                <w:noProof/>
+              </w:rPr>
+              <w:t>Εκτέλεση</w:t>
+            </w:r>
+            <w:r>
+              <w:rPr>
+                <w:noProof/>
+                <w:webHidden/>
+              </w:rPr>
+              <w:tab/>
+            </w:r>
+            <w:r>
+              <w:rPr>
+                <w:noProof/>
+                <w:webHidden/>
+              </w:rPr>
+              <w:fldChar w:fldCharType="begin"/>
+            </w:r>
+            <w:r>
+              <w:rPr>
+                <w:noProof/>
+                <w:webHidden/>
+              </w:rPr>
+              <w:instrText xml:space="preserve"> PAGEREF _Toc229084253 \h </w:instrText>
+            </w:r>
+            <w:r>
+              <w:rPr>
+                <w:noProof/>
+                <w:webHidden/>
+              </w:rPr>
+            </w:r>
+            <w:r>
+              <w:rPr>
+                <w:noProof/>
+                <w:webHidden/>
+              </w:rPr>
+              <w:fldChar w:fldCharType="separate"/>
+            </w:r>
+            <w:r>
+              <w:rPr>
+                <w:noProof/>
+                <w:webHidden/>
+              </w:rPr>
+              <w:t>12</w:t>
+            </w:r>
+            <w:r>
+              <w:rPr>
+                <w:noProof/>
+                <w:webHidden/>
+              </w:rPr>
+              <w:fldChar w:fldCharType="end"/>
+            </w:r>
+          </w:hyperlink>
+        </w:p>
+        <w:p>
+          <w:pPr>
+            <w:pStyle w:val="TOC2"/>
+            <w:tabs>
+              <w:tab w:val="right" w:leader="dot" w:pos="10530"/>
+            </w:tabs>
+            <w:rPr>
+              <w:rFonts w:asciiTheme="minorHAnsi" w:hAnsiTheme="minorHAnsi"/>
+              <w:noProof/>
+              <w:kern w:val="2"/>
+              <w:sz w:val="24"/>
+              <w:szCs w:val="24"/>
+              <w:lang w:val="el-GR" w:eastAsia="el-GR" w:bidi="he-IL"/>
+              <w14:ligatures w14:val="standardContextual"/>
+            </w:rPr>
+          </w:pPr>
+          <w:hyperlink w:anchor="_Toc229084254" w:history="1">
+            <w:r>
+              <w:rPr>
+                <w:rStyle w:val="Hyperlink"/>
+                <w:noProof/>
+              </w:rPr>
+              <w:t>Κριτήριο ολοκλήρωσης</w:t>
+            </w:r>
+            <w:r>
+              <w:rPr>
+                <w:noProof/>
+                <w:webHidden/>
+              </w:rPr>
+              <w:tab/>
+            </w:r>
+            <w:r>
+              <w:rPr>
+                <w:noProof/>
+                <w:webHidden/>
+              </w:rPr>
+              <w:fldChar w:fldCharType="begin"/>
+            </w:r>
+            <w:r>
+              <w:rPr>
+                <w:noProof/>
+                <w:webHidden/>
+              </w:rPr>
+              <w:instrText xml:space="preserve"> PAGEREF _Toc229084254 \h </w:instrText>
+            </w:r>
+            <w:r>
+              <w:rPr>
+                <w:noProof/>
+                <w:webHidden/>
+              </w:rPr>
+            </w:r>
+            <w:r>
+              <w:rPr>
+                <w:noProof/>
+                <w:webHidden/>
+              </w:rPr>
+              <w:fldChar w:fldCharType="separate"/>
+            </w:r>
+            <w:r>
+              <w:rPr>
+                <w:noProof/>
+                <w:webHidden/>
+              </w:rPr>
+              <w:t>12</w:t>
             </w:r>
             <w:r>
               <w:rPr>
@@ -513,13 +2305,13 @@
               <w14:ligatures w14:val="standardContextual"/>
             </w:rPr>
           </w:pPr>
-          <w:hyperlink w:anchor="_Toc229083771" w:history="1">
+          <w:hyperlink w:anchor="_Toc229084255" w:history="1">
             <w:r>
               <w:rPr>
                 <w:rStyle w:val="Hyperlink"/>
                 <w:noProof/>
               </w:rPr>
-              <w:t>02. Docker Desktop με WSL integration</w:t>
+              <w:t>Native Docker Engine μέσα στο WSL</w:t>
             </w:r>
             <w:r>
               <w:rPr>
@@ -540,7 +2332,7 @@
                 <w:noProof/>
                 <w:webHidden/>
               </w:rPr>
-              <w:instrText xml:space="preserve"> PAGEREF _Toc229083771 \h </w:instrText>
+              <w:instrText xml:space="preserve"> PAGEREF _Toc229084255 \h </w:instrText>
             </w:r>
             <w:r>
               <w:rPr>
@@ -560,7 +2352,7 @@
                 <w:noProof/>
                 <w:webHidden/>
               </w:rPr>
-              <w:t>6</w:t>
+              <w:t>12</w:t>
             </w:r>
             <w:r>
               <w:rPr>
@@ -587,7 +2379,81 @@
               <w14:ligatures w14:val="standardContextual"/>
             </w:rPr>
           </w:pPr>
-          <w:hyperlink w:anchor="_Toc229083772" w:history="1">
+          <w:hyperlink w:anchor="_Toc229084256" w:history="1">
+            <w:r>
+              <w:rPr>
+                <w:rStyle w:val="Hyperlink"/>
+                <w:noProof/>
+              </w:rPr>
+              <w:t>Αρχεία</w:t>
+            </w:r>
+            <w:r>
+              <w:rPr>
+                <w:noProof/>
+                <w:webHidden/>
+              </w:rPr>
+              <w:tab/>
+            </w:r>
+            <w:r>
+              <w:rPr>
+                <w:noProof/>
+                <w:webHidden/>
+              </w:rPr>
+              <w:fldChar w:fldCharType="begin"/>
+            </w:r>
+            <w:r>
+              <w:rPr>
+                <w:noProof/>
+                <w:webHidden/>
+              </w:rPr>
+              <w:instrText xml:space="preserve"> PAGEREF _Toc229084256 \h </w:instrText>
+            </w:r>
+            <w:r>
+              <w:rPr>
+                <w:noProof/>
+                <w:webHidden/>
+              </w:rPr>
+            </w:r>
+            <w:r>
+              <w:rPr>
+                <w:noProof/>
+                <w:webHidden/>
+              </w:rPr>
+              <w:fldChar w:fldCharType="separate"/>
+            </w:r>
+            <w:r>
+              <w:rPr>
+                <w:noProof/>
+                <w:webHidden/>
+              </w:rPr>
+              <w:t>13</w:t>
+            </w:r>
+            <w:r>
+              <w:rPr>
+                <w:noProof/>
+                <w:webHidden/>
+              </w:rPr>
+              <w:fldChar w:fldCharType="end"/>
+            </w:r>
+          </w:hyperlink>
+        </w:p>
+        <w:p>
+          <w:pPr>
+            <w:pStyle w:val="TOC3"/>
+            <w:tabs>
+              <w:tab w:val="right" w:leader="dot" w:pos="10530"/>
+            </w:tabs>
+            <w:rPr>
+              <w:rFonts w:asciiTheme="minorHAnsi" w:hAnsiTheme="minorHAnsi"/>
+              <w:noProof/>
+              <w:kern w:val="2"/>
+              <w:sz w:val="24"/>
+              <w:szCs w:val="24"/>
+              <w:lang w:val="el-GR" w:eastAsia="el-GR" w:bidi="he-IL"/>
+              <w14:ligatures w14:val="standardContextual"/>
+            </w:rPr>
+          </w:pPr>
+          <w:hyperlink w:anchor="_Toc229084257" w:history="1">
             <w:r>
               <w:rPr>
                 <w:rStyle w:val="Hyperlink"/>
@@ -595,7 +2461,7 @@
                 <w:noProof/>
                 <w:shd w:val="clear" w:color="auto" w:fill="EDEDED"/>
               </w:rPr>
-              <w:t>verify-docker-desktop.sh</w:t>
+              <w:t>wsl.conf.example</w:t>
             </w:r>
             <w:r>
               <w:rPr>
@@ -616,7 +2482,7 @@
                 <w:noProof/>
                 <w:webHidden/>
               </w:rPr>
-              <w:instrText xml:space="preserve"> PAGEREF _Toc229083772 \h </w:instrText>
+              <w:instrText xml:space="preserve"> PAGEREF _Toc229084257 \h </w:instrText>
             </w:r>
             <w:r>
               <w:rPr>
@@ -636,7 +2502,383 @@
                 <w:noProof/>
                 <w:webHidden/>
               </w:rPr>
-              <w:t>8</w:t>
+              <w:t>13</w:t>
+            </w:r>
+            <w:r>
+              <w:rPr>
+                <w:noProof/>
+                <w:webHidden/>
+              </w:rPr>
+              <w:fldChar w:fldCharType="end"/>
+            </w:r>
+          </w:hyperlink>
+        </w:p>
+        <w:p>
+          <w:pPr>
+            <w:pStyle w:val="TOC3"/>
+            <w:tabs>
+              <w:tab w:val="right" w:leader="dot" w:pos="10530"/>
+            </w:tabs>
+            <w:rPr>
+              <w:rFonts w:asciiTheme="minorHAnsi" w:hAnsiTheme="minorHAnsi"/>
+              <w:noProof/>
+              <w:kern w:val="2"/>
+              <w:sz w:val="24"/>
+              <w:szCs w:val="24"/>
+              <w:lang w:val="el-GR" w:eastAsia="el-GR" w:bidi="he-IL"/>
+              <w14:ligatures w14:val="standardContextual"/>
+            </w:rPr>
+          </w:pPr>
+          <w:hyperlink w:anchor="_Toc229084258" w:history="1">
+            <w:r>
+              <w:rPr>
+                <w:rStyle w:val="Hyperlink"/>
+                <w:rFonts w:ascii="Courier New" w:hAnsi="Courier New"/>
+                <w:noProof/>
+                <w:shd w:val="clear" w:color="auto" w:fill="EDEDED"/>
+              </w:rPr>
+              <w:t>restart-wsl.ps1</w:t>
+            </w:r>
+            <w:r>
+              <w:rPr>
+                <w:noProof/>
+                <w:webHidden/>
+              </w:rPr>
+              <w:tab/>
+            </w:r>
+            <w:r>
+              <w:rPr>
+                <w:noProof/>
+                <w:webHidden/>
+              </w:rPr>
+              <w:fldChar w:fldCharType="begin"/>
+            </w:r>
+            <w:r>
+              <w:rPr>
+                <w:noProof/>
+                <w:webHidden/>
+              </w:rPr>
+              <w:instrText xml:space="preserve"> PAGEREF _Toc229084258 \h </w:instrText>
+            </w:r>
+            <w:r>
+              <w:rPr>
+                <w:noProof/>
+                <w:webHidden/>
+              </w:rPr>
+            </w:r>
+            <w:r>
+              <w:rPr>
+                <w:noProof/>
+                <w:webHidden/>
+              </w:rPr>
+              <w:fldChar w:fldCharType="separate"/>
+            </w:r>
+            <w:r>
+              <w:rPr>
+                <w:noProof/>
+                <w:webHidden/>
+              </w:rPr>
+              <w:t>13</w:t>
+            </w:r>
+            <w:r>
+              <w:rPr>
+                <w:noProof/>
+                <w:webHidden/>
+              </w:rPr>
+              <w:fldChar w:fldCharType="end"/>
+            </w:r>
+          </w:hyperlink>
+        </w:p>
+        <w:p>
+          <w:pPr>
+            <w:pStyle w:val="TOC3"/>
+            <w:tabs>
+              <w:tab w:val="right" w:leader="dot" w:pos="10530"/>
+            </w:tabs>
+            <w:rPr>
+              <w:rFonts w:asciiTheme="minorHAnsi" w:hAnsiTheme="minorHAnsi"/>
+              <w:noProof/>
+              <w:kern w:val="2"/>
+              <w:sz w:val="24"/>
+              <w:szCs w:val="24"/>
+              <w:lang w:val="el-GR" w:eastAsia="el-GR" w:bidi="he-IL"/>
+              <w14:ligatures w14:val="standardContextual"/>
+            </w:rPr>
+          </w:pPr>
+          <w:hyperlink w:anchor="_Toc229084259" w:history="1">
+            <w:r>
+              <w:rPr>
+                <w:rStyle w:val="Hyperlink"/>
+                <w:rFonts w:ascii="Courier New" w:hAnsi="Courier New"/>
+                <w:noProof/>
+                <w:shd w:val="clear" w:color="auto" w:fill="EDEDED"/>
+              </w:rPr>
+              <w:t>install-docker-engine.sh</w:t>
+            </w:r>
+            <w:r>
+              <w:rPr>
+                <w:noProof/>
+                <w:webHidden/>
+              </w:rPr>
+              <w:tab/>
+            </w:r>
+            <w:r>
+              <w:rPr>
+                <w:noProof/>
+                <w:webHidden/>
+              </w:rPr>
+              <w:fldChar w:fldCharType="begin"/>
+            </w:r>
+            <w:r>
+              <w:rPr>
+                <w:noProof/>
+                <w:webHidden/>
+              </w:rPr>
+              <w:instrText xml:space="preserve"> PAGEREF _Toc229084259 \h </w:instrText>
+            </w:r>
+            <w:r>
+              <w:rPr>
+                <w:noProof/>
+                <w:webHidden/>
+              </w:rPr>
+            </w:r>
+            <w:r>
+              <w:rPr>
+                <w:noProof/>
+                <w:webHidden/>
+              </w:rPr>
+              <w:fldChar w:fldCharType="separate"/>
+            </w:r>
+            <w:r>
+              <w:rPr>
+                <w:noProof/>
+                <w:webHidden/>
+              </w:rPr>
+              <w:t>13</w:t>
+            </w:r>
+            <w:r>
+              <w:rPr>
+                <w:noProof/>
+                <w:webHidden/>
+              </w:rPr>
+              <w:fldChar w:fldCharType="end"/>
+            </w:r>
+          </w:hyperlink>
+        </w:p>
+        <w:p>
+          <w:pPr>
+            <w:pStyle w:val="TOC3"/>
+            <w:tabs>
+              <w:tab w:val="right" w:leader="dot" w:pos="10530"/>
+            </w:tabs>
+            <w:rPr>
+              <w:rFonts w:asciiTheme="minorHAnsi" w:hAnsiTheme="minorHAnsi"/>
+              <w:noProof/>
+              <w:kern w:val="2"/>
+              <w:sz w:val="24"/>
+              <w:szCs w:val="24"/>
+              <w:lang w:val="el-GR" w:eastAsia="el-GR" w:bidi="he-IL"/>
+              <w14:ligatures w14:val="standardContextual"/>
+            </w:rPr>
+          </w:pPr>
+          <w:hyperlink w:anchor="_Toc229084260" w:history="1">
+            <w:r>
+              <w:rPr>
+                <w:rStyle w:val="Hyperlink"/>
+                <w:rFonts w:ascii="Courier New" w:hAnsi="Courier New"/>
+                <w:noProof/>
+                <w:shd w:val="clear" w:color="auto" w:fill="EDEDED"/>
+              </w:rPr>
+              <w:t>verify-docker.sh</w:t>
+            </w:r>
+            <w:r>
+              <w:rPr>
+                <w:noProof/>
+                <w:webHidden/>
+              </w:rPr>
+              <w:tab/>
+            </w:r>
+            <w:r>
+              <w:rPr>
+                <w:noProof/>
+                <w:webHidden/>
+              </w:rPr>
+              <w:fldChar w:fldCharType="begin"/>
+            </w:r>
+            <w:r>
+              <w:rPr>
+                <w:noProof/>
+                <w:webHidden/>
+              </w:rPr>
+              <w:instrText xml:space="preserve"> PAGEREF _Toc229084260 \h </w:instrText>
+            </w:r>
+            <w:r>
+              <w:rPr>
+                <w:noProof/>
+                <w:webHidden/>
+              </w:rPr>
+            </w:r>
+            <w:r>
+              <w:rPr>
+                <w:noProof/>
+                <w:webHidden/>
+              </w:rPr>
+              <w:fldChar w:fldCharType="separate"/>
+            </w:r>
+            <w:r>
+              <w:rPr>
+                <w:noProof/>
+                <w:webHidden/>
+              </w:rPr>
+              <w:t>13</w:t>
+            </w:r>
+            <w:r>
+              <w:rPr>
+                <w:noProof/>
+                <w:webHidden/>
+              </w:rPr>
+              <w:fldChar w:fldCharType="end"/>
+            </w:r>
+          </w:hyperlink>
+        </w:p>
+        <w:p>
+          <w:pPr>
+            <w:pStyle w:val="TOC2"/>
+            <w:tabs>
+              <w:tab w:val="right" w:leader="dot" w:pos="10530"/>
+            </w:tabs>
+            <w:rPr>
+              <w:rFonts w:asciiTheme="minorHAnsi" w:hAnsiTheme="minorHAnsi"/>
+              <w:noProof/>
+              <w:kern w:val="2"/>
+              <w:sz w:val="24"/>
+              <w:szCs w:val="24"/>
+              <w:lang w:val="el-GR" w:eastAsia="el-GR" w:bidi="he-IL"/>
+              <w14:ligatures w14:val="standardContextual"/>
+            </w:rPr>
+          </w:pPr>
+          <w:hyperlink w:anchor="_Toc229084261" w:history="1">
+            <w:r>
+              <w:rPr>
+                <w:rStyle w:val="Hyperlink"/>
+                <w:noProof/>
+              </w:rPr>
+              <w:t>Εκτέλεση</w:t>
+            </w:r>
+            <w:r>
+              <w:rPr>
+                <w:noProof/>
+                <w:webHidden/>
+              </w:rPr>
+              <w:tab/>
+            </w:r>
+            <w:r>
+              <w:rPr>
+                <w:noProof/>
+                <w:webHidden/>
+              </w:rPr>
+              <w:fldChar w:fldCharType="begin"/>
+            </w:r>
+            <w:r>
+              <w:rPr>
+                <w:noProof/>
+                <w:webHidden/>
+              </w:rPr>
+              <w:instrText xml:space="preserve"> PAGEREF _Toc229084261 \h </w:instrText>
+            </w:r>
+            <w:r>
+              <w:rPr>
+                <w:noProof/>
+                <w:webHidden/>
+              </w:rPr>
+            </w:r>
+            <w:r>
+              <w:rPr>
+                <w:noProof/>
+                <w:webHidden/>
+              </w:rPr>
+              <w:fldChar w:fldCharType="separate"/>
+            </w:r>
+            <w:r>
+              <w:rPr>
+                <w:noProof/>
+                <w:webHidden/>
+              </w:rPr>
+              <w:t>13</w:t>
+            </w:r>
+            <w:r>
+              <w:rPr>
+                <w:noProof/>
+                <w:webHidden/>
+              </w:rPr>
+              <w:fldChar w:fldCharType="end"/>
+            </w:r>
+          </w:hyperlink>
+        </w:p>
+        <w:p>
+          <w:pPr>
+            <w:pStyle w:val="TOC2"/>
+            <w:tabs>
+              <w:tab w:val="right" w:leader="dot" w:pos="10530"/>
+            </w:tabs>
+            <w:rPr>
+              <w:rFonts w:asciiTheme="minorHAnsi" w:hAnsiTheme="minorHAnsi"/>
+              <w:noProof/>
+              <w:kern w:val="2"/>
+              <w:sz w:val="24"/>
+              <w:szCs w:val="24"/>
+              <w:lang w:val="el-GR" w:eastAsia="el-GR" w:bidi="he-IL"/>
+              <w14:ligatures w14:val="standardContextual"/>
+            </w:rPr>
+          </w:pPr>
+          <w:hyperlink w:anchor="_Toc229084262" w:history="1">
+            <w:r>
+              <w:rPr>
+                <w:rStyle w:val="Hyperlink"/>
+                <w:noProof/>
+              </w:rPr>
+              <w:t>Κριτήριο ολοκλήρωσης</w:t>
+            </w:r>
+            <w:r>
+              <w:rPr>
+                <w:noProof/>
+                <w:webHidden/>
+              </w:rPr>
+              <w:tab/>
+            </w:r>
+            <w:r>
+              <w:rPr>
+                <w:noProof/>
+                <w:webHidden/>
+              </w:rPr>
+              <w:fldChar w:fldCharType="begin"/>
+            </w:r>
+            <w:r>
+              <w:rPr>
+                <w:noProof/>
+                <w:webHidden/>
+              </w:rPr>
+              <w:instrText xml:space="preserve"> PAGEREF _Toc229084262 \h </w:instrText>
+            </w:r>
+            <w:r>
+              <w:rPr>
+                <w:noProof/>
+                <w:webHidden/>
+              </w:rPr>
+            </w:r>
+            <w:r>
+              <w:rPr>
+                <w:noProof/>
+                <w:webHidden/>
+              </w:rPr>
+              <w:fldChar w:fldCharType="separate"/>
+            </w:r>
+            <w:r>
+              <w:rPr>
+                <w:noProof/>
+                <w:webHidden/>
+              </w:rPr>
+              <w:t>13</w:t>
             </w:r>
             <w:r>
               <w:rPr>
@@ -663,13 +2905,13 @@
               <w14:ligatures w14:val="standardContextual"/>
             </w:rPr>
           </w:pPr>
-          <w:hyperlink w:anchor="_Toc229083773" w:history="1">
+          <w:hyperlink w:anchor="_Toc229084263" w:history="1">
             <w:r>
               <w:rPr>
                 <w:rStyle w:val="Hyperlink"/>
                 <w:noProof/>
               </w:rPr>
-              <w:t>03. Native Docker Engine μέσα στο WSL</w:t>
+              <w:t>Τελικός έλεγχος και local clone</w:t>
             </w:r>
             <w:r>
               <w:rPr>
@@ -690,7 +2932,7 @@
                 <w:noProof/>
                 <w:webHidden/>
               </w:rPr>
-              <w:instrText xml:space="preserve"> PAGEREF _Toc229083773 \h </w:instrText>
+              <w:instrText xml:space="preserve"> PAGEREF _Toc229084263 \h </w:instrText>
             </w:r>
             <w:r>
               <w:rPr>
@@ -710,7 +2952,7 @@
                 <w:noProof/>
                 <w:webHidden/>
               </w:rPr>
-              <w:t>9</w:t>
+              <w:t>14</w:t>
             </w:r>
             <w:r>
               <w:rPr>
@@ -737,7 +2979,81 @@
               <w14:ligatures w14:val="standardContextual"/>
             </w:rPr>
           </w:pPr>
-          <w:hyperlink w:anchor="_Toc229083774" w:history="1">
+          <w:hyperlink w:anchor="_Toc229084264" w:history="1">
+            <w:r>
+              <w:rPr>
+                <w:rStyle w:val="Hyperlink"/>
+                <w:noProof/>
+              </w:rPr>
+              <w:t>Αρχεία</w:t>
+            </w:r>
+            <w:r>
+              <w:rPr>
+                <w:noProof/>
+                <w:webHidden/>
+              </w:rPr>
+              <w:tab/>
+            </w:r>
+            <w:r>
+              <w:rPr>
+                <w:noProof/>
+                <w:webHidden/>
+              </w:rPr>
+              <w:fldChar w:fldCharType="begin"/>
+            </w:r>
+            <w:r>
+              <w:rPr>
+                <w:noProof/>
+                <w:webHidden/>
+              </w:rPr>
+              <w:instrText xml:space="preserve"> PAGEREF _Toc229084264 \h </w:instrText>
+            </w:r>
+            <w:r>
+              <w:rPr>
+                <w:noProof/>
+                <w:webHidden/>
+              </w:rPr>
+            </w:r>
+            <w:r>
+              <w:rPr>
+                <w:noProof/>
+                <w:webHidden/>
+              </w:rPr>
+              <w:fldChar w:fldCharType="separate"/>
+            </w:r>
+            <w:r>
+              <w:rPr>
+                <w:noProof/>
+                <w:webHidden/>
+              </w:rPr>
+              <w:t>14</w:t>
+            </w:r>
+            <w:r>
+              <w:rPr>
+                <w:noProof/>
+                <w:webHidden/>
+              </w:rPr>
+              <w:fldChar w:fldCharType="end"/>
+            </w:r>
+          </w:hyperlink>
+        </w:p>
+        <w:p>
+          <w:pPr>
+            <w:pStyle w:val="TOC3"/>
+            <w:tabs>
+              <w:tab w:val="right" w:leader="dot" w:pos="10530"/>
+            </w:tabs>
+            <w:rPr>
+              <w:rFonts w:asciiTheme="minorHAnsi" w:hAnsiTheme="minorHAnsi"/>
+              <w:noProof/>
+              <w:kern w:val="2"/>
+              <w:sz w:val="24"/>
+              <w:szCs w:val="24"/>
+              <w:lang w:val="el-GR" w:eastAsia="el-GR" w:bidi="he-IL"/>
+              <w14:ligatures w14:val="standardContextual"/>
+            </w:rPr>
+          </w:pPr>
+          <w:hyperlink w:anchor="_Toc229084265" w:history="1">
             <w:r>
               <w:rPr>
                 <w:rStyle w:val="Hyperlink"/>
@@ -745,7 +3061,7 @@
                 <w:noProof/>
                 <w:shd w:val="clear" w:color="auto" w:fill="EDEDED"/>
               </w:rPr>
-              <w:t>wsl.conf.example</w:t>
+              <w:t>clone-cloud-uth.sh</w:t>
             </w:r>
             <w:r>
               <w:rPr>
@@ -766,7 +3082,7 @@
                 <w:noProof/>
                 <w:webHidden/>
               </w:rPr>
-              <w:instrText xml:space="preserve"> PAGEREF _Toc229083774 \h </w:instrText>
+              <w:instrText xml:space="preserve"> PAGEREF _Toc229084265 \h </w:instrText>
             </w:r>
             <w:r>
               <w:rPr>
@@ -786,7 +3102,83 @@
                 <w:noProof/>
                 <w:webHidden/>
               </w:rPr>
-              <w:t>9</w:t>
+              <w:t>14</w:t>
+            </w:r>
+            <w:r>
+              <w:rPr>
+                <w:noProof/>
+                <w:webHidden/>
+              </w:rPr>
+              <w:fldChar w:fldCharType="end"/>
+            </w:r>
+          </w:hyperlink>
+        </w:p>
+        <w:p>
+          <w:pPr>
+            <w:pStyle w:val="TOC3"/>
+            <w:tabs>
+              <w:tab w:val="right" w:leader="dot" w:pos="10530"/>
+            </w:tabs>
+            <w:rPr>
+              <w:rFonts w:asciiTheme="minorHAnsi" w:hAnsiTheme="minorHAnsi"/>
+              <w:noProof/>
+              <w:kern w:val="2"/>
+              <w:sz w:val="24"/>
+              <w:szCs w:val="24"/>
+              <w:lang w:val="el-GR" w:eastAsia="el-GR" w:bidi="he-IL"/>
+              <w14:ligatures w14:val="standardContextual"/>
+            </w:rPr>
+          </w:pPr>
+          <w:hyperlink w:anchor="_Toc229084266" w:history="1">
+            <w:r>
+              <w:rPr>
+                <w:rStyle w:val="Hyperlink"/>
+                <w:rFonts w:ascii="Courier New" w:hAnsi="Courier New"/>
+                <w:noProof/>
+                <w:shd w:val="clear" w:color="auto" w:fill="EDEDED"/>
+              </w:rPr>
+              <w:t>verify-workstation.sh</w:t>
+            </w:r>
+            <w:r>
+              <w:rPr>
+                <w:noProof/>
+                <w:webHidden/>
+              </w:rPr>
+              <w:tab/>
+            </w:r>
+            <w:r>
+              <w:rPr>
+                <w:noProof/>
+                <w:webHidden/>
+              </w:rPr>
+              <w:fldChar w:fldCharType="begin"/>
+            </w:r>
+            <w:r>
+              <w:rPr>
+                <w:noProof/>
+                <w:webHidden/>
+              </w:rPr>
+              <w:instrText xml:space="preserve"> PAGEREF _Toc229084266 \h </w:instrText>
+            </w:r>
+            <w:r>
+              <w:rPr>
+                <w:noProof/>
+                <w:webHidden/>
+              </w:rPr>
+            </w:r>
+            <w:r>
+              <w:rPr>
+                <w:noProof/>
+                <w:webHidden/>
+              </w:rPr>
+              <w:fldChar w:fldCharType="separate"/>
+            </w:r>
+            <w:r>
+              <w:rPr>
+                <w:noProof/>
+                <w:webHidden/>
+              </w:rPr>
+              <w:t>14</w:t>
             </w:r>
             <w:r>
               <w:rPr>
@@ -813,15 +3205,13 @@
               <w14:ligatures w14:val="standardContextual"/>
             </w:rPr>
           </w:pPr>
-          <w:hyperlink w:anchor="_Toc229083775" w:history="1">
+          <w:hyperlink w:anchor="_Toc229084267" w:history="1">
             <w:r>
               <w:rPr>
                 <w:rStyle w:val="Hyperlink"/>
-                <w:rFonts w:ascii="Courier New" w:hAnsi="Courier New"/>
-                <w:noProof/>
-                <w:shd w:val="clear" w:color="auto" w:fill="EDEDED"/>
-              </w:rPr>
-              <w:t>restart-wsl.ps1</w:t>
+                <w:noProof/>
+              </w:rPr>
+              <w:t>Εκτέλεση</w:t>
             </w:r>
             <w:r>
               <w:rPr>
@@ -842,7 +3232,7 @@
                 <w:noProof/>
                 <w:webHidden/>
               </w:rPr>
-              <w:instrText xml:space="preserve"> PAGEREF _Toc229083775 \h </w:instrText>
+              <w:instrText xml:space="preserve"> PAGEREF _Toc229084267 \h </w:instrText>
             </w:r>
             <w:r>
               <w:rPr>
@@ -862,7 +3252,7 @@
                 <w:noProof/>
                 <w:webHidden/>
               </w:rPr>
-              <w:t>9</w:t>
+              <w:t>14</w:t>
             </w:r>
             <w:r>
               <w:rPr>
@@ -889,15 +3279,13 @@
               <w14:ligatures w14:val="standardContextual"/>
             </w:rPr>
           </w:pPr>
-          <w:hyperlink w:anchor="_Toc229083776" w:history="1">
+          <w:hyperlink w:anchor="_Toc229084268" w:history="1">
             <w:r>
               <w:rPr>
                 <w:rStyle w:val="Hyperlink"/>
-                <w:rFonts w:ascii="Courier New" w:hAnsi="Courier New"/>
-                <w:noProof/>
-                <w:shd w:val="clear" w:color="auto" w:fill="EDEDED"/>
-              </w:rPr>
-              <w:t>install-docker-engine.sh</w:t>
+                <w:noProof/>
+              </w:rPr>
+              <w:t>Κριτήριο ολοκλήρωσης</w:t>
             </w:r>
             <w:r>
               <w:rPr>
@@ -918,2107 +3306,7 @@
                 <w:noProof/>
                 <w:webHidden/>
               </w:rPr>
-              <w:instrText xml:space="preserve"> PAGEREF _Toc229083776 \h </w:instrText>
-            </w:r>
-            <w:r>
-              <w:rPr>
-                <w:noProof/>
-                <w:webHidden/>
-              </w:rPr>
-            </w:r>
-            <w:r>
-              <w:rPr>
-                <w:noProof/>
-                <w:webHidden/>
-              </w:rPr>
-              <w:fldChar w:fldCharType="separate"/>
-            </w:r>
-            <w:r>
-              <w:rPr>
-                <w:noProof/>
-                <w:webHidden/>
-              </w:rPr>
-              <w:t>9</w:t>
-            </w:r>
-            <w:r>
-              <w:rPr>
-                <w:noProof/>
-                <w:webHidden/>
-              </w:rPr>
-              <w:fldChar w:fldCharType="end"/>
-            </w:r>
-          </w:hyperlink>
-        </w:p>
-        <w:p>
-          <w:pPr>
-            <w:pStyle w:val="TOC2"/>
-            <w:tabs>
-              <w:tab w:val="right" w:leader="dot" w:pos="10530"/>
-            </w:tabs>
-            <w:rPr>
-              <w:rFonts w:asciiTheme="minorHAnsi" w:hAnsiTheme="minorHAnsi"/>
-              <w:noProof/>
-              <w:kern w:val="2"/>
-              <w:sz w:val="24"/>
-              <w:szCs w:val="24"/>
-              <w:lang w:val="el-GR" w:eastAsia="el-GR" w:bidi="he-IL"/>
-              <w14:ligatures w14:val="standardContextual"/>
-            </w:rPr>
-          </w:pPr>
-          <w:hyperlink w:anchor="_Toc229083777" w:history="1">
-            <w:r>
-              <w:rPr>
-                <w:rStyle w:val="Hyperlink"/>
-                <w:rFonts w:ascii="Courier New" w:hAnsi="Courier New"/>
-                <w:noProof/>
-                <w:shd w:val="clear" w:color="auto" w:fill="EDEDED"/>
-              </w:rPr>
-              <w:t>verify-docker.sh</w:t>
-            </w:r>
-            <w:r>
-              <w:rPr>
-                <w:noProof/>
-                <w:webHidden/>
-              </w:rPr>
-              <w:tab/>
-            </w:r>
-            <w:r>
-              <w:rPr>
-                <w:noProof/>
-                <w:webHidden/>
-              </w:rPr>
-              <w:fldChar w:fldCharType="begin"/>
-            </w:r>
-            <w:r>
-              <w:rPr>
-                <w:noProof/>
-                <w:webHidden/>
-              </w:rPr>
-              <w:instrText xml:space="preserve"> PAGEREF _Toc229083777 \h </w:instrText>
-            </w:r>
-            <w:r>
-              <w:rPr>
-                <w:noProof/>
-                <w:webHidden/>
-              </w:rPr>
-            </w:r>
-            <w:r>
-              <w:rPr>
-                <w:noProof/>
-                <w:webHidden/>
-              </w:rPr>
-              <w:fldChar w:fldCharType="separate"/>
-            </w:r>
-            <w:r>
-              <w:rPr>
-                <w:noProof/>
-                <w:webHidden/>
-              </w:rPr>
-              <w:t>10</w:t>
-            </w:r>
-            <w:r>
-              <w:rPr>
-                <w:noProof/>
-                <w:webHidden/>
-              </w:rPr>
-              <w:fldChar w:fldCharType="end"/>
-            </w:r>
-          </w:hyperlink>
-        </w:p>
-        <w:p>
-          <w:pPr>
-            <w:pStyle w:val="TOC1"/>
-            <w:tabs>
-              <w:tab w:val="right" w:leader="dot" w:pos="10530"/>
-            </w:tabs>
-            <w:rPr>
-              <w:rFonts w:asciiTheme="minorHAnsi" w:hAnsiTheme="minorHAnsi"/>
-              <w:noProof/>
-              <w:kern w:val="2"/>
-              <w:sz w:val="24"/>
-              <w:szCs w:val="24"/>
-              <w:lang w:val="el-GR" w:eastAsia="el-GR" w:bidi="he-IL"/>
-              <w14:ligatures w14:val="standardContextual"/>
-            </w:rPr>
-          </w:pPr>
-          <w:hyperlink w:anchor="_Toc229083778" w:history="1">
-            <w:r>
-              <w:rPr>
-                <w:rStyle w:val="Hyperlink"/>
-                <w:noProof/>
-              </w:rPr>
-              <w:t>04. Τελικός έλεγχος και τοπικό clone</w:t>
-            </w:r>
-            <w:r>
-              <w:rPr>
-                <w:noProof/>
-                <w:webHidden/>
-              </w:rPr>
-              <w:tab/>
-            </w:r>
-            <w:r>
-              <w:rPr>
-                <w:noProof/>
-                <w:webHidden/>
-              </w:rPr>
-              <w:fldChar w:fldCharType="begin"/>
-            </w:r>
-            <w:r>
-              <w:rPr>
-                <w:noProof/>
-                <w:webHidden/>
-              </w:rPr>
-              <w:instrText xml:space="preserve"> PAGEREF _Toc229083778 \h </w:instrText>
-            </w:r>
-            <w:r>
-              <w:rPr>
-                <w:noProof/>
-                <w:webHidden/>
-              </w:rPr>
-            </w:r>
-            <w:r>
-              <w:rPr>
-                <w:noProof/>
-                <w:webHidden/>
-              </w:rPr>
-              <w:fldChar w:fldCharType="separate"/>
-            </w:r>
-            <w:r>
-              <w:rPr>
-                <w:noProof/>
-                <w:webHidden/>
-              </w:rPr>
-              <w:t>10</w:t>
-            </w:r>
-            <w:r>
-              <w:rPr>
-                <w:noProof/>
-                <w:webHidden/>
-              </w:rPr>
-              <w:fldChar w:fldCharType="end"/>
-            </w:r>
-          </w:hyperlink>
-        </w:p>
-        <w:p>
-          <w:pPr>
-            <w:pStyle w:val="TOC2"/>
-            <w:tabs>
-              <w:tab w:val="right" w:leader="dot" w:pos="10530"/>
-            </w:tabs>
-            <w:rPr>
-              <w:rFonts w:asciiTheme="minorHAnsi" w:hAnsiTheme="minorHAnsi"/>
-              <w:noProof/>
-              <w:kern w:val="2"/>
-              <w:sz w:val="24"/>
-              <w:szCs w:val="24"/>
-              <w:lang w:val="el-GR" w:eastAsia="el-GR" w:bidi="he-IL"/>
-              <w14:ligatures w14:val="standardContextual"/>
-            </w:rPr>
-          </w:pPr>
-          <w:hyperlink w:anchor="_Toc229083779" w:history="1">
-            <w:r>
-              <w:rPr>
-                <w:rStyle w:val="Hyperlink"/>
-                <w:rFonts w:ascii="Courier New" w:hAnsi="Courier New"/>
-                <w:noProof/>
-                <w:shd w:val="clear" w:color="auto" w:fill="EDEDED"/>
-              </w:rPr>
-              <w:t>clone-cloud-uth.sh</w:t>
-            </w:r>
-            <w:r>
-              <w:rPr>
-                <w:noProof/>
-                <w:webHidden/>
-              </w:rPr>
-              <w:tab/>
-            </w:r>
-            <w:r>
-              <w:rPr>
-                <w:noProof/>
-                <w:webHidden/>
-              </w:rPr>
-              <w:fldChar w:fldCharType="begin"/>
-            </w:r>
-            <w:r>
-              <w:rPr>
-                <w:noProof/>
-                <w:webHidden/>
-              </w:rPr>
-              <w:instrText xml:space="preserve"> PAGEREF _Toc229083779 \h </w:instrText>
-            </w:r>
-            <w:r>
-              <w:rPr>
-                <w:noProof/>
-                <w:webHidden/>
-              </w:rPr>
-            </w:r>
-            <w:r>
-              <w:rPr>
-                <w:noProof/>
-                <w:webHidden/>
-              </w:rPr>
-              <w:fldChar w:fldCharType="separate"/>
-            </w:r>
-            <w:r>
-              <w:rPr>
-                <w:noProof/>
-                <w:webHidden/>
-              </w:rPr>
-              <w:t>10</w:t>
-            </w:r>
-            <w:r>
-              <w:rPr>
-                <w:noProof/>
-                <w:webHidden/>
-              </w:rPr>
-              <w:fldChar w:fldCharType="end"/>
-            </w:r>
-          </w:hyperlink>
-        </w:p>
-        <w:p>
-          <w:pPr>
-            <w:pStyle w:val="TOC2"/>
-            <w:tabs>
-              <w:tab w:val="right" w:leader="dot" w:pos="10530"/>
-            </w:tabs>
-            <w:rPr>
-              <w:rFonts w:asciiTheme="minorHAnsi" w:hAnsiTheme="minorHAnsi"/>
-              <w:noProof/>
-              <w:kern w:val="2"/>
-              <w:sz w:val="24"/>
-              <w:szCs w:val="24"/>
-              <w:lang w:val="el-GR" w:eastAsia="el-GR" w:bidi="he-IL"/>
-              <w14:ligatures w14:val="standardContextual"/>
-            </w:rPr>
-          </w:pPr>
-          <w:hyperlink w:anchor="_Toc229083780" w:history="1">
-            <w:r>
-              <w:rPr>
-                <w:rStyle w:val="Hyperlink"/>
-                <w:rFonts w:ascii="Courier New" w:hAnsi="Courier New"/>
-                <w:noProof/>
-                <w:shd w:val="clear" w:color="auto" w:fill="EDEDED"/>
-              </w:rPr>
-              <w:t>verify-workstation.sh</w:t>
-            </w:r>
-            <w:r>
-              <w:rPr>
-                <w:noProof/>
-                <w:webHidden/>
-              </w:rPr>
-              <w:tab/>
-            </w:r>
-            <w:r>
-              <w:rPr>
-                <w:noProof/>
-                <w:webHidden/>
-              </w:rPr>
-              <w:fldChar w:fldCharType="begin"/>
-            </w:r>
-            <w:r>
-              <w:rPr>
-                <w:noProof/>
-                <w:webHidden/>
-              </w:rPr>
-              <w:instrText xml:space="preserve"> PAGEREF _Toc229083780 \h </w:instrText>
-            </w:r>
-            <w:r>
-              <w:rPr>
-                <w:noProof/>
-                <w:webHidden/>
-              </w:rPr>
-            </w:r>
-            <w:r>
-              <w:rPr>
-                <w:noProof/>
-                <w:webHidden/>
-              </w:rPr>
-              <w:fldChar w:fldCharType="separate"/>
-            </w:r>
-            <w:r>
-              <w:rPr>
-                <w:noProof/>
-                <w:webHidden/>
-              </w:rPr>
-              <w:t>10</w:t>
-            </w:r>
-            <w:r>
-              <w:rPr>
-                <w:noProof/>
-                <w:webHidden/>
-              </w:rPr>
-              <w:fldChar w:fldCharType="end"/>
-            </w:r>
-          </w:hyperlink>
-        </w:p>
-        <w:p>
-          <w:pPr>
-            <w:pStyle w:val="TOC1"/>
-            <w:tabs>
-              <w:tab w:val="right" w:leader="dot" w:pos="10530"/>
-            </w:tabs>
-            <w:rPr>
-              <w:rFonts w:asciiTheme="minorHAnsi" w:hAnsiTheme="minorHAnsi"/>
-              <w:noProof/>
-              <w:kern w:val="2"/>
-              <w:sz w:val="24"/>
-              <w:szCs w:val="24"/>
-              <w:lang w:val="el-GR" w:eastAsia="el-GR" w:bidi="he-IL"/>
-              <w14:ligatures w14:val="standardContextual"/>
-            </w:rPr>
-          </w:pPr>
-          <w:hyperlink w:anchor="_Toc229083781" w:history="1">
-            <w:r>
-              <w:rPr>
-                <w:rStyle w:val="Hyperlink"/>
-                <w:noProof/>
-              </w:rPr>
-              <w:t>Τι θεωρείται ολοκληρωμένο</w:t>
-            </w:r>
-            <w:r>
-              <w:rPr>
-                <w:noProof/>
-                <w:webHidden/>
-              </w:rPr>
-              <w:tab/>
-            </w:r>
-            <w:r>
-              <w:rPr>
-                <w:noProof/>
-                <w:webHidden/>
-              </w:rPr>
-              <w:fldChar w:fldCharType="begin"/>
-            </w:r>
-            <w:r>
-              <w:rPr>
-                <w:noProof/>
-                <w:webHidden/>
-              </w:rPr>
-              <w:instrText xml:space="preserve"> PAGEREF _Toc229083781 \h </w:instrText>
-            </w:r>
-            <w:r>
-              <w:rPr>
-                <w:noProof/>
-                <w:webHidden/>
-              </w:rPr>
-            </w:r>
-            <w:r>
-              <w:rPr>
-                <w:noProof/>
-                <w:webHidden/>
-              </w:rPr>
-              <w:fldChar w:fldCharType="separate"/>
-            </w:r>
-            <w:r>
-              <w:rPr>
-                <w:noProof/>
-                <w:webHidden/>
-              </w:rPr>
-              <w:t>11</w:t>
-            </w:r>
-            <w:r>
-              <w:rPr>
-                <w:noProof/>
-                <w:webHidden/>
-              </w:rPr>
-              <w:fldChar w:fldCharType="end"/>
-            </w:r>
-          </w:hyperlink>
-        </w:p>
-        <w:p>
-          <w:pPr>
-            <w:pStyle w:val="TOC1"/>
-            <w:tabs>
-              <w:tab w:val="right" w:leader="dot" w:pos="10530"/>
-            </w:tabs>
-            <w:rPr>
-              <w:rFonts w:asciiTheme="minorHAnsi" w:hAnsiTheme="minorHAnsi"/>
-              <w:noProof/>
-              <w:kern w:val="2"/>
-              <w:sz w:val="24"/>
-              <w:szCs w:val="24"/>
-              <w:lang w:val="el-GR" w:eastAsia="el-GR" w:bidi="he-IL"/>
-              <w14:ligatures w14:val="standardContextual"/>
-            </w:rPr>
-          </w:pPr>
-          <w:hyperlink w:anchor="_Toc229083782" w:history="1">
-            <w:r>
-              <w:rPr>
-                <w:rStyle w:val="Hyperlink"/>
-                <w:noProof/>
-              </w:rPr>
-              <w:t>Αρχεία</w:t>
-            </w:r>
-            <w:r>
-              <w:rPr>
-                <w:noProof/>
-                <w:webHidden/>
-              </w:rPr>
-              <w:tab/>
-            </w:r>
-            <w:r>
-              <w:rPr>
-                <w:noProof/>
-                <w:webHidden/>
-              </w:rPr>
-              <w:fldChar w:fldCharType="begin"/>
-            </w:r>
-            <w:r>
-              <w:rPr>
-                <w:noProof/>
-                <w:webHidden/>
-              </w:rPr>
-              <w:instrText xml:space="preserve"> PAGEREF _Toc229083782 \h </w:instrText>
-            </w:r>
-            <w:r>
-              <w:rPr>
-                <w:noProof/>
-                <w:webHidden/>
-              </w:rPr>
-            </w:r>
-            <w:r>
-              <w:rPr>
-                <w:noProof/>
-                <w:webHidden/>
-              </w:rPr>
-              <w:fldChar w:fldCharType="separate"/>
-            </w:r>
-            <w:r>
-              <w:rPr>
-                <w:noProof/>
-                <w:webHidden/>
-              </w:rPr>
-              <w:t>11</w:t>
-            </w:r>
-            <w:r>
-              <w:rPr>
-                <w:noProof/>
-                <w:webHidden/>
-              </w:rPr>
-              <w:fldChar w:fldCharType="end"/>
-            </w:r>
-          </w:hyperlink>
-        </w:p>
-        <w:p>
-          <w:pPr>
-            <w:pStyle w:val="TOC2"/>
-            <w:tabs>
-              <w:tab w:val="right" w:leader="dot" w:pos="10530"/>
-            </w:tabs>
-            <w:rPr>
-              <w:rFonts w:asciiTheme="minorHAnsi" w:hAnsiTheme="minorHAnsi"/>
-              <w:noProof/>
-              <w:kern w:val="2"/>
-              <w:sz w:val="24"/>
-              <w:szCs w:val="24"/>
-              <w:lang w:val="el-GR" w:eastAsia="el-GR" w:bidi="he-IL"/>
-              <w14:ligatures w14:val="standardContextual"/>
-            </w:rPr>
-          </w:pPr>
-          <w:hyperlink w:anchor="_Toc229083783" w:history="1">
-            <w:r>
-              <w:rPr>
-                <w:rStyle w:val="Hyperlink"/>
-                <w:rFonts w:ascii="Courier New" w:hAnsi="Courier New"/>
-                <w:noProof/>
-                <w:shd w:val="clear" w:color="auto" w:fill="EDEDED"/>
-              </w:rPr>
-              <w:t>enable-wsl.ps1</w:t>
-            </w:r>
-            <w:r>
-              <w:rPr>
-                <w:noProof/>
-                <w:webHidden/>
-              </w:rPr>
-              <w:tab/>
-            </w:r>
-            <w:r>
-              <w:rPr>
-                <w:noProof/>
-                <w:webHidden/>
-              </w:rPr>
-              <w:fldChar w:fldCharType="begin"/>
-            </w:r>
-            <w:r>
-              <w:rPr>
-                <w:noProof/>
-                <w:webHidden/>
-              </w:rPr>
-              <w:instrText xml:space="preserve"> PAGEREF _Toc229083783 \h </w:instrText>
-            </w:r>
-            <w:r>
-              <w:rPr>
-                <w:noProof/>
-                <w:webHidden/>
-              </w:rPr>
-            </w:r>
-            <w:r>
-              <w:rPr>
-                <w:noProof/>
-                <w:webHidden/>
-              </w:rPr>
-              <w:fldChar w:fldCharType="separate"/>
-            </w:r>
-            <w:r>
-              <w:rPr>
-                <w:noProof/>
-                <w:webHidden/>
-              </w:rPr>
-              <w:t>11</w:t>
-            </w:r>
-            <w:r>
-              <w:rPr>
-                <w:noProof/>
-                <w:webHidden/>
-              </w:rPr>
-              <w:fldChar w:fldCharType="end"/>
-            </w:r>
-          </w:hyperlink>
-        </w:p>
-        <w:p>
-          <w:pPr>
-            <w:pStyle w:val="TOC2"/>
-            <w:tabs>
-              <w:tab w:val="right" w:leader="dot" w:pos="10530"/>
-            </w:tabs>
-            <w:rPr>
-              <w:rFonts w:asciiTheme="minorHAnsi" w:hAnsiTheme="minorHAnsi"/>
-              <w:noProof/>
-              <w:kern w:val="2"/>
-              <w:sz w:val="24"/>
-              <w:szCs w:val="24"/>
-              <w:lang w:val="el-GR" w:eastAsia="el-GR" w:bidi="he-IL"/>
-              <w14:ligatures w14:val="standardContextual"/>
-            </w:rPr>
-          </w:pPr>
-          <w:hyperlink w:anchor="_Toc229083784" w:history="1">
-            <w:r>
-              <w:rPr>
-                <w:rStyle w:val="Hyperlink"/>
-                <w:rFonts w:ascii="Courier New" w:hAnsi="Courier New"/>
-                <w:noProof/>
-                <w:shd w:val="clear" w:color="auto" w:fill="EDEDED"/>
-              </w:rPr>
-              <w:t>install-ubuntu.ps1</w:t>
-            </w:r>
-            <w:r>
-              <w:rPr>
-                <w:noProof/>
-                <w:webHidden/>
-              </w:rPr>
-              <w:tab/>
-            </w:r>
-            <w:r>
-              <w:rPr>
-                <w:noProof/>
-                <w:webHidden/>
-              </w:rPr>
-              <w:fldChar w:fldCharType="begin"/>
-            </w:r>
-            <w:r>
-              <w:rPr>
-                <w:noProof/>
-                <w:webHidden/>
-              </w:rPr>
-              <w:instrText xml:space="preserve"> PAGEREF _Toc229083784 \h </w:instrText>
-            </w:r>
-            <w:r>
-              <w:rPr>
-                <w:noProof/>
-                <w:webHidden/>
-              </w:rPr>
-            </w:r>
-            <w:r>
-              <w:rPr>
-                <w:noProof/>
-                <w:webHidden/>
-              </w:rPr>
-              <w:fldChar w:fldCharType="separate"/>
-            </w:r>
-            <w:r>
-              <w:rPr>
-                <w:noProof/>
-                <w:webHidden/>
-              </w:rPr>
-              <w:t>11</w:t>
-            </w:r>
-            <w:r>
-              <w:rPr>
-                <w:noProof/>
-                <w:webHidden/>
-              </w:rPr>
-              <w:fldChar w:fldCharType="end"/>
-            </w:r>
-          </w:hyperlink>
-        </w:p>
-        <w:p>
-          <w:pPr>
-            <w:pStyle w:val="TOC2"/>
-            <w:tabs>
-              <w:tab w:val="right" w:leader="dot" w:pos="10530"/>
-            </w:tabs>
-            <w:rPr>
-              <w:rFonts w:asciiTheme="minorHAnsi" w:hAnsiTheme="minorHAnsi"/>
-              <w:noProof/>
-              <w:kern w:val="2"/>
-              <w:sz w:val="24"/>
-              <w:szCs w:val="24"/>
-              <w:lang w:val="el-GR" w:eastAsia="el-GR" w:bidi="he-IL"/>
-              <w14:ligatures w14:val="standardContextual"/>
-            </w:rPr>
-          </w:pPr>
-          <w:hyperlink w:anchor="_Toc229083785" w:history="1">
-            <w:r>
-              <w:rPr>
-                <w:rStyle w:val="Hyperlink"/>
-                <w:rFonts w:ascii="Courier New" w:hAnsi="Courier New"/>
-                <w:noProof/>
-                <w:shd w:val="clear" w:color="auto" w:fill="EDEDED"/>
-              </w:rPr>
-              <w:t>ubuntu-first-update.sh</w:t>
-            </w:r>
-            <w:r>
-              <w:rPr>
-                <w:noProof/>
-                <w:webHidden/>
-              </w:rPr>
-              <w:tab/>
-            </w:r>
-            <w:r>
-              <w:rPr>
-                <w:noProof/>
-                <w:webHidden/>
-              </w:rPr>
-              <w:fldChar w:fldCharType="begin"/>
-            </w:r>
-            <w:r>
-              <w:rPr>
-                <w:noProof/>
-                <w:webHidden/>
-              </w:rPr>
-              <w:instrText xml:space="preserve"> PAGEREF _Toc229083785 \h </w:instrText>
-            </w:r>
-            <w:r>
-              <w:rPr>
-                <w:noProof/>
-                <w:webHidden/>
-              </w:rPr>
-            </w:r>
-            <w:r>
-              <w:rPr>
-                <w:noProof/>
-                <w:webHidden/>
-              </w:rPr>
-              <w:fldChar w:fldCharType="separate"/>
-            </w:r>
-            <w:r>
-              <w:rPr>
-                <w:noProof/>
-                <w:webHidden/>
-              </w:rPr>
-              <w:t>11</w:t>
-            </w:r>
-            <w:r>
-              <w:rPr>
-                <w:noProof/>
-                <w:webHidden/>
-              </w:rPr>
-              <w:fldChar w:fldCharType="end"/>
-            </w:r>
-          </w:hyperlink>
-        </w:p>
-        <w:p>
-          <w:pPr>
-            <w:pStyle w:val="TOC2"/>
-            <w:tabs>
-              <w:tab w:val="right" w:leader="dot" w:pos="10530"/>
-            </w:tabs>
-            <w:rPr>
-              <w:rFonts w:asciiTheme="minorHAnsi" w:hAnsiTheme="minorHAnsi"/>
-              <w:noProof/>
-              <w:kern w:val="2"/>
-              <w:sz w:val="24"/>
-              <w:szCs w:val="24"/>
-              <w:lang w:val="el-GR" w:eastAsia="el-GR" w:bidi="he-IL"/>
-              <w14:ligatures w14:val="standardContextual"/>
-            </w:rPr>
-          </w:pPr>
-          <w:hyperlink w:anchor="_Toc229083786" w:history="1">
-            <w:r>
-              <w:rPr>
-                <w:rStyle w:val="Hyperlink"/>
-                <w:rFonts w:ascii="Courier New" w:hAnsi="Courier New"/>
-                <w:noProof/>
-                <w:shd w:val="clear" w:color="auto" w:fill="EDEDED"/>
-              </w:rPr>
-              <w:t>check-wsl.ps1</w:t>
-            </w:r>
-            <w:r>
-              <w:rPr>
-                <w:noProof/>
-                <w:webHidden/>
-              </w:rPr>
-              <w:tab/>
-            </w:r>
-            <w:r>
-              <w:rPr>
-                <w:noProof/>
-                <w:webHidden/>
-              </w:rPr>
-              <w:fldChar w:fldCharType="begin"/>
-            </w:r>
-            <w:r>
-              <w:rPr>
-                <w:noProof/>
-                <w:webHidden/>
-              </w:rPr>
-              <w:instrText xml:space="preserve"> PAGEREF _Toc229083786 \h </w:instrText>
-            </w:r>
-            <w:r>
-              <w:rPr>
-                <w:noProof/>
-                <w:webHidden/>
-              </w:rPr>
-            </w:r>
-            <w:r>
-              <w:rPr>
-                <w:noProof/>
-                <w:webHidden/>
-              </w:rPr>
-              <w:fldChar w:fldCharType="separate"/>
-            </w:r>
-            <w:r>
-              <w:rPr>
-                <w:noProof/>
-                <w:webHidden/>
-              </w:rPr>
-              <w:t>11</w:t>
-            </w:r>
-            <w:r>
-              <w:rPr>
-                <w:noProof/>
-                <w:webHidden/>
-              </w:rPr>
-              <w:fldChar w:fldCharType="end"/>
-            </w:r>
-          </w:hyperlink>
-        </w:p>
-        <w:p>
-          <w:pPr>
-            <w:pStyle w:val="TOC1"/>
-            <w:tabs>
-              <w:tab w:val="right" w:leader="dot" w:pos="10530"/>
-            </w:tabs>
-            <w:rPr>
-              <w:rFonts w:asciiTheme="minorHAnsi" w:hAnsiTheme="minorHAnsi"/>
-              <w:noProof/>
-              <w:kern w:val="2"/>
-              <w:sz w:val="24"/>
-              <w:szCs w:val="24"/>
-              <w:lang w:val="el-GR" w:eastAsia="el-GR" w:bidi="he-IL"/>
-              <w14:ligatures w14:val="standardContextual"/>
-            </w:rPr>
-          </w:pPr>
-          <w:hyperlink w:anchor="_Toc229083787" w:history="1">
-            <w:r>
-              <w:rPr>
-                <w:rStyle w:val="Hyperlink"/>
-                <w:noProof/>
-              </w:rPr>
-              <w:t>Εκτέλεση</w:t>
-            </w:r>
-            <w:r>
-              <w:rPr>
-                <w:noProof/>
-                <w:webHidden/>
-              </w:rPr>
-              <w:tab/>
-            </w:r>
-            <w:r>
-              <w:rPr>
-                <w:noProof/>
-                <w:webHidden/>
-              </w:rPr>
-              <w:fldChar w:fldCharType="begin"/>
-            </w:r>
-            <w:r>
-              <w:rPr>
-                <w:noProof/>
-                <w:webHidden/>
-              </w:rPr>
-              <w:instrText xml:space="preserve"> PAGEREF _Toc229083787 \h </w:instrText>
-            </w:r>
-            <w:r>
-              <w:rPr>
-                <w:noProof/>
-                <w:webHidden/>
-              </w:rPr>
-            </w:r>
-            <w:r>
-              <w:rPr>
-                <w:noProof/>
-                <w:webHidden/>
-              </w:rPr>
-              <w:fldChar w:fldCharType="separate"/>
-            </w:r>
-            <w:r>
-              <w:rPr>
-                <w:noProof/>
-                <w:webHidden/>
-              </w:rPr>
-              <w:t>12</w:t>
-            </w:r>
-            <w:r>
-              <w:rPr>
-                <w:noProof/>
-                <w:webHidden/>
-              </w:rPr>
-              <w:fldChar w:fldCharType="end"/>
-            </w:r>
-          </w:hyperlink>
-        </w:p>
-        <w:p>
-          <w:pPr>
-            <w:pStyle w:val="TOC1"/>
-            <w:tabs>
-              <w:tab w:val="right" w:leader="dot" w:pos="10530"/>
-            </w:tabs>
-            <w:rPr>
-              <w:rFonts w:asciiTheme="minorHAnsi" w:hAnsiTheme="minorHAnsi"/>
-              <w:noProof/>
-              <w:kern w:val="2"/>
-              <w:sz w:val="24"/>
-              <w:szCs w:val="24"/>
-              <w:lang w:val="el-GR" w:eastAsia="el-GR" w:bidi="he-IL"/>
-              <w14:ligatures w14:val="standardContextual"/>
-            </w:rPr>
-          </w:pPr>
-          <w:hyperlink w:anchor="_Toc229083788" w:history="1">
-            <w:r>
-              <w:rPr>
-                <w:rStyle w:val="Hyperlink"/>
-                <w:noProof/>
-              </w:rPr>
-              <w:t>Κριτήριο ολοκλήρωσης</w:t>
-            </w:r>
-            <w:r>
-              <w:rPr>
-                <w:noProof/>
-                <w:webHidden/>
-              </w:rPr>
-              <w:tab/>
-            </w:r>
-            <w:r>
-              <w:rPr>
-                <w:noProof/>
-                <w:webHidden/>
-              </w:rPr>
-              <w:fldChar w:fldCharType="begin"/>
-            </w:r>
-            <w:r>
-              <w:rPr>
-                <w:noProof/>
-                <w:webHidden/>
-              </w:rPr>
-              <w:instrText xml:space="preserve"> PAGEREF _Toc229083788 \h </w:instrText>
-            </w:r>
-            <w:r>
-              <w:rPr>
-                <w:noProof/>
-                <w:webHidden/>
-              </w:rPr>
-            </w:r>
-            <w:r>
-              <w:rPr>
-                <w:noProof/>
-                <w:webHidden/>
-              </w:rPr>
-              <w:fldChar w:fldCharType="separate"/>
-            </w:r>
-            <w:r>
-              <w:rPr>
-                <w:noProof/>
-                <w:webHidden/>
-              </w:rPr>
-              <w:t>12</w:t>
-            </w:r>
-            <w:r>
-              <w:rPr>
-                <w:noProof/>
-                <w:webHidden/>
-              </w:rPr>
-              <w:fldChar w:fldCharType="end"/>
-            </w:r>
-          </w:hyperlink>
-        </w:p>
-        <w:p>
-          <w:pPr>
-            <w:pStyle w:val="TOC1"/>
-            <w:tabs>
-              <w:tab w:val="right" w:leader="dot" w:pos="10530"/>
-            </w:tabs>
-            <w:rPr>
-              <w:rFonts w:asciiTheme="minorHAnsi" w:hAnsiTheme="minorHAnsi"/>
-              <w:noProof/>
-              <w:kern w:val="2"/>
-              <w:sz w:val="24"/>
-              <w:szCs w:val="24"/>
-              <w:lang w:val="el-GR" w:eastAsia="el-GR" w:bidi="he-IL"/>
-              <w14:ligatures w14:val="standardContextual"/>
-            </w:rPr>
-          </w:pPr>
-          <w:hyperlink w:anchor="_Toc229083789" w:history="1">
-            <w:r>
-              <w:rPr>
-                <w:rStyle w:val="Hyperlink"/>
-                <w:noProof/>
-              </w:rPr>
-              <w:t>Αρχεία</w:t>
-            </w:r>
-            <w:r>
-              <w:rPr>
-                <w:noProof/>
-                <w:webHidden/>
-              </w:rPr>
-              <w:tab/>
-            </w:r>
-            <w:r>
-              <w:rPr>
-                <w:noProof/>
-                <w:webHidden/>
-              </w:rPr>
-              <w:fldChar w:fldCharType="begin"/>
-            </w:r>
-            <w:r>
-              <w:rPr>
-                <w:noProof/>
-                <w:webHidden/>
-              </w:rPr>
-              <w:instrText xml:space="preserve"> PAGEREF _Toc229083789 \h </w:instrText>
-            </w:r>
-            <w:r>
-              <w:rPr>
-                <w:noProof/>
-                <w:webHidden/>
-              </w:rPr>
-            </w:r>
-            <w:r>
-              <w:rPr>
-                <w:noProof/>
-                <w:webHidden/>
-              </w:rPr>
-              <w:fldChar w:fldCharType="separate"/>
-            </w:r>
-            <w:r>
-              <w:rPr>
-                <w:noProof/>
-                <w:webHidden/>
-              </w:rPr>
-              <w:t>12</w:t>
-            </w:r>
-            <w:r>
-              <w:rPr>
-                <w:noProof/>
-                <w:webHidden/>
-              </w:rPr>
-              <w:fldChar w:fldCharType="end"/>
-            </w:r>
-          </w:hyperlink>
-        </w:p>
-        <w:p>
-          <w:pPr>
-            <w:pStyle w:val="TOC2"/>
-            <w:tabs>
-              <w:tab w:val="right" w:leader="dot" w:pos="10530"/>
-            </w:tabs>
-            <w:rPr>
-              <w:rFonts w:asciiTheme="minorHAnsi" w:hAnsiTheme="minorHAnsi"/>
-              <w:noProof/>
-              <w:kern w:val="2"/>
-              <w:sz w:val="24"/>
-              <w:szCs w:val="24"/>
-              <w:lang w:val="el-GR" w:eastAsia="el-GR" w:bidi="he-IL"/>
-              <w14:ligatures w14:val="standardContextual"/>
-            </w:rPr>
-          </w:pPr>
-          <w:hyperlink w:anchor="_Toc229083790" w:history="1">
-            <w:r>
-              <w:rPr>
-                <w:rStyle w:val="Hyperlink"/>
-                <w:rFonts w:ascii="Courier New" w:hAnsi="Courier New"/>
-                <w:noProof/>
-                <w:shd w:val="clear" w:color="auto" w:fill="EDEDED"/>
-              </w:rPr>
-              <w:t>verify-docker-desktop.sh</w:t>
-            </w:r>
-            <w:r>
-              <w:rPr>
-                <w:noProof/>
-                <w:webHidden/>
-              </w:rPr>
-              <w:tab/>
-            </w:r>
-            <w:r>
-              <w:rPr>
-                <w:noProof/>
-                <w:webHidden/>
-              </w:rPr>
-              <w:fldChar w:fldCharType="begin"/>
-            </w:r>
-            <w:r>
-              <w:rPr>
-                <w:noProof/>
-                <w:webHidden/>
-              </w:rPr>
-              <w:instrText xml:space="preserve"> PAGEREF _Toc229083790 \h </w:instrText>
-            </w:r>
-            <w:r>
-              <w:rPr>
-                <w:noProof/>
-                <w:webHidden/>
-              </w:rPr>
-            </w:r>
-            <w:r>
-              <w:rPr>
-                <w:noProof/>
-                <w:webHidden/>
-              </w:rPr>
-              <w:fldChar w:fldCharType="separate"/>
-            </w:r>
-            <w:r>
-              <w:rPr>
-                <w:noProof/>
-                <w:webHidden/>
-              </w:rPr>
-              <w:t>12</w:t>
-            </w:r>
-            <w:r>
-              <w:rPr>
-                <w:noProof/>
-                <w:webHidden/>
-              </w:rPr>
-              <w:fldChar w:fldCharType="end"/>
-            </w:r>
-          </w:hyperlink>
-        </w:p>
-        <w:p>
-          <w:pPr>
-            <w:pStyle w:val="TOC1"/>
-            <w:tabs>
-              <w:tab w:val="right" w:leader="dot" w:pos="10530"/>
-            </w:tabs>
-            <w:rPr>
-              <w:rFonts w:asciiTheme="minorHAnsi" w:hAnsiTheme="minorHAnsi"/>
-              <w:noProof/>
-              <w:kern w:val="2"/>
-              <w:sz w:val="24"/>
-              <w:szCs w:val="24"/>
-              <w:lang w:val="el-GR" w:eastAsia="el-GR" w:bidi="he-IL"/>
-              <w14:ligatures w14:val="standardContextual"/>
-            </w:rPr>
-          </w:pPr>
-          <w:hyperlink w:anchor="_Toc229083791" w:history="1">
-            <w:r>
-              <w:rPr>
-                <w:rStyle w:val="Hyperlink"/>
-                <w:noProof/>
-              </w:rPr>
-              <w:t>Εκτέλεση</w:t>
-            </w:r>
-            <w:r>
-              <w:rPr>
-                <w:noProof/>
-                <w:webHidden/>
-              </w:rPr>
-              <w:tab/>
-            </w:r>
-            <w:r>
-              <w:rPr>
-                <w:noProof/>
-                <w:webHidden/>
-              </w:rPr>
-              <w:fldChar w:fldCharType="begin"/>
-            </w:r>
-            <w:r>
-              <w:rPr>
-                <w:noProof/>
-                <w:webHidden/>
-              </w:rPr>
-              <w:instrText xml:space="preserve"> PAGEREF _Toc229083791 \h </w:instrText>
-            </w:r>
-            <w:r>
-              <w:rPr>
-                <w:noProof/>
-                <w:webHidden/>
-              </w:rPr>
-            </w:r>
-            <w:r>
-              <w:rPr>
-                <w:noProof/>
-                <w:webHidden/>
-              </w:rPr>
-              <w:fldChar w:fldCharType="separate"/>
-            </w:r>
-            <w:r>
-              <w:rPr>
-                <w:noProof/>
-                <w:webHidden/>
-              </w:rPr>
-              <w:t>12</w:t>
-            </w:r>
-            <w:r>
-              <w:rPr>
-                <w:noProof/>
-                <w:webHidden/>
-              </w:rPr>
-              <w:fldChar w:fldCharType="end"/>
-            </w:r>
-          </w:hyperlink>
-        </w:p>
-        <w:p>
-          <w:pPr>
-            <w:pStyle w:val="TOC1"/>
-            <w:tabs>
-              <w:tab w:val="right" w:leader="dot" w:pos="10530"/>
-            </w:tabs>
-            <w:rPr>
-              <w:rFonts w:asciiTheme="minorHAnsi" w:hAnsiTheme="minorHAnsi"/>
-              <w:noProof/>
-              <w:kern w:val="2"/>
-              <w:sz w:val="24"/>
-              <w:szCs w:val="24"/>
-              <w:lang w:val="el-GR" w:eastAsia="el-GR" w:bidi="he-IL"/>
-              <w14:ligatures w14:val="standardContextual"/>
-            </w:rPr>
-          </w:pPr>
-          <w:hyperlink w:anchor="_Toc229083792" w:history="1">
-            <w:r>
-              <w:rPr>
-                <w:rStyle w:val="Hyperlink"/>
-                <w:noProof/>
-              </w:rPr>
-              <w:t>Κριτήριο ολοκλήρωσης</w:t>
-            </w:r>
-            <w:r>
-              <w:rPr>
-                <w:noProof/>
-                <w:webHidden/>
-              </w:rPr>
-              <w:tab/>
-            </w:r>
-            <w:r>
-              <w:rPr>
-                <w:noProof/>
-                <w:webHidden/>
-              </w:rPr>
-              <w:fldChar w:fldCharType="begin"/>
-            </w:r>
-            <w:r>
-              <w:rPr>
-                <w:noProof/>
-                <w:webHidden/>
-              </w:rPr>
-              <w:instrText xml:space="preserve"> PAGEREF _Toc229083792 \h </w:instrText>
-            </w:r>
-            <w:r>
-              <w:rPr>
-                <w:noProof/>
-                <w:webHidden/>
-              </w:rPr>
-            </w:r>
-            <w:r>
-              <w:rPr>
-                <w:noProof/>
-                <w:webHidden/>
-              </w:rPr>
-              <w:fldChar w:fldCharType="separate"/>
-            </w:r>
-            <w:r>
-              <w:rPr>
-                <w:noProof/>
-                <w:webHidden/>
-              </w:rPr>
-              <w:t>12</w:t>
-            </w:r>
-            <w:r>
-              <w:rPr>
-                <w:noProof/>
-                <w:webHidden/>
-              </w:rPr>
-              <w:fldChar w:fldCharType="end"/>
-            </w:r>
-          </w:hyperlink>
-        </w:p>
-        <w:p>
-          <w:pPr>
-            <w:pStyle w:val="TOC1"/>
-            <w:tabs>
-              <w:tab w:val="right" w:leader="dot" w:pos="10530"/>
-            </w:tabs>
-            <w:rPr>
-              <w:rFonts w:asciiTheme="minorHAnsi" w:hAnsiTheme="minorHAnsi"/>
-              <w:noProof/>
-              <w:kern w:val="2"/>
-              <w:sz w:val="24"/>
-              <w:szCs w:val="24"/>
-              <w:lang w:val="el-GR" w:eastAsia="el-GR" w:bidi="he-IL"/>
-              <w14:ligatures w14:val="standardContextual"/>
-            </w:rPr>
-          </w:pPr>
-          <w:hyperlink w:anchor="_Toc229083793" w:history="1">
-            <w:r>
-              <w:rPr>
-                <w:rStyle w:val="Hyperlink"/>
-                <w:noProof/>
-              </w:rPr>
-              <w:t>Αρχεία</w:t>
-            </w:r>
-            <w:r>
-              <w:rPr>
-                <w:noProof/>
-                <w:webHidden/>
-              </w:rPr>
-              <w:tab/>
-            </w:r>
-            <w:r>
-              <w:rPr>
-                <w:noProof/>
-                <w:webHidden/>
-              </w:rPr>
-              <w:fldChar w:fldCharType="begin"/>
-            </w:r>
-            <w:r>
-              <w:rPr>
-                <w:noProof/>
-                <w:webHidden/>
-              </w:rPr>
-              <w:instrText xml:space="preserve"> PAGEREF _Toc229083793 \h </w:instrText>
-            </w:r>
-            <w:r>
-              <w:rPr>
-                <w:noProof/>
-                <w:webHidden/>
-              </w:rPr>
-            </w:r>
-            <w:r>
-              <w:rPr>
-                <w:noProof/>
-                <w:webHidden/>
-              </w:rPr>
-              <w:fldChar w:fldCharType="separate"/>
-            </w:r>
-            <w:r>
-              <w:rPr>
-                <w:noProof/>
-                <w:webHidden/>
-              </w:rPr>
-              <w:t>13</w:t>
-            </w:r>
-            <w:r>
-              <w:rPr>
-                <w:noProof/>
-                <w:webHidden/>
-              </w:rPr>
-              <w:fldChar w:fldCharType="end"/>
-            </w:r>
-          </w:hyperlink>
-        </w:p>
-        <w:p>
-          <w:pPr>
-            <w:pStyle w:val="TOC2"/>
-            <w:tabs>
-              <w:tab w:val="right" w:leader="dot" w:pos="10530"/>
-            </w:tabs>
-            <w:rPr>
-              <w:rFonts w:asciiTheme="minorHAnsi" w:hAnsiTheme="minorHAnsi"/>
-              <w:noProof/>
-              <w:kern w:val="2"/>
-              <w:sz w:val="24"/>
-              <w:szCs w:val="24"/>
-              <w:lang w:val="el-GR" w:eastAsia="el-GR" w:bidi="he-IL"/>
-              <w14:ligatures w14:val="standardContextual"/>
-            </w:rPr>
-          </w:pPr>
-          <w:hyperlink w:anchor="_Toc229083794" w:history="1">
-            <w:r>
-              <w:rPr>
-                <w:rStyle w:val="Hyperlink"/>
-                <w:rFonts w:ascii="Courier New" w:hAnsi="Courier New"/>
-                <w:noProof/>
-                <w:shd w:val="clear" w:color="auto" w:fill="EDEDED"/>
-              </w:rPr>
-              <w:t>wsl.conf.example</w:t>
-            </w:r>
-            <w:r>
-              <w:rPr>
-                <w:noProof/>
-                <w:webHidden/>
-              </w:rPr>
-              <w:tab/>
-            </w:r>
-            <w:r>
-              <w:rPr>
-                <w:noProof/>
-                <w:webHidden/>
-              </w:rPr>
-              <w:fldChar w:fldCharType="begin"/>
-            </w:r>
-            <w:r>
-              <w:rPr>
-                <w:noProof/>
-                <w:webHidden/>
-              </w:rPr>
-              <w:instrText xml:space="preserve"> PAGEREF _Toc229083794 \h </w:instrText>
-            </w:r>
-            <w:r>
-              <w:rPr>
-                <w:noProof/>
-                <w:webHidden/>
-              </w:rPr>
-            </w:r>
-            <w:r>
-              <w:rPr>
-                <w:noProof/>
-                <w:webHidden/>
-              </w:rPr>
-              <w:fldChar w:fldCharType="separate"/>
-            </w:r>
-            <w:r>
-              <w:rPr>
-                <w:noProof/>
-                <w:webHidden/>
-              </w:rPr>
-              <w:t>13</w:t>
-            </w:r>
-            <w:r>
-              <w:rPr>
-                <w:noProof/>
-                <w:webHidden/>
-              </w:rPr>
-              <w:fldChar w:fldCharType="end"/>
-            </w:r>
-          </w:hyperlink>
-        </w:p>
-        <w:p>
-          <w:pPr>
-            <w:pStyle w:val="TOC2"/>
-            <w:tabs>
-              <w:tab w:val="right" w:leader="dot" w:pos="10530"/>
-            </w:tabs>
-            <w:rPr>
-              <w:rFonts w:asciiTheme="minorHAnsi" w:hAnsiTheme="minorHAnsi"/>
-              <w:noProof/>
-              <w:kern w:val="2"/>
-              <w:sz w:val="24"/>
-              <w:szCs w:val="24"/>
-              <w:lang w:val="el-GR" w:eastAsia="el-GR" w:bidi="he-IL"/>
-              <w14:ligatures w14:val="standardContextual"/>
-            </w:rPr>
-          </w:pPr>
-          <w:hyperlink w:anchor="_Toc229083795" w:history="1">
-            <w:r>
-              <w:rPr>
-                <w:rStyle w:val="Hyperlink"/>
-                <w:rFonts w:ascii="Courier New" w:hAnsi="Courier New"/>
-                <w:noProof/>
-                <w:shd w:val="clear" w:color="auto" w:fill="EDEDED"/>
-              </w:rPr>
-              <w:t>restart-wsl.ps1</w:t>
-            </w:r>
-            <w:r>
-              <w:rPr>
-                <w:noProof/>
-                <w:webHidden/>
-              </w:rPr>
-              <w:tab/>
-            </w:r>
-            <w:r>
-              <w:rPr>
-                <w:noProof/>
-                <w:webHidden/>
-              </w:rPr>
-              <w:fldChar w:fldCharType="begin"/>
-            </w:r>
-            <w:r>
-              <w:rPr>
-                <w:noProof/>
-                <w:webHidden/>
-              </w:rPr>
-              <w:instrText xml:space="preserve"> PAGEREF _Toc229083795 \h </w:instrText>
-            </w:r>
-            <w:r>
-              <w:rPr>
-                <w:noProof/>
-                <w:webHidden/>
-              </w:rPr>
-            </w:r>
-            <w:r>
-              <w:rPr>
-                <w:noProof/>
-                <w:webHidden/>
-              </w:rPr>
-              <w:fldChar w:fldCharType="separate"/>
-            </w:r>
-            <w:r>
-              <w:rPr>
-                <w:noProof/>
-                <w:webHidden/>
-              </w:rPr>
-              <w:t>13</w:t>
-            </w:r>
-            <w:r>
-              <w:rPr>
-                <w:noProof/>
-                <w:webHidden/>
-              </w:rPr>
-              <w:fldChar w:fldCharType="end"/>
-            </w:r>
-          </w:hyperlink>
-        </w:p>
-        <w:p>
-          <w:pPr>
-            <w:pStyle w:val="TOC2"/>
-            <w:tabs>
-              <w:tab w:val="right" w:leader="dot" w:pos="10530"/>
-            </w:tabs>
-            <w:rPr>
-              <w:rFonts w:asciiTheme="minorHAnsi" w:hAnsiTheme="minorHAnsi"/>
-              <w:noProof/>
-              <w:kern w:val="2"/>
-              <w:sz w:val="24"/>
-              <w:szCs w:val="24"/>
-              <w:lang w:val="el-GR" w:eastAsia="el-GR" w:bidi="he-IL"/>
-              <w14:ligatures w14:val="standardContextual"/>
-            </w:rPr>
-          </w:pPr>
-          <w:hyperlink w:anchor="_Toc229083796" w:history="1">
-            <w:r>
-              <w:rPr>
-                <w:rStyle w:val="Hyperlink"/>
-                <w:rFonts w:ascii="Courier New" w:hAnsi="Courier New"/>
-                <w:noProof/>
-                <w:shd w:val="clear" w:color="auto" w:fill="EDEDED"/>
-              </w:rPr>
-              <w:t>install-docker-engine.sh</w:t>
-            </w:r>
-            <w:r>
-              <w:rPr>
-                <w:noProof/>
-                <w:webHidden/>
-              </w:rPr>
-              <w:tab/>
-            </w:r>
-            <w:r>
-              <w:rPr>
-                <w:noProof/>
-                <w:webHidden/>
-              </w:rPr>
-              <w:fldChar w:fldCharType="begin"/>
-            </w:r>
-            <w:r>
-              <w:rPr>
-                <w:noProof/>
-                <w:webHidden/>
-              </w:rPr>
-              <w:instrText xml:space="preserve"> PAGEREF _Toc229083796 \h </w:instrText>
-            </w:r>
-            <w:r>
-              <w:rPr>
-                <w:noProof/>
-                <w:webHidden/>
-              </w:rPr>
-            </w:r>
-            <w:r>
-              <w:rPr>
-                <w:noProof/>
-                <w:webHidden/>
-              </w:rPr>
-              <w:fldChar w:fldCharType="separate"/>
-            </w:r>
-            <w:r>
-              <w:rPr>
-                <w:noProof/>
-                <w:webHidden/>
-              </w:rPr>
-              <w:t>13</w:t>
-            </w:r>
-            <w:r>
-              <w:rPr>
-                <w:noProof/>
-                <w:webHidden/>
-              </w:rPr>
-              <w:fldChar w:fldCharType="end"/>
-            </w:r>
-          </w:hyperlink>
-        </w:p>
-        <w:p>
-          <w:pPr>
-            <w:pStyle w:val="TOC2"/>
-            <w:tabs>
-              <w:tab w:val="right" w:leader="dot" w:pos="10530"/>
-            </w:tabs>
-            <w:rPr>
-              <w:rFonts w:asciiTheme="minorHAnsi" w:hAnsiTheme="minorHAnsi"/>
-              <w:noProof/>
-              <w:kern w:val="2"/>
-              <w:sz w:val="24"/>
-              <w:szCs w:val="24"/>
-              <w:lang w:val="el-GR" w:eastAsia="el-GR" w:bidi="he-IL"/>
-              <w14:ligatures w14:val="standardContextual"/>
-            </w:rPr>
-          </w:pPr>
-          <w:hyperlink w:anchor="_Toc229083797" w:history="1">
-            <w:r>
-              <w:rPr>
-                <w:rStyle w:val="Hyperlink"/>
-                <w:rFonts w:ascii="Courier New" w:hAnsi="Courier New"/>
-                <w:noProof/>
-                <w:shd w:val="clear" w:color="auto" w:fill="EDEDED"/>
-              </w:rPr>
-              <w:t>verify-docker.sh</w:t>
-            </w:r>
-            <w:r>
-              <w:rPr>
-                <w:noProof/>
-                <w:webHidden/>
-              </w:rPr>
-              <w:tab/>
-            </w:r>
-            <w:r>
-              <w:rPr>
-                <w:noProof/>
-                <w:webHidden/>
-              </w:rPr>
-              <w:fldChar w:fldCharType="begin"/>
-            </w:r>
-            <w:r>
-              <w:rPr>
-                <w:noProof/>
-                <w:webHidden/>
-              </w:rPr>
-              <w:instrText xml:space="preserve"> PAGEREF _Toc229083797 \h </w:instrText>
-            </w:r>
-            <w:r>
-              <w:rPr>
-                <w:noProof/>
-                <w:webHidden/>
-              </w:rPr>
-            </w:r>
-            <w:r>
-              <w:rPr>
-                <w:noProof/>
-                <w:webHidden/>
-              </w:rPr>
-              <w:fldChar w:fldCharType="separate"/>
-            </w:r>
-            <w:r>
-              <w:rPr>
-                <w:noProof/>
-                <w:webHidden/>
-              </w:rPr>
-              <w:t>13</w:t>
-            </w:r>
-            <w:r>
-              <w:rPr>
-                <w:noProof/>
-                <w:webHidden/>
-              </w:rPr>
-              <w:fldChar w:fldCharType="end"/>
-            </w:r>
-          </w:hyperlink>
-        </w:p>
-        <w:p>
-          <w:pPr>
-            <w:pStyle w:val="TOC1"/>
-            <w:tabs>
-              <w:tab w:val="right" w:leader="dot" w:pos="10530"/>
-            </w:tabs>
-            <w:rPr>
-              <w:rFonts w:asciiTheme="minorHAnsi" w:hAnsiTheme="minorHAnsi"/>
-              <w:noProof/>
-              <w:kern w:val="2"/>
-              <w:sz w:val="24"/>
-              <w:szCs w:val="24"/>
-              <w:lang w:val="el-GR" w:eastAsia="el-GR" w:bidi="he-IL"/>
-              <w14:ligatures w14:val="standardContextual"/>
-            </w:rPr>
-          </w:pPr>
-          <w:hyperlink w:anchor="_Toc229083798" w:history="1">
-            <w:r>
-              <w:rPr>
-                <w:rStyle w:val="Hyperlink"/>
-                <w:noProof/>
-              </w:rPr>
-              <w:t>Εκτέλεση</w:t>
-            </w:r>
-            <w:r>
-              <w:rPr>
-                <w:noProof/>
-                <w:webHidden/>
-              </w:rPr>
-              <w:tab/>
-            </w:r>
-            <w:r>
-              <w:rPr>
-                <w:noProof/>
-                <w:webHidden/>
-              </w:rPr>
-              <w:fldChar w:fldCharType="begin"/>
-            </w:r>
-            <w:r>
-              <w:rPr>
-                <w:noProof/>
-                <w:webHidden/>
-              </w:rPr>
-              <w:instrText xml:space="preserve"> PAGEREF _Toc229083798 \h </w:instrText>
-            </w:r>
-            <w:r>
-              <w:rPr>
-                <w:noProof/>
-                <w:webHidden/>
-              </w:rPr>
-            </w:r>
-            <w:r>
-              <w:rPr>
-                <w:noProof/>
-                <w:webHidden/>
-              </w:rPr>
-              <w:fldChar w:fldCharType="separate"/>
-            </w:r>
-            <w:r>
-              <w:rPr>
-                <w:noProof/>
-                <w:webHidden/>
-              </w:rPr>
-              <w:t>13</w:t>
-            </w:r>
-            <w:r>
-              <w:rPr>
-                <w:noProof/>
-                <w:webHidden/>
-              </w:rPr>
-              <w:fldChar w:fldCharType="end"/>
-            </w:r>
-          </w:hyperlink>
-        </w:p>
-        <w:p>
-          <w:pPr>
-            <w:pStyle w:val="TOC1"/>
-            <w:tabs>
-              <w:tab w:val="right" w:leader="dot" w:pos="10530"/>
-            </w:tabs>
-            <w:rPr>
-              <w:rFonts w:asciiTheme="minorHAnsi" w:hAnsiTheme="minorHAnsi"/>
-              <w:noProof/>
-              <w:kern w:val="2"/>
-              <w:sz w:val="24"/>
-              <w:szCs w:val="24"/>
-              <w:lang w:val="el-GR" w:eastAsia="el-GR" w:bidi="he-IL"/>
-              <w14:ligatures w14:val="standardContextual"/>
-            </w:rPr>
-          </w:pPr>
-          <w:hyperlink w:anchor="_Toc229083799" w:history="1">
-            <w:r>
-              <w:rPr>
-                <w:rStyle w:val="Hyperlink"/>
-                <w:noProof/>
-              </w:rPr>
-              <w:t>Κριτήριο ολοκλήρωσης</w:t>
-            </w:r>
-            <w:r>
-              <w:rPr>
-                <w:noProof/>
-                <w:webHidden/>
-              </w:rPr>
-              <w:tab/>
-            </w:r>
-            <w:r>
-              <w:rPr>
-                <w:noProof/>
-                <w:webHidden/>
-              </w:rPr>
-              <w:fldChar w:fldCharType="begin"/>
-            </w:r>
-            <w:r>
-              <w:rPr>
-                <w:noProof/>
-                <w:webHidden/>
-              </w:rPr>
-              <w:instrText xml:space="preserve"> PAGEREF _Toc229083799 \h </w:instrText>
-            </w:r>
-            <w:r>
-              <w:rPr>
-                <w:noProof/>
-                <w:webHidden/>
-              </w:rPr>
-            </w:r>
-            <w:r>
-              <w:rPr>
-                <w:noProof/>
-                <w:webHidden/>
-              </w:rPr>
-              <w:fldChar w:fldCharType="separate"/>
-            </w:r>
-            <w:r>
-              <w:rPr>
-                <w:noProof/>
-                <w:webHidden/>
-              </w:rPr>
-              <w:t>14</w:t>
-            </w:r>
-            <w:r>
-              <w:rPr>
-                <w:noProof/>
-                <w:webHidden/>
-              </w:rPr>
-              <w:fldChar w:fldCharType="end"/>
-            </w:r>
-          </w:hyperlink>
-        </w:p>
-        <w:p>
-          <w:pPr>
-            <w:pStyle w:val="TOC1"/>
-            <w:tabs>
-              <w:tab w:val="right" w:leader="dot" w:pos="10530"/>
-            </w:tabs>
-            <w:rPr>
-              <w:rFonts w:asciiTheme="minorHAnsi" w:hAnsiTheme="minorHAnsi"/>
-              <w:noProof/>
-              <w:kern w:val="2"/>
-              <w:sz w:val="24"/>
-              <w:szCs w:val="24"/>
-              <w:lang w:val="el-GR" w:eastAsia="el-GR" w:bidi="he-IL"/>
-              <w14:ligatures w14:val="standardContextual"/>
-            </w:rPr>
-          </w:pPr>
-          <w:hyperlink w:anchor="_Toc229083800" w:history="1">
-            <w:r>
-              <w:rPr>
-                <w:rStyle w:val="Hyperlink"/>
-                <w:noProof/>
-              </w:rPr>
-              <w:t>Αρχεία</w:t>
-            </w:r>
-            <w:r>
-              <w:rPr>
-                <w:noProof/>
-                <w:webHidden/>
-              </w:rPr>
-              <w:tab/>
-            </w:r>
-            <w:r>
-              <w:rPr>
-                <w:noProof/>
-                <w:webHidden/>
-              </w:rPr>
-              <w:fldChar w:fldCharType="begin"/>
-            </w:r>
-            <w:r>
-              <w:rPr>
-                <w:noProof/>
-                <w:webHidden/>
-              </w:rPr>
-              <w:instrText xml:space="preserve"> PAGEREF _Toc229083800 \h </w:instrText>
-            </w:r>
-            <w:r>
-              <w:rPr>
-                <w:noProof/>
-                <w:webHidden/>
-              </w:rPr>
-            </w:r>
-            <w:r>
-              <w:rPr>
-                <w:noProof/>
-                <w:webHidden/>
-              </w:rPr>
-              <w:fldChar w:fldCharType="separate"/>
-            </w:r>
-            <w:r>
-              <w:rPr>
-                <w:noProof/>
-                <w:webHidden/>
-              </w:rPr>
-              <w:t>14</w:t>
-            </w:r>
-            <w:r>
-              <w:rPr>
-                <w:noProof/>
-                <w:webHidden/>
-              </w:rPr>
-              <w:fldChar w:fldCharType="end"/>
-            </w:r>
-          </w:hyperlink>
-        </w:p>
-        <w:p>
-          <w:pPr>
-            <w:pStyle w:val="TOC2"/>
-            <w:tabs>
-              <w:tab w:val="right" w:leader="dot" w:pos="10530"/>
-            </w:tabs>
-            <w:rPr>
-              <w:rFonts w:asciiTheme="minorHAnsi" w:hAnsiTheme="minorHAnsi"/>
-              <w:noProof/>
-              <w:kern w:val="2"/>
-              <w:sz w:val="24"/>
-              <w:szCs w:val="24"/>
-              <w:lang w:val="el-GR" w:eastAsia="el-GR" w:bidi="he-IL"/>
-              <w14:ligatures w14:val="standardContextual"/>
-            </w:rPr>
-          </w:pPr>
-          <w:hyperlink w:anchor="_Toc229083801" w:history="1">
-            <w:r>
-              <w:rPr>
-                <w:rStyle w:val="Hyperlink"/>
-                <w:rFonts w:ascii="Courier New" w:hAnsi="Courier New"/>
-                <w:noProof/>
-                <w:shd w:val="clear" w:color="auto" w:fill="EDEDED"/>
-              </w:rPr>
-              <w:t>clone-cloud-uth.sh</w:t>
-            </w:r>
-            <w:r>
-              <w:rPr>
-                <w:noProof/>
-                <w:webHidden/>
-              </w:rPr>
-              <w:tab/>
-            </w:r>
-            <w:r>
-              <w:rPr>
-                <w:noProof/>
-                <w:webHidden/>
-              </w:rPr>
-              <w:fldChar w:fldCharType="begin"/>
-            </w:r>
-            <w:r>
-              <w:rPr>
-                <w:noProof/>
-                <w:webHidden/>
-              </w:rPr>
-              <w:instrText xml:space="preserve"> PAGEREF _Toc229083801 \h </w:instrText>
-            </w:r>
-            <w:r>
-              <w:rPr>
-                <w:noProof/>
-                <w:webHidden/>
-              </w:rPr>
-            </w:r>
-            <w:r>
-              <w:rPr>
-                <w:noProof/>
-                <w:webHidden/>
-              </w:rPr>
-              <w:fldChar w:fldCharType="separate"/>
-            </w:r>
-            <w:r>
-              <w:rPr>
-                <w:noProof/>
-                <w:webHidden/>
-              </w:rPr>
-              <w:t>14</w:t>
-            </w:r>
-            <w:r>
-              <w:rPr>
-                <w:noProof/>
-                <w:webHidden/>
-              </w:rPr>
-              <w:fldChar w:fldCharType="end"/>
-            </w:r>
-          </w:hyperlink>
-        </w:p>
-        <w:p>
-          <w:pPr>
-            <w:pStyle w:val="TOC2"/>
-            <w:tabs>
-              <w:tab w:val="right" w:leader="dot" w:pos="10530"/>
-            </w:tabs>
-            <w:rPr>
-              <w:rFonts w:asciiTheme="minorHAnsi" w:hAnsiTheme="minorHAnsi"/>
-              <w:noProof/>
-              <w:kern w:val="2"/>
-              <w:sz w:val="24"/>
-              <w:szCs w:val="24"/>
-              <w:lang w:val="el-GR" w:eastAsia="el-GR" w:bidi="he-IL"/>
-              <w14:ligatures w14:val="standardContextual"/>
-            </w:rPr>
-          </w:pPr>
-          <w:hyperlink w:anchor="_Toc229083802" w:history="1">
-            <w:r>
-              <w:rPr>
-                <w:rStyle w:val="Hyperlink"/>
-                <w:rFonts w:ascii="Courier New" w:hAnsi="Courier New"/>
-                <w:noProof/>
-                <w:shd w:val="clear" w:color="auto" w:fill="EDEDED"/>
-              </w:rPr>
-              <w:t>verify-workstation.sh</w:t>
-            </w:r>
-            <w:r>
-              <w:rPr>
-                <w:noProof/>
-                <w:webHidden/>
-              </w:rPr>
-              <w:tab/>
-            </w:r>
-            <w:r>
-              <w:rPr>
-                <w:noProof/>
-                <w:webHidden/>
-              </w:rPr>
-              <w:fldChar w:fldCharType="begin"/>
-            </w:r>
-            <w:r>
-              <w:rPr>
-                <w:noProof/>
-                <w:webHidden/>
-              </w:rPr>
-              <w:instrText xml:space="preserve"> PAGEREF _Toc229083802 \h </w:instrText>
-            </w:r>
-            <w:r>
-              <w:rPr>
-                <w:noProof/>
-                <w:webHidden/>
-              </w:rPr>
-            </w:r>
-            <w:r>
-              <w:rPr>
-                <w:noProof/>
-                <w:webHidden/>
-              </w:rPr>
-              <w:fldChar w:fldCharType="separate"/>
-            </w:r>
-            <w:r>
-              <w:rPr>
-                <w:noProof/>
-                <w:webHidden/>
-              </w:rPr>
-              <w:t>14</w:t>
-            </w:r>
-            <w:r>
-              <w:rPr>
-                <w:noProof/>
-                <w:webHidden/>
-              </w:rPr>
-              <w:fldChar w:fldCharType="end"/>
-            </w:r>
-          </w:hyperlink>
-        </w:p>
-        <w:p>
-          <w:pPr>
-            <w:pStyle w:val="TOC1"/>
-            <w:tabs>
-              <w:tab w:val="right" w:leader="dot" w:pos="10530"/>
-            </w:tabs>
-            <w:rPr>
-              <w:rFonts w:asciiTheme="minorHAnsi" w:hAnsiTheme="minorHAnsi"/>
-              <w:noProof/>
-              <w:kern w:val="2"/>
-              <w:sz w:val="24"/>
-              <w:szCs w:val="24"/>
-              <w:lang w:val="el-GR" w:eastAsia="el-GR" w:bidi="he-IL"/>
-              <w14:ligatures w14:val="standardContextual"/>
-            </w:rPr>
-          </w:pPr>
-          <w:hyperlink w:anchor="_Toc229083803" w:history="1">
-            <w:r>
-              <w:rPr>
-                <w:rStyle w:val="Hyperlink"/>
-                <w:noProof/>
-              </w:rPr>
-              <w:t>Εκτέλεση</w:t>
-            </w:r>
-            <w:r>
-              <w:rPr>
-                <w:noProof/>
-                <w:webHidden/>
-              </w:rPr>
-              <w:tab/>
-            </w:r>
-            <w:r>
-              <w:rPr>
-                <w:noProof/>
-                <w:webHidden/>
-              </w:rPr>
-              <w:fldChar w:fldCharType="begin"/>
-            </w:r>
-            <w:r>
-              <w:rPr>
-                <w:noProof/>
-                <w:webHidden/>
-              </w:rPr>
-              <w:instrText xml:space="preserve"> PAGEREF _Toc229083803 \h </w:instrText>
-            </w:r>
-            <w:r>
-              <w:rPr>
-                <w:noProof/>
-                <w:webHidden/>
-              </w:rPr>
-            </w:r>
-            <w:r>
-              <w:rPr>
-                <w:noProof/>
-                <w:webHidden/>
-              </w:rPr>
-              <w:fldChar w:fldCharType="separate"/>
-            </w:r>
-            <w:r>
-              <w:rPr>
-                <w:noProof/>
-                <w:webHidden/>
-              </w:rPr>
-              <w:t>14</w:t>
-            </w:r>
-            <w:r>
-              <w:rPr>
-                <w:noProof/>
-                <w:webHidden/>
-              </w:rPr>
-              <w:fldChar w:fldCharType="end"/>
-            </w:r>
-          </w:hyperlink>
-        </w:p>
-        <w:p>
-          <w:pPr>
-            <w:pStyle w:val="TOC1"/>
-            <w:tabs>
-              <w:tab w:val="right" w:leader="dot" w:pos="10530"/>
-            </w:tabs>
-            <w:rPr>
-              <w:rFonts w:asciiTheme="minorHAnsi" w:hAnsiTheme="minorHAnsi"/>
-              <w:noProof/>
-              <w:kern w:val="2"/>
-              <w:sz w:val="24"/>
-              <w:szCs w:val="24"/>
-              <w:lang w:val="el-GR" w:eastAsia="el-GR" w:bidi="he-IL"/>
-              <w14:ligatures w14:val="standardContextual"/>
-            </w:rPr>
-          </w:pPr>
-          <w:hyperlink w:anchor="_Toc229083804" w:history="1">
-            <w:r>
-              <w:rPr>
-                <w:rStyle w:val="Hyperlink"/>
-                <w:noProof/>
-              </w:rPr>
-              <w:t>Κριτήριο ολοκλήρωσης</w:t>
-            </w:r>
-            <w:r>
-              <w:rPr>
-                <w:noProof/>
-                <w:webHidden/>
-              </w:rPr>
-              <w:tab/>
-            </w:r>
-            <w:r>
-              <w:rPr>
-                <w:noProof/>
-                <w:webHidden/>
-              </w:rPr>
-              <w:fldChar w:fldCharType="begin"/>
-            </w:r>
-            <w:r>
-              <w:rPr>
-                <w:noProof/>
-                <w:webHidden/>
-              </w:rPr>
-              <w:instrText xml:space="preserve"> PAGEREF _Toc229083804 \h </w:instrText>
+              <w:instrText xml:space="preserve"> PAGEREF _Toc229084268 \h </w:instrText>
             </w:r>
             <w:r>
               <w:rPr>
@@ -3057,6 +3345,15 @@
       </w:sdtContent>
     </w:sdt>
     <w:p>
+      <w:pPr>
+        <w:pStyle w:val="Title"/>
+      </w:pPr>
+      <w:bookmarkStart w:id="0" w:name="X3ebc83ab08fdc40c5593a4811a85f2b66c6d2a2"/>
+      <w:r>
+        <w:t>Προετοιμασία σταθμού εργασίας (WSL + Docker)</w:t>
+      </w:r>
+    </w:p>
+    <w:p>
       <w:r>
         <w:t>Το εργαστηριακό μέρος του μαθήματος προϋποθέτει ότι ο φοιτητής μπορεί να εργαστεί από περιβάλλον Ubuntu στο WSL και να εκτελεί εντολές Docker από το ίδιο shell. Ο παρών οδηγός καλύπτει μόνο αυτή την προπαρασκευαστική φάση. Με την ολοκλήρωσή του, το σύστημα θα είναι έτοιμο για τον οδηγό Docker και για το onboarding του μέρους Kubernetes.</w:t>
       </w:r>
@@ -3108,14 +3405,14 @@
     </w:p>
     <w:p>
       <w:pPr>
-        <w:pStyle w:val="Heading1"/>
-      </w:pPr>
-      <w:bookmarkStart w:id="0" w:name="δομή-της-προετοιμασίας"/>
-      <w:bookmarkStart w:id="1" w:name="_Toc229083765"/>
+        <w:pStyle w:val="Heading2"/>
+      </w:pPr>
+      <w:bookmarkStart w:id="1" w:name="δομή-της-προετοιμασίας"/>
+      <w:bookmarkStart w:id="2" w:name="_Toc229084225"/>
       <w:r>
         <w:t>Δομή της προετοιμασίας</w:t>
       </w:r>
-      <w:bookmarkEnd w:id="1"/>
+      <w:bookmarkEnd w:id="2"/>
     </w:p>
     <w:tbl>
       <w:tblPr>
@@ -3305,15 +3602,16 @@
     </w:tbl>
     <w:p>
       <w:pPr>
-        <w:pStyle w:val="Heading1"/>
-      </w:pPr>
-      <w:bookmarkStart w:id="2" w:name="X2b981165b66f995fb938d74d192fabf76bcadc7"/>
-      <w:bookmarkStart w:id="3" w:name="_Toc229083766"/>
-      <w:bookmarkEnd w:id="0"/>
-      <w:r>
+        <w:pStyle w:val="Heading2"/>
+      </w:pPr>
+      <w:bookmarkStart w:id="3" w:name="X2b981165b66f995fb938d74d192fabf76bcadc7"/>
+      <w:bookmarkStart w:id="4" w:name="_Toc229084226"/>
+      <w:bookmarkEnd w:id="1"/>
+      <w:r>
+        <w:lastRenderedPageBreak/>
         <w:t>01. WSL και Ubuntu</w:t>
       </w:r>
-      <w:bookmarkEnd w:id="3"/>
+      <w:bookmarkEnd w:id="4"/>
     </w:p>
     <w:p>
       <w:r>
@@ -3345,9 +3643,8 @@
         <w:rPr>
           <w:noProof/>
         </w:rPr>
-        <w:lastRenderedPageBreak/>
         <w:drawing>
-          <wp:inline distT="0" distB="0" distL="0" distR="0" wp14:anchorId="126B36CF" wp14:editId="362270AD">
+          <wp:inline distT="0" distB="0" distL="0" distR="0" wp14:anchorId="453EB52E" wp14:editId="11B98612">
             <wp:extent cx="4398745" cy="6429675"/>
             <wp:effectExtent l="0" t="0" r="0" b="0"/>
             <wp:docPr id="24" name="Picture" descr="Εικόνα 1"/>
@@ -3391,17 +3688,17 @@
     </w:p>
     <w:p>
       <w:pPr>
-        <w:pStyle w:val="Heading2"/>
-      </w:pPr>
-      <w:bookmarkStart w:id="4" w:name="enable-wslps1"/>
-      <w:bookmarkStart w:id="5" w:name="_Toc229083767"/>
+        <w:pStyle w:val="Heading3"/>
+      </w:pPr>
+      <w:bookmarkStart w:id="5" w:name="enable-wslps1"/>
+      <w:bookmarkStart w:id="6" w:name="_Toc229084227"/>
       <w:r>
         <w:rPr>
           <w:rStyle w:val="VerbatimChar"/>
         </w:rPr>
         <w:t>enable-wsl.ps1</w:t>
       </w:r>
-      <w:bookmarkEnd w:id="5"/>
+      <w:bookmarkEnd w:id="6"/>
     </w:p>
     <w:p>
       <w:r>
@@ -3542,6 +3839,7 @@
         <w:rPr>
           <w:rStyle w:val="OperatorTok"/>
         </w:rPr>
+        <w:lastRenderedPageBreak/>
         <w:t>/</w:t>
       </w:r>
       <w:r>
@@ -3655,9 +3953,8 @@
         <w:rPr>
           <w:noProof/>
         </w:rPr>
-        <w:lastRenderedPageBreak/>
         <w:drawing>
-          <wp:inline distT="0" distB="0" distL="0" distR="0" wp14:anchorId="62496FA4" wp14:editId="364CDBC4">
+          <wp:inline distT="0" distB="0" distL="0" distR="0" wp14:anchorId="15592AA5" wp14:editId="18C5C812">
             <wp:extent cx="6692900" cy="3783205"/>
             <wp:effectExtent l="0" t="0" r="0" b="0"/>
             <wp:docPr id="27" name="Picture" descr="Εικόνα 2"/>
@@ -3708,7 +4005,7 @@
           <w:noProof/>
         </w:rPr>
         <w:drawing>
-          <wp:inline distT="0" distB="0" distL="0" distR="0" wp14:anchorId="3D97CB57" wp14:editId="036099FB">
+          <wp:inline distT="0" distB="0" distL="0" distR="0" wp14:anchorId="769922FE" wp14:editId="6BE05CE9">
             <wp:extent cx="6692900" cy="912378"/>
             <wp:effectExtent l="0" t="0" r="0" b="0"/>
             <wp:docPr id="30" name="Picture" descr="Εικόνα 3"/>
@@ -3752,18 +4049,18 @@
     </w:p>
     <w:p>
       <w:pPr>
-        <w:pStyle w:val="Heading2"/>
-      </w:pPr>
-      <w:bookmarkStart w:id="6" w:name="install-ubuntups1"/>
-      <w:bookmarkStart w:id="7" w:name="_Toc229083768"/>
-      <w:bookmarkEnd w:id="4"/>
+        <w:pStyle w:val="Heading3"/>
+      </w:pPr>
+      <w:bookmarkStart w:id="7" w:name="install-ubuntups1"/>
+      <w:bookmarkStart w:id="8" w:name="_Toc229084228"/>
+      <w:bookmarkEnd w:id="5"/>
       <w:r>
         <w:rPr>
           <w:rStyle w:val="VerbatimChar"/>
         </w:rPr>
         <w:t>install-ubuntu.ps1</w:t>
       </w:r>
-      <w:bookmarkEnd w:id="7"/>
+      <w:bookmarkEnd w:id="8"/>
     </w:p>
     <w:p>
       <w:r>
@@ -3829,7 +4126,7 @@
         </w:rPr>
         <w:lastRenderedPageBreak/>
         <w:drawing>
-          <wp:inline distT="0" distB="0" distL="0" distR="0" wp14:anchorId="2BFFEFB4" wp14:editId="149B84BD">
+          <wp:inline distT="0" distB="0" distL="0" distR="0" wp14:anchorId="1959538D" wp14:editId="12E71A46">
             <wp:extent cx="6063915" cy="4032985"/>
             <wp:effectExtent l="0" t="0" r="0" b="0"/>
             <wp:docPr id="34" name="Picture" descr="Εικόνα 4"/>
@@ -3880,7 +4177,7 @@
           <w:noProof/>
         </w:rPr>
         <w:drawing>
-          <wp:inline distT="0" distB="0" distL="0" distR="0" wp14:anchorId="2D4010EA" wp14:editId="0DD5BB13">
+          <wp:inline distT="0" distB="0" distL="0" distR="0" wp14:anchorId="46E79EEF" wp14:editId="3EC916CF">
             <wp:extent cx="6692900" cy="834345"/>
             <wp:effectExtent l="0" t="0" r="0" b="0"/>
             <wp:docPr id="37" name="Picture" descr="Εικόνα 5"/>
@@ -3924,18 +4221,18 @@
     </w:p>
     <w:p>
       <w:pPr>
-        <w:pStyle w:val="Heading2"/>
-      </w:pPr>
-      <w:bookmarkStart w:id="8" w:name="ubuntu-first-updatesh"/>
-      <w:bookmarkStart w:id="9" w:name="_Toc229083769"/>
-      <w:bookmarkEnd w:id="6"/>
+        <w:pStyle w:val="Heading3"/>
+      </w:pPr>
+      <w:bookmarkStart w:id="9" w:name="ubuntu-first-updatesh"/>
+      <w:bookmarkStart w:id="10" w:name="_Toc229084229"/>
+      <w:bookmarkEnd w:id="7"/>
       <w:r>
         <w:rPr>
           <w:rStyle w:val="VerbatimChar"/>
         </w:rPr>
         <w:t>ubuntu-first-update.sh</w:t>
       </w:r>
-      <w:bookmarkEnd w:id="9"/>
+      <w:bookmarkEnd w:id="10"/>
     </w:p>
     <w:p>
       <w:r>
@@ -4102,18 +4399,18 @@
     </w:p>
     <w:p>
       <w:pPr>
-        <w:pStyle w:val="Heading2"/>
-      </w:pPr>
-      <w:bookmarkStart w:id="10" w:name="check-wslps1"/>
-      <w:bookmarkStart w:id="11" w:name="_Toc229083770"/>
-      <w:bookmarkEnd w:id="8"/>
+        <w:pStyle w:val="Heading3"/>
+      </w:pPr>
+      <w:bookmarkStart w:id="11" w:name="check-wslps1"/>
+      <w:bookmarkStart w:id="12" w:name="_Toc229084230"/>
+      <w:bookmarkEnd w:id="9"/>
       <w:r>
         <w:rPr>
           <w:rStyle w:val="VerbatimChar"/>
         </w:rPr>
         <w:t>check-wsl.ps1</w:t>
       </w:r>
-      <w:bookmarkEnd w:id="11"/>
+      <w:bookmarkEnd w:id="12"/>
     </w:p>
     <w:p>
       <w:r>
@@ -4262,16 +4559,16 @@
     </w:p>
     <w:p>
       <w:pPr>
-        <w:pStyle w:val="Heading1"/>
-      </w:pPr>
-      <w:bookmarkStart w:id="12" w:name="Xb42ab2e61f74a8aa35b569487df8af0d60cc2b6"/>
-      <w:bookmarkStart w:id="13" w:name="_Toc229083771"/>
-      <w:bookmarkEnd w:id="2"/>
-      <w:bookmarkEnd w:id="10"/>
+        <w:pStyle w:val="Heading2"/>
+      </w:pPr>
+      <w:bookmarkStart w:id="13" w:name="Xb42ab2e61f74a8aa35b569487df8af0d60cc2b6"/>
+      <w:bookmarkStart w:id="14" w:name="_Toc229084231"/>
+      <w:bookmarkEnd w:id="3"/>
+      <w:bookmarkEnd w:id="11"/>
       <w:r>
         <w:t>02. Docker Desktop με WSL integration</w:t>
       </w:r>
-      <w:bookmarkEnd w:id="13"/>
+      <w:bookmarkEnd w:id="14"/>
     </w:p>
     <w:p>
       <w:r>
@@ -4322,7 +4619,7 @@
           <w:noProof/>
         </w:rPr>
         <w:drawing>
-          <wp:inline distT="0" distB="0" distL="0" distR="0" wp14:anchorId="5B76881D" wp14:editId="6D50B3EC">
+          <wp:inline distT="0" distB="0" distL="0" distR="0" wp14:anchorId="437CD0D3" wp14:editId="26640F63">
             <wp:extent cx="6692900" cy="4471964"/>
             <wp:effectExtent l="0" t="0" r="0" b="0"/>
             <wp:docPr id="45" name="Picture" descr="Εικόνα 6"/>
@@ -4373,7 +4670,7 @@
           <w:noProof/>
         </w:rPr>
         <w:drawing>
-          <wp:inline distT="0" distB="0" distL="0" distR="0" wp14:anchorId="4C135A72" wp14:editId="1D81AF0B">
+          <wp:inline distT="0" distB="0" distL="0" distR="0" wp14:anchorId="67AF0F8C" wp14:editId="41F44BBF">
             <wp:extent cx="6692900" cy="1599019"/>
             <wp:effectExtent l="0" t="0" r="0" b="0"/>
             <wp:docPr id="48" name="Picture" descr="Εικόνα 7"/>
@@ -4420,7 +4717,6 @@
         <w:pStyle w:val="BodyText"/>
       </w:pPr>
       <w:r>
-        <w:lastRenderedPageBreak/>
         <w:t xml:space="preserve">Μετά την εγκατάσταση, ανοίξτε το Docker Desktop, ελέγξτε ότι το </w:t>
       </w:r>
       <w:r>
@@ -4450,8 +4746,9 @@
         <w:rPr>
           <w:noProof/>
         </w:rPr>
+        <w:lastRenderedPageBreak/>
         <w:drawing>
-          <wp:inline distT="0" distB="0" distL="0" distR="0" wp14:anchorId="1324F47E" wp14:editId="0BC441CB">
+          <wp:inline distT="0" distB="0" distL="0" distR="0" wp14:anchorId="540AA8B7" wp14:editId="37F75583">
             <wp:extent cx="6692900" cy="3622664"/>
             <wp:effectExtent l="0" t="0" r="0" b="0"/>
             <wp:docPr id="51" name="Picture" descr="Εικόνα 8"/>
@@ -4502,7 +4799,7 @@
           <w:noProof/>
         </w:rPr>
         <w:drawing>
-          <wp:inline distT="0" distB="0" distL="0" distR="0" wp14:anchorId="031CCF2F" wp14:editId="0344E7AA">
+          <wp:inline distT="0" distB="0" distL="0" distR="0" wp14:anchorId="2698650C" wp14:editId="3F694AC3">
             <wp:extent cx="6692900" cy="4142408"/>
             <wp:effectExtent l="0" t="0" r="0" b="0"/>
             <wp:docPr id="54" name="Picture" descr="Εικόνα 9"/>
@@ -4562,7 +4859,7 @@
         </w:rPr>
         <w:lastRenderedPageBreak/>
         <w:drawing>
-          <wp:inline distT="0" distB="0" distL="0" distR="0" wp14:anchorId="057810F9" wp14:editId="6A2FCB02">
+          <wp:inline distT="0" distB="0" distL="0" distR="0" wp14:anchorId="4565E6AB" wp14:editId="714F0110">
             <wp:extent cx="6692900" cy="2919863"/>
             <wp:effectExtent l="0" t="0" r="0" b="0"/>
             <wp:docPr id="57" name="Picture" descr="Εικόνα 10"/>
@@ -4606,17 +4903,17 @@
     </w:p>
     <w:p>
       <w:pPr>
-        <w:pStyle w:val="Heading2"/>
-      </w:pPr>
-      <w:bookmarkStart w:id="14" w:name="verify-docker-desktopsh"/>
-      <w:bookmarkStart w:id="15" w:name="_Toc229083772"/>
+        <w:pStyle w:val="Heading3"/>
+      </w:pPr>
+      <w:bookmarkStart w:id="15" w:name="verify-docker-desktopsh"/>
+      <w:bookmarkStart w:id="16" w:name="_Toc229084232"/>
       <w:r>
         <w:rPr>
           <w:rStyle w:val="VerbatimChar"/>
         </w:rPr>
         <w:t>verify-docker-desktop.sh</w:t>
       </w:r>
-      <w:bookmarkEnd w:id="15"/>
+      <w:bookmarkEnd w:id="16"/>
     </w:p>
     <w:p>
       <w:r>
@@ -4744,7 +5041,7 @@
           <w:noProof/>
         </w:rPr>
         <w:drawing>
-          <wp:inline distT="0" distB="0" distL="0" distR="0" wp14:anchorId="468C0AE5" wp14:editId="058AC6E4">
+          <wp:inline distT="0" distB="0" distL="0" distR="0" wp14:anchorId="7EE8C5EF" wp14:editId="42FE5D3B">
             <wp:extent cx="4918509" cy="952901"/>
             <wp:effectExtent l="0" t="0" r="0" b="0"/>
             <wp:docPr id="60" name="Picture" descr="Εικόνα 11"/>
@@ -4796,7 +5093,7 @@
         </w:rPr>
         <w:lastRenderedPageBreak/>
         <w:drawing>
-          <wp:inline distT="0" distB="0" distL="0" distR="0" wp14:anchorId="37FCC82F" wp14:editId="7798851E">
+          <wp:inline distT="0" distB="0" distL="0" distR="0" wp14:anchorId="334B8091" wp14:editId="7290163C">
             <wp:extent cx="6692900" cy="4431561"/>
             <wp:effectExtent l="0" t="0" r="0" b="0"/>
             <wp:docPr id="63" name="Picture" descr="Εικόνα 12"/>
@@ -4840,16 +5137,16 @@
     </w:p>
     <w:p>
       <w:pPr>
-        <w:pStyle w:val="Heading1"/>
-      </w:pPr>
-      <w:bookmarkStart w:id="16" w:name="X953c5dc682cb3c6fc90490b983129a35ce0a013"/>
-      <w:bookmarkStart w:id="17" w:name="_Toc229083773"/>
-      <w:bookmarkEnd w:id="12"/>
-      <w:bookmarkEnd w:id="14"/>
+        <w:pStyle w:val="Heading2"/>
+      </w:pPr>
+      <w:bookmarkStart w:id="17" w:name="X953c5dc682cb3c6fc90490b983129a35ce0a013"/>
+      <w:bookmarkStart w:id="18" w:name="_Toc229084233"/>
+      <w:bookmarkEnd w:id="13"/>
+      <w:bookmarkEnd w:id="15"/>
       <w:r>
         <w:t>03. Native Docker Engine μέσα στο WSL</w:t>
       </w:r>
-      <w:bookmarkEnd w:id="17"/>
+      <w:bookmarkEnd w:id="18"/>
     </w:p>
     <w:p>
       <w:r>
@@ -4915,17 +5212,17 @@
     </w:p>
     <w:p>
       <w:pPr>
-        <w:pStyle w:val="Heading2"/>
-      </w:pPr>
-      <w:bookmarkStart w:id="18" w:name="wslconfexample"/>
-      <w:bookmarkStart w:id="19" w:name="_Toc229083774"/>
+        <w:pStyle w:val="Heading3"/>
+      </w:pPr>
+      <w:bookmarkStart w:id="19" w:name="wslconfexample"/>
+      <w:bookmarkStart w:id="20" w:name="_Toc229084234"/>
       <w:r>
         <w:rPr>
           <w:rStyle w:val="VerbatimChar"/>
         </w:rPr>
         <w:t>wsl.conf.example</w:t>
       </w:r>
-      <w:bookmarkEnd w:id="19"/>
+      <w:bookmarkEnd w:id="20"/>
     </w:p>
     <w:p>
       <w:pPr>
@@ -4966,18 +5263,18 @@
     </w:p>
     <w:p>
       <w:pPr>
-        <w:pStyle w:val="Heading2"/>
-      </w:pPr>
-      <w:bookmarkStart w:id="20" w:name="restart-wslps1"/>
-      <w:bookmarkStart w:id="21" w:name="_Toc229083775"/>
-      <w:bookmarkEnd w:id="18"/>
+        <w:pStyle w:val="Heading3"/>
+      </w:pPr>
+      <w:bookmarkStart w:id="21" w:name="restart-wslps1"/>
+      <w:bookmarkStart w:id="22" w:name="_Toc229084235"/>
+      <w:bookmarkEnd w:id="19"/>
       <w:r>
         <w:rPr>
           <w:rStyle w:val="VerbatimChar"/>
         </w:rPr>
         <w:t>restart-wsl.ps1</w:t>
       </w:r>
-      <w:bookmarkEnd w:id="21"/>
+      <w:bookmarkEnd w:id="22"/>
     </w:p>
     <w:p>
       <w:pPr>
@@ -5018,18 +5315,18 @@
     </w:p>
     <w:p>
       <w:pPr>
-        <w:pStyle w:val="Heading2"/>
-      </w:pPr>
-      <w:bookmarkStart w:id="22" w:name="install-docker-enginesh"/>
-      <w:bookmarkStart w:id="23" w:name="_Toc229083776"/>
-      <w:bookmarkEnd w:id="20"/>
+        <w:pStyle w:val="Heading3"/>
+      </w:pPr>
+      <w:bookmarkStart w:id="23" w:name="install-docker-enginesh"/>
+      <w:bookmarkStart w:id="24" w:name="_Toc229084236"/>
+      <w:bookmarkEnd w:id="21"/>
       <w:r>
         <w:rPr>
           <w:rStyle w:val="VerbatimChar"/>
         </w:rPr>
         <w:t>install-docker-engine.sh</w:t>
       </w:r>
-      <w:bookmarkEnd w:id="23"/>
+      <w:bookmarkEnd w:id="24"/>
     </w:p>
     <w:p>
       <w:pPr>
@@ -5093,6 +5390,33 @@
         <w:rPr>
           <w:rStyle w:val="FunctionTok"/>
         </w:rPr>
+        <w:t>sudo</w:t>
+      </w:r>
+      <w:r>
+        <w:rPr>
+          <w:rStyle w:val="NormalTok"/>
+        </w:rPr>
+        <w:t xml:space="preserve"> apt install </w:t>
+      </w:r>
+      <w:r>
+        <w:rPr>
+          <w:rStyle w:val="AttributeTok"/>
+        </w:rPr>
+        <w:t>-y</w:t>
+      </w:r>
+      <w:r>
+        <w:rPr>
+          <w:rStyle w:val="NormalTok"/>
+        </w:rPr>
+        <w:t xml:space="preserve"> ca-certificates curl gnupg</w:t>
+      </w:r>
+      <w:r>
+        <w:br/>
+      </w:r>
+      <w:r>
+        <w:rPr>
+          <w:rStyle w:val="FunctionTok"/>
+        </w:rPr>
         <w:lastRenderedPageBreak/>
         <w:t>sudo</w:t>
       </w:r>
@@ -5100,33 +5424,6 @@
         <w:rPr>
           <w:rStyle w:val="NormalTok"/>
         </w:rPr>
-        <w:t xml:space="preserve"> apt install </w:t>
-      </w:r>
-      <w:r>
-        <w:rPr>
-          <w:rStyle w:val="AttributeTok"/>
-        </w:rPr>
-        <w:t>-y</w:t>
-      </w:r>
-      <w:r>
-        <w:rPr>
-          <w:rStyle w:val="NormalTok"/>
-        </w:rPr>
-        <w:t xml:space="preserve"> ca-certificates curl gnupg</w:t>
-      </w:r>
-      <w:r>
-        <w:br/>
-      </w:r>
-      <w:r>
-        <w:rPr>
-          <w:rStyle w:val="FunctionTok"/>
-        </w:rPr>
-        <w:t>sudo</w:t>
-      </w:r>
-      <w:r>
-        <w:rPr>
-          <w:rStyle w:val="NormalTok"/>
-        </w:rPr>
         <w:t xml:space="preserve"> install </w:t>
       </w:r>
       <w:r>
@@ -5590,18 +5887,18 @@
     </w:p>
     <w:p>
       <w:pPr>
-        <w:pStyle w:val="Heading2"/>
-      </w:pPr>
-      <w:bookmarkStart w:id="24" w:name="verify-dockersh"/>
-      <w:bookmarkStart w:id="25" w:name="_Toc229083777"/>
-      <w:bookmarkEnd w:id="22"/>
+        <w:pStyle w:val="Heading3"/>
+      </w:pPr>
+      <w:bookmarkStart w:id="25" w:name="verify-dockersh"/>
+      <w:bookmarkStart w:id="26" w:name="_Toc229084237"/>
+      <w:bookmarkEnd w:id="23"/>
       <w:r>
         <w:rPr>
           <w:rStyle w:val="VerbatimChar"/>
         </w:rPr>
         <w:t>verify-docker.sh</w:t>
       </w:r>
-      <w:bookmarkEnd w:id="25"/>
+      <w:bookmarkEnd w:id="26"/>
     </w:p>
     <w:p>
       <w:pPr>
@@ -5717,16 +6014,16 @@
     </w:p>
     <w:p>
       <w:pPr>
-        <w:pStyle w:val="Heading1"/>
-      </w:pPr>
-      <w:bookmarkStart w:id="26" w:name="X44f2bb736efba9870a8f062916b56dedaaaedfd"/>
-      <w:bookmarkStart w:id="27" w:name="_Toc229083778"/>
-      <w:bookmarkEnd w:id="16"/>
-      <w:bookmarkEnd w:id="24"/>
+        <w:pStyle w:val="Heading2"/>
+      </w:pPr>
+      <w:bookmarkStart w:id="27" w:name="X44f2bb736efba9870a8f062916b56dedaaaedfd"/>
+      <w:bookmarkStart w:id="28" w:name="_Toc229084238"/>
+      <w:bookmarkEnd w:id="17"/>
+      <w:bookmarkEnd w:id="25"/>
       <w:r>
         <w:t>04. Τελικός έλεγχος και τοπικό clone</w:t>
       </w:r>
-      <w:bookmarkEnd w:id="27"/>
+      <w:bookmarkEnd w:id="28"/>
     </w:p>
     <w:p>
       <w:r>
@@ -5762,17 +6059,17 @@
     </w:p>
     <w:p>
       <w:pPr>
-        <w:pStyle w:val="Heading2"/>
-      </w:pPr>
-      <w:bookmarkStart w:id="28" w:name="clone-cloud-uthsh"/>
-      <w:bookmarkStart w:id="29" w:name="_Toc229083779"/>
+        <w:pStyle w:val="Heading3"/>
+      </w:pPr>
+      <w:bookmarkStart w:id="29" w:name="clone-cloud-uthsh"/>
+      <w:bookmarkStart w:id="30" w:name="_Toc229084239"/>
       <w:r>
         <w:rPr>
           <w:rStyle w:val="VerbatimChar"/>
         </w:rPr>
         <w:t>clone-cloud-uth.sh</w:t>
       </w:r>
-      <w:bookmarkEnd w:id="29"/>
+      <w:bookmarkEnd w:id="30"/>
     </w:p>
     <w:p>
       <w:pPr>
@@ -5958,18 +6255,18 @@
     </w:p>
     <w:p>
       <w:pPr>
-        <w:pStyle w:val="Heading2"/>
-      </w:pPr>
-      <w:bookmarkStart w:id="30" w:name="verify-workstationsh"/>
-      <w:bookmarkStart w:id="31" w:name="_Toc229083780"/>
-      <w:bookmarkEnd w:id="28"/>
+        <w:pStyle w:val="Heading3"/>
+      </w:pPr>
+      <w:bookmarkStart w:id="31" w:name="verify-workstationsh"/>
+      <w:bookmarkStart w:id="32" w:name="_Toc229084240"/>
+      <w:bookmarkEnd w:id="29"/>
       <w:r>
         <w:rPr>
           <w:rStyle w:val="VerbatimChar"/>
         </w:rPr>
         <w:t>verify-workstation.sh</w:t>
       </w:r>
-      <w:bookmarkEnd w:id="31"/>
+      <w:bookmarkEnd w:id="32"/>
     </w:p>
     <w:p>
       <w:pPr>
@@ -6107,7 +6404,6 @@
     </w:p>
     <w:p>
       <w:r>
-        <w:lastRenderedPageBreak/>
         <w:t xml:space="preserve">Μετά την επιτυχή ολοκλήρωση του ελέγχου αυτού, μπορείτε να συνεχίσετε στον οδηγό </w:t>
       </w:r>
       <w:hyperlink r:id="rId21">
@@ -6121,16 +6417,17 @@
     </w:p>
     <w:p>
       <w:pPr>
-        <w:pStyle w:val="Heading1"/>
-      </w:pPr>
-      <w:bookmarkStart w:id="32" w:name="τι-θεωρείται-ολοκληρωμένο"/>
-      <w:bookmarkStart w:id="33" w:name="_Toc229083781"/>
-      <w:bookmarkEnd w:id="26"/>
-      <w:bookmarkEnd w:id="30"/>
-      <w:r>
+        <w:pStyle w:val="Heading2"/>
+      </w:pPr>
+      <w:bookmarkStart w:id="33" w:name="τι-θεωρείται-ολοκληρωμένο"/>
+      <w:bookmarkStart w:id="34" w:name="_Toc229084241"/>
+      <w:bookmarkEnd w:id="27"/>
+      <w:bookmarkEnd w:id="31"/>
+      <w:r>
+        <w:lastRenderedPageBreak/>
         <w:t>Τι θεωρείται ολοκληρωμένο</w:t>
       </w:r>
-      <w:bookmarkEnd w:id="33"/>
+      <w:bookmarkEnd w:id="34"/>
     </w:p>
     <w:p>
       <w:pPr>
@@ -6213,14 +6510,19 @@
       </w:r>
     </w:p>
     <w:p>
+      <w:pPr>
+        <w:pStyle w:val="Heading1"/>
+      </w:pPr>
+      <w:bookmarkStart w:id="35" w:name="ρύθμιση-wsl-και-ubuntu"/>
+      <w:bookmarkStart w:id="36" w:name="_Toc229084242"/>
+      <w:bookmarkEnd w:id="0"/>
+      <w:bookmarkEnd w:id="33"/>
       <w:r>
         <w:t>Ρύθμιση WSL και Ubuntu</w:t>
       </w:r>
+      <w:bookmarkEnd w:id="36"/>
     </w:p>
     <w:p>
-      <w:pPr>
-        <w:pStyle w:val="BodyText"/>
-      </w:pPr>
       <w:r>
         <w:t>Αυτό το βήμα προετοιμάζει το βασικό περιβάλλον εργασίας στα Windows και στο Ubuntu του WSL. Με την ολοκλήρωσή του θα έχετε διαθέσιμο WSL2, εγκατεστημένο Ubuntu και τα ελάχιστα εργαλεία που χρειάζονται για να συνεχίσετε στον οδηγό Docker.</w:t>
       </w:r>
@@ -6243,29 +6545,28 @@
     </w:p>
     <w:p>
       <w:pPr>
-        <w:pStyle w:val="Heading1"/>
-      </w:pPr>
-      <w:bookmarkStart w:id="34" w:name="αρχεία"/>
-      <w:bookmarkStart w:id="35" w:name="_Toc229083782"/>
-      <w:bookmarkEnd w:id="32"/>
+        <w:pStyle w:val="Heading2"/>
+      </w:pPr>
+      <w:bookmarkStart w:id="37" w:name="αρχεία"/>
+      <w:bookmarkStart w:id="38" w:name="_Toc229084243"/>
       <w:r>
         <w:t>Αρχεία</w:t>
       </w:r>
-      <w:bookmarkEnd w:id="35"/>
+      <w:bookmarkEnd w:id="38"/>
     </w:p>
     <w:p>
       <w:pPr>
-        <w:pStyle w:val="Heading2"/>
-      </w:pPr>
-      <w:bookmarkStart w:id="36" w:name="enable-wslps1-1"/>
-      <w:bookmarkStart w:id="37" w:name="_Toc229083783"/>
+        <w:pStyle w:val="Heading3"/>
+      </w:pPr>
+      <w:bookmarkStart w:id="39" w:name="enable-wslps1-1"/>
+      <w:bookmarkStart w:id="40" w:name="_Toc229084244"/>
       <w:r>
         <w:rPr>
           <w:rStyle w:val="VerbatimChar"/>
         </w:rPr>
         <w:t>enable-wsl.ps1</w:t>
       </w:r>
-      <w:bookmarkEnd w:id="37"/>
+      <w:bookmarkEnd w:id="40"/>
     </w:p>
     <w:p>
       <w:pPr>
@@ -6511,18 +6812,18 @@
     </w:p>
     <w:p>
       <w:pPr>
-        <w:pStyle w:val="Heading2"/>
-      </w:pPr>
-      <w:bookmarkStart w:id="38" w:name="install-ubuntups1-1"/>
-      <w:bookmarkStart w:id="39" w:name="_Toc229083784"/>
-      <w:bookmarkEnd w:id="36"/>
+        <w:pStyle w:val="Heading3"/>
+      </w:pPr>
+      <w:bookmarkStart w:id="41" w:name="install-ubuntups1-1"/>
+      <w:bookmarkStart w:id="42" w:name="_Toc229084245"/>
+      <w:bookmarkEnd w:id="39"/>
       <w:r>
         <w:rPr>
           <w:rStyle w:val="VerbatimChar"/>
         </w:rPr>
         <w:t>install-ubuntu.ps1</w:t>
       </w:r>
-      <w:bookmarkEnd w:id="39"/>
+      <w:bookmarkEnd w:id="42"/>
     </w:p>
     <w:p>
       <w:pPr>
@@ -6570,18 +6871,18 @@
     </w:p>
     <w:p>
       <w:pPr>
-        <w:pStyle w:val="Heading2"/>
-      </w:pPr>
-      <w:bookmarkStart w:id="40" w:name="ubuntu-first-updatesh-1"/>
-      <w:bookmarkStart w:id="41" w:name="_Toc229083785"/>
-      <w:bookmarkEnd w:id="38"/>
+        <w:pStyle w:val="Heading3"/>
+      </w:pPr>
+      <w:bookmarkStart w:id="43" w:name="ubuntu-first-updatesh-1"/>
+      <w:bookmarkStart w:id="44" w:name="_Toc229084246"/>
+      <w:bookmarkEnd w:id="41"/>
       <w:r>
         <w:rPr>
           <w:rStyle w:val="VerbatimChar"/>
         </w:rPr>
         <w:t>ubuntu-first-update.sh</w:t>
       </w:r>
-      <w:bookmarkEnd w:id="41"/>
+      <w:bookmarkEnd w:id="44"/>
     </w:p>
     <w:p>
       <w:pPr>
@@ -6734,18 +7035,18 @@
     </w:p>
     <w:p>
       <w:pPr>
-        <w:pStyle w:val="Heading2"/>
-      </w:pPr>
-      <w:bookmarkStart w:id="42" w:name="check-wslps1-1"/>
-      <w:bookmarkStart w:id="43" w:name="_Toc229083786"/>
-      <w:bookmarkEnd w:id="40"/>
+        <w:pStyle w:val="Heading3"/>
+      </w:pPr>
+      <w:bookmarkStart w:id="45" w:name="check-wslps1-1"/>
+      <w:bookmarkStart w:id="46" w:name="_Toc229084247"/>
+      <w:bookmarkEnd w:id="43"/>
       <w:r>
         <w:rPr>
           <w:rStyle w:val="VerbatimChar"/>
         </w:rPr>
         <w:t>check-wsl.ps1</w:t>
       </w:r>
-      <w:bookmarkEnd w:id="43"/>
+      <w:bookmarkEnd w:id="46"/>
     </w:p>
     <w:p>
       <w:pPr>
@@ -6838,17 +7139,16 @@
     </w:p>
     <w:p>
       <w:pPr>
-        <w:pStyle w:val="Heading1"/>
-      </w:pPr>
-      <w:bookmarkStart w:id="44" w:name="εκτέλεση"/>
-      <w:bookmarkStart w:id="45" w:name="_Toc229083787"/>
-      <w:bookmarkEnd w:id="34"/>
-      <w:bookmarkEnd w:id="42"/>
-      <w:r>
-        <w:lastRenderedPageBreak/>
+        <w:pStyle w:val="Heading2"/>
+      </w:pPr>
+      <w:bookmarkStart w:id="47" w:name="εκτέλεση"/>
+      <w:bookmarkStart w:id="48" w:name="_Toc229084248"/>
+      <w:bookmarkEnd w:id="37"/>
+      <w:bookmarkEnd w:id="45"/>
+      <w:r>
         <w:t>Εκτέλεση</w:t>
       </w:r>
-      <w:bookmarkEnd w:id="45"/>
+      <w:bookmarkEnd w:id="48"/>
     </w:p>
     <w:p>
       <w:pPr>
@@ -6906,6 +7206,7 @@
         </w:numPr>
       </w:pPr>
       <w:r>
+        <w:lastRenderedPageBreak/>
         <w:t xml:space="preserve">Επιστρέψτε σε PowerShell και εκτελέστε το περιεχόμενο του </w:t>
       </w:r>
       <w:r>
@@ -6960,15 +7261,15 @@
     </w:p>
     <w:p>
       <w:pPr>
-        <w:pStyle w:val="Heading1"/>
-      </w:pPr>
-      <w:bookmarkStart w:id="46" w:name="κριτήριο-ολοκλήρωσης"/>
-      <w:bookmarkStart w:id="47" w:name="_Toc229083788"/>
-      <w:bookmarkEnd w:id="44"/>
+        <w:pStyle w:val="Heading2"/>
+      </w:pPr>
+      <w:bookmarkStart w:id="49" w:name="κριτήριο-ολοκλήρωσης"/>
+      <w:bookmarkStart w:id="50" w:name="_Toc229084249"/>
+      <w:bookmarkEnd w:id="47"/>
       <w:r>
         <w:t>Κριτήριο ολοκλήρωσης</w:t>
       </w:r>
-      <w:bookmarkEnd w:id="47"/>
+      <w:bookmarkEnd w:id="50"/>
     </w:p>
     <w:p>
       <w:pPr>
@@ -7067,14 +7368,19 @@
       </w:r>
     </w:p>
     <w:p>
+      <w:pPr>
+        <w:pStyle w:val="Heading1"/>
+      </w:pPr>
+      <w:bookmarkStart w:id="51" w:name="docker-desktop-με-wsl-integration"/>
+      <w:bookmarkStart w:id="52" w:name="_Toc229084250"/>
+      <w:bookmarkEnd w:id="35"/>
+      <w:bookmarkEnd w:id="49"/>
       <w:r>
         <w:t>Docker Desktop με WSL integration</w:t>
       </w:r>
+      <w:bookmarkEnd w:id="52"/>
     </w:p>
     <w:p>
-      <w:pPr>
-        <w:pStyle w:val="BodyText"/>
-      </w:pPr>
       <w:r>
         <w:t xml:space="preserve">Αυτό είναι το προτεινόμενο μονοπάτι για τους περισσότερους φοιτητές. Ο Docker daemon εκτελείται από το Docker Desktop στα Windows, ενώ οι εντολές </w:t>
       </w:r>
@@ -7115,29 +7421,28 @@
     </w:p>
     <w:p>
       <w:pPr>
-        <w:pStyle w:val="Heading1"/>
-      </w:pPr>
-      <w:bookmarkStart w:id="48" w:name="αρχεία-1"/>
-      <w:bookmarkStart w:id="49" w:name="_Toc229083789"/>
-      <w:bookmarkEnd w:id="46"/>
+        <w:pStyle w:val="Heading2"/>
+      </w:pPr>
+      <w:bookmarkStart w:id="53" w:name="αρχεία-1"/>
+      <w:bookmarkStart w:id="54" w:name="_Toc229084251"/>
       <w:r>
         <w:t>Αρχεία</w:t>
       </w:r>
-      <w:bookmarkEnd w:id="49"/>
+      <w:bookmarkEnd w:id="54"/>
     </w:p>
     <w:p>
       <w:pPr>
-        <w:pStyle w:val="Heading2"/>
-      </w:pPr>
-      <w:bookmarkStart w:id="50" w:name="verify-docker-desktopsh-1"/>
-      <w:bookmarkStart w:id="51" w:name="_Toc229083790"/>
+        <w:pStyle w:val="Heading3"/>
+      </w:pPr>
+      <w:bookmarkStart w:id="55" w:name="verify-docker-desktopsh-1"/>
+      <w:bookmarkStart w:id="56" w:name="_Toc229084252"/>
       <w:r>
         <w:rPr>
           <w:rStyle w:val="VerbatimChar"/>
         </w:rPr>
         <w:t>verify-docker-desktop.sh</w:t>
       </w:r>
-      <w:bookmarkEnd w:id="51"/>
+      <w:bookmarkEnd w:id="56"/>
     </w:p>
     <w:p>
       <w:pPr>
@@ -7239,16 +7544,16 @@
     </w:p>
     <w:p>
       <w:pPr>
-        <w:pStyle w:val="Heading1"/>
-      </w:pPr>
-      <w:bookmarkStart w:id="52" w:name="εκτέλεση-1"/>
-      <w:bookmarkStart w:id="53" w:name="_Toc229083791"/>
-      <w:bookmarkEnd w:id="48"/>
-      <w:bookmarkEnd w:id="50"/>
+        <w:pStyle w:val="Heading2"/>
+      </w:pPr>
+      <w:bookmarkStart w:id="57" w:name="εκτέλεση-1"/>
+      <w:bookmarkStart w:id="58" w:name="_Toc229084253"/>
+      <w:bookmarkEnd w:id="53"/>
+      <w:bookmarkEnd w:id="55"/>
       <w:r>
         <w:t>Εκτέλεση</w:t>
       </w:r>
-      <w:bookmarkEnd w:id="53"/>
+      <w:bookmarkEnd w:id="58"/>
     </w:p>
     <w:p>
       <w:pPr>
@@ -7340,15 +7645,15 @@
     </w:p>
     <w:p>
       <w:pPr>
-        <w:pStyle w:val="Heading1"/>
-      </w:pPr>
-      <w:bookmarkStart w:id="54" w:name="κριτήριο-ολοκλήρωσης-1"/>
-      <w:bookmarkStart w:id="55" w:name="_Toc229083792"/>
-      <w:bookmarkEnd w:id="52"/>
+        <w:pStyle w:val="Heading2"/>
+      </w:pPr>
+      <w:bookmarkStart w:id="59" w:name="κριτήριο-ολοκλήρωσης-1"/>
+      <w:bookmarkStart w:id="60" w:name="_Toc229084254"/>
+      <w:bookmarkEnd w:id="57"/>
       <w:r>
         <w:t>Κριτήριο ολοκλήρωσης</w:t>
       </w:r>
-      <w:bookmarkEnd w:id="55"/>
+      <w:bookmarkEnd w:id="60"/>
     </w:p>
     <w:p>
       <w:pPr>
@@ -7400,15 +7705,19 @@
       </w:r>
     </w:p>
     <w:p>
-      <w:r>
-        <w:lastRenderedPageBreak/>
+      <w:pPr>
+        <w:pStyle w:val="Heading1"/>
+      </w:pPr>
+      <w:bookmarkStart w:id="61" w:name="native-docker-engine-μέσα-στο-wsl"/>
+      <w:bookmarkStart w:id="62" w:name="_Toc229084255"/>
+      <w:bookmarkEnd w:id="51"/>
+      <w:bookmarkEnd w:id="59"/>
+      <w:r>
         <w:t>Native Docker Engine μέσα στο WSL</w:t>
       </w:r>
+      <w:bookmarkEnd w:id="62"/>
     </w:p>
     <w:p>
-      <w:pPr>
-        <w:pStyle w:val="BodyText"/>
-      </w:pPr>
       <w:r>
         <w:t>Αυτό το μονοπάτι απευθύνεται σε όσους θέλουν να εργαστούν αποκλειστικά μέσα από το Ubuntu, χωρίς Docker Desktop στα Windows. Το εργαστήριο το υποστηρίζει, αλλά απαιτεί λίγο προσεκτικότερη διαχείριση του περιβάλλοντος.</w:t>
       </w:r>
@@ -7418,6 +7727,7 @@
         <w:pStyle w:val="BodyText"/>
       </w:pPr>
       <w:r>
+        <w:lastRenderedPageBreak/>
         <w:t xml:space="preserve">Για συνεπή ελληνική ορολογία στους οδηγούς του μαθήματος, ανατρέξτε στο </w:t>
       </w:r>
       <w:hyperlink r:id="rId24">
@@ -7431,29 +7741,28 @@
     </w:p>
     <w:p>
       <w:pPr>
-        <w:pStyle w:val="Heading1"/>
-      </w:pPr>
-      <w:bookmarkStart w:id="56" w:name="αρχεία-2"/>
-      <w:bookmarkStart w:id="57" w:name="_Toc229083793"/>
-      <w:bookmarkEnd w:id="54"/>
+        <w:pStyle w:val="Heading2"/>
+      </w:pPr>
+      <w:bookmarkStart w:id="63" w:name="αρχεία-2"/>
+      <w:bookmarkStart w:id="64" w:name="_Toc229084256"/>
       <w:r>
         <w:t>Αρχεία</w:t>
       </w:r>
-      <w:bookmarkEnd w:id="57"/>
+      <w:bookmarkEnd w:id="64"/>
     </w:p>
     <w:p>
       <w:pPr>
-        <w:pStyle w:val="Heading2"/>
-      </w:pPr>
-      <w:bookmarkStart w:id="58" w:name="wslconfexample-1"/>
-      <w:bookmarkStart w:id="59" w:name="_Toc229083794"/>
+        <w:pStyle w:val="Heading3"/>
+      </w:pPr>
+      <w:bookmarkStart w:id="65" w:name="wslconfexample-1"/>
+      <w:bookmarkStart w:id="66" w:name="_Toc229084257"/>
       <w:r>
         <w:rPr>
           <w:rStyle w:val="VerbatimChar"/>
         </w:rPr>
         <w:t>wsl.conf.example</w:t>
       </w:r>
-      <w:bookmarkEnd w:id="59"/>
+      <w:bookmarkEnd w:id="66"/>
     </w:p>
     <w:p>
       <w:pPr>
@@ -7489,18 +7798,18 @@
     </w:p>
     <w:p>
       <w:pPr>
-        <w:pStyle w:val="Heading2"/>
-      </w:pPr>
-      <w:bookmarkStart w:id="60" w:name="restart-wslps1-1"/>
-      <w:bookmarkStart w:id="61" w:name="_Toc229083795"/>
-      <w:bookmarkEnd w:id="58"/>
+        <w:pStyle w:val="Heading3"/>
+      </w:pPr>
+      <w:bookmarkStart w:id="67" w:name="restart-wslps1-1"/>
+      <w:bookmarkStart w:id="68" w:name="_Toc229084258"/>
+      <w:bookmarkEnd w:id="65"/>
       <w:r>
         <w:rPr>
           <w:rStyle w:val="VerbatimChar"/>
         </w:rPr>
         <w:t>restart-wsl.ps1</w:t>
       </w:r>
-      <w:bookmarkEnd w:id="61"/>
+      <w:bookmarkEnd w:id="68"/>
     </w:p>
     <w:p>
       <w:pPr>
@@ -7536,18 +7845,18 @@
     </w:p>
     <w:p>
       <w:pPr>
-        <w:pStyle w:val="Heading2"/>
-      </w:pPr>
-      <w:bookmarkStart w:id="62" w:name="install-docker-enginesh-1"/>
-      <w:bookmarkStart w:id="63" w:name="_Toc229083796"/>
-      <w:bookmarkEnd w:id="60"/>
+        <w:pStyle w:val="Heading3"/>
+      </w:pPr>
+      <w:bookmarkStart w:id="69" w:name="install-docker-enginesh-1"/>
+      <w:bookmarkStart w:id="70" w:name="_Toc229084259"/>
+      <w:bookmarkEnd w:id="67"/>
       <w:r>
         <w:rPr>
           <w:rStyle w:val="VerbatimChar"/>
         </w:rPr>
         <w:t>install-docker-engine.sh</w:t>
       </w:r>
-      <w:bookmarkEnd w:id="63"/>
+      <w:bookmarkEnd w:id="70"/>
     </w:p>
     <w:p>
       <w:pPr>
@@ -8099,18 +8408,18 @@
     </w:p>
     <w:p>
       <w:pPr>
-        <w:pStyle w:val="Heading2"/>
-      </w:pPr>
-      <w:bookmarkStart w:id="64" w:name="verify-dockersh-1"/>
-      <w:bookmarkStart w:id="65" w:name="_Toc229083797"/>
-      <w:bookmarkEnd w:id="62"/>
+        <w:pStyle w:val="Heading3"/>
+      </w:pPr>
+      <w:bookmarkStart w:id="71" w:name="verify-dockersh-1"/>
+      <w:bookmarkStart w:id="72" w:name="_Toc229084260"/>
+      <w:bookmarkEnd w:id="69"/>
       <w:r>
         <w:rPr>
           <w:rStyle w:val="VerbatimChar"/>
         </w:rPr>
         <w:t>verify-docker.sh</w:t>
       </w:r>
-      <w:bookmarkEnd w:id="65"/>
+      <w:bookmarkEnd w:id="72"/>
     </w:p>
     <w:p>
       <w:pPr>
@@ -8212,16 +8521,16 @@
     </w:p>
     <w:p>
       <w:pPr>
-        <w:pStyle w:val="Heading1"/>
-      </w:pPr>
-      <w:bookmarkStart w:id="66" w:name="εκτέλεση-2"/>
-      <w:bookmarkStart w:id="67" w:name="_Toc229083798"/>
-      <w:bookmarkEnd w:id="56"/>
-      <w:bookmarkEnd w:id="64"/>
+        <w:pStyle w:val="Heading2"/>
+      </w:pPr>
+      <w:bookmarkStart w:id="73" w:name="εκτέλεση-2"/>
+      <w:bookmarkStart w:id="74" w:name="_Toc229084261"/>
+      <w:bookmarkEnd w:id="63"/>
+      <w:bookmarkEnd w:id="71"/>
       <w:r>
         <w:t>Εκτέλεση</w:t>
       </w:r>
-      <w:bookmarkEnd w:id="67"/>
+      <w:bookmarkEnd w:id="74"/>
     </w:p>
     <w:p>
       <w:pPr>
@@ -8346,7 +8655,6 @@
         </w:numPr>
       </w:pPr>
       <w:r>
-        <w:lastRenderedPageBreak/>
         <w:t xml:space="preserve">Κλείστε και ανοίξτε ξανά το Ubuntu terminal ή εκτελέστε μία φορά </w:t>
       </w:r>
       <w:r>
@@ -8381,15 +8689,15 @@
     </w:p>
     <w:p>
       <w:pPr>
-        <w:pStyle w:val="Heading1"/>
-      </w:pPr>
-      <w:bookmarkStart w:id="68" w:name="κριτήριο-ολοκλήρωσης-2"/>
-      <w:bookmarkStart w:id="69" w:name="_Toc229083799"/>
-      <w:bookmarkEnd w:id="66"/>
+        <w:pStyle w:val="Heading2"/>
+      </w:pPr>
+      <w:bookmarkStart w:id="75" w:name="κριτήριο-ολοκλήρωσης-2"/>
+      <w:bookmarkStart w:id="76" w:name="_Toc229084262"/>
+      <w:bookmarkEnd w:id="73"/>
       <w:r>
         <w:t>Κριτήριο ολοκλήρωσης</w:t>
       </w:r>
-      <w:bookmarkEnd w:id="69"/>
+      <w:bookmarkEnd w:id="76"/>
     </w:p>
     <w:p>
       <w:pPr>
@@ -8428,6 +8736,7 @@
         </w:numPr>
       </w:pPr>
       <w:r>
+        <w:lastRenderedPageBreak/>
         <w:t xml:space="preserve">Το </w:t>
       </w:r>
       <w:r>
@@ -8437,10 +8746,7 @@
         <w:t>docker compose version</w:t>
       </w:r>
       <w:r>
-        <w:t xml:space="preserve"> </w:t>
-      </w:r>
-      <w:r>
-        <w:t>λειτουργεί κανονικά.</w:t>
+        <w:t xml:space="preserve"> λειτουργεί κανονικά.</w:t>
       </w:r>
     </w:p>
     <w:p>
@@ -8464,14 +8770,19 @@
       </w:r>
     </w:p>
     <w:p>
+      <w:pPr>
+        <w:pStyle w:val="Heading1"/>
+      </w:pPr>
+      <w:bookmarkStart w:id="77" w:name="τελικός-έλεγχος-και-local-clone"/>
+      <w:bookmarkStart w:id="78" w:name="_Toc229084263"/>
+      <w:bookmarkEnd w:id="61"/>
+      <w:bookmarkEnd w:id="75"/>
       <w:r>
         <w:t>Τελικός έλεγχος και local clone</w:t>
       </w:r>
+      <w:bookmarkEnd w:id="78"/>
     </w:p>
     <w:p>
-      <w:pPr>
-        <w:pStyle w:val="BodyText"/>
-      </w:pPr>
       <w:r>
         <w:t>Στο τέλος της προετοιμασίας θέλουμε δύο πράγματα: να υπάρχει το αποθετήριο τοπικά μέσα στο WSL και να λειτουργούν κανονικά οι βασικές εντολές Docker από το ίδιο shell περιβάλλον. Αυτό το βήμα επιβεβαιώνει ακριβώς αυτά τα δύο σημεία.</w:t>
       </w:r>
@@ -8494,29 +8805,28 @@
     </w:p>
     <w:p>
       <w:pPr>
-        <w:pStyle w:val="Heading1"/>
-      </w:pPr>
-      <w:bookmarkStart w:id="70" w:name="αρχεία-3"/>
-      <w:bookmarkStart w:id="71" w:name="_Toc229083800"/>
-      <w:bookmarkEnd w:id="68"/>
+        <w:pStyle w:val="Heading2"/>
+      </w:pPr>
+      <w:bookmarkStart w:id="79" w:name="αρχεία-3"/>
+      <w:bookmarkStart w:id="80" w:name="_Toc229084264"/>
       <w:r>
         <w:t>Αρχεία</w:t>
       </w:r>
-      <w:bookmarkEnd w:id="71"/>
+      <w:bookmarkEnd w:id="80"/>
     </w:p>
     <w:p>
       <w:pPr>
-        <w:pStyle w:val="Heading2"/>
-      </w:pPr>
-      <w:bookmarkStart w:id="72" w:name="clone-cloud-uthsh-1"/>
-      <w:bookmarkStart w:id="73" w:name="_Toc229083801"/>
+        <w:pStyle w:val="Heading3"/>
+      </w:pPr>
+      <w:bookmarkStart w:id="81" w:name="clone-cloud-uthsh-1"/>
+      <w:bookmarkStart w:id="82" w:name="_Toc229084265"/>
       <w:r>
         <w:rPr>
           <w:rStyle w:val="VerbatimChar"/>
         </w:rPr>
         <w:t>clone-cloud-uth.sh</w:t>
       </w:r>
-      <w:bookmarkEnd w:id="73"/>
+      <w:bookmarkEnd w:id="82"/>
     </w:p>
     <w:p>
       <w:pPr>
@@ -8702,18 +9012,18 @@
     </w:p>
     <w:p>
       <w:pPr>
-        <w:pStyle w:val="Heading2"/>
-      </w:pPr>
-      <w:bookmarkStart w:id="74" w:name="verify-workstationsh-1"/>
-      <w:bookmarkStart w:id="75" w:name="_Toc229083802"/>
-      <w:bookmarkEnd w:id="72"/>
+        <w:pStyle w:val="Heading3"/>
+      </w:pPr>
+      <w:bookmarkStart w:id="83" w:name="verify-workstationsh-1"/>
+      <w:bookmarkStart w:id="84" w:name="_Toc229084266"/>
+      <w:bookmarkEnd w:id="81"/>
       <w:r>
         <w:rPr>
           <w:rStyle w:val="VerbatimChar"/>
         </w:rPr>
         <w:t>verify-workstation.sh</w:t>
       </w:r>
-      <w:bookmarkEnd w:id="75"/>
+      <w:bookmarkEnd w:id="84"/>
     </w:p>
     <w:p>
       <w:pPr>
@@ -8851,16 +9161,16 @@
     </w:p>
     <w:p>
       <w:pPr>
-        <w:pStyle w:val="Heading1"/>
-      </w:pPr>
-      <w:bookmarkStart w:id="76" w:name="εκτέλεση-3"/>
-      <w:bookmarkStart w:id="77" w:name="_Toc229083803"/>
-      <w:bookmarkEnd w:id="70"/>
-      <w:bookmarkEnd w:id="74"/>
+        <w:pStyle w:val="Heading2"/>
+      </w:pPr>
+      <w:bookmarkStart w:id="85" w:name="εκτέλεση-3"/>
+      <w:bookmarkStart w:id="86" w:name="_Toc229084267"/>
+      <w:bookmarkEnd w:id="79"/>
+      <w:bookmarkEnd w:id="83"/>
       <w:r>
         <w:t>Εκτέλεση</w:t>
       </w:r>
-      <w:bookmarkEnd w:id="77"/>
+      <w:bookmarkEnd w:id="86"/>
     </w:p>
     <w:p>
       <w:pPr>
@@ -8921,15 +9231,15 @@
     </w:p>
     <w:p>
       <w:pPr>
-        <w:pStyle w:val="Heading1"/>
-      </w:pPr>
-      <w:bookmarkStart w:id="78" w:name="κριτήριο-ολοκλήρωσης-3"/>
-      <w:bookmarkStart w:id="79" w:name="_Toc229083804"/>
-      <w:bookmarkEnd w:id="76"/>
+        <w:pStyle w:val="Heading2"/>
+      </w:pPr>
+      <w:bookmarkStart w:id="87" w:name="κριτήριο-ολοκλήρωσης-3"/>
+      <w:bookmarkStart w:id="88" w:name="_Toc229084268"/>
+      <w:bookmarkEnd w:id="85"/>
       <w:r>
         <w:t>Κριτήριο ολοκλήρωσης</w:t>
       </w:r>
-      <w:bookmarkEnd w:id="79"/>
+      <w:bookmarkEnd w:id="88"/>
     </w:p>
     <w:p>
       <w:pPr>
@@ -8979,7 +9289,6 @@
         </w:numPr>
       </w:pPr>
       <w:r>
-        <w:lastRenderedPageBreak/>
         <w:t xml:space="preserve">Οι εντολές </w:t>
       </w:r>
       <w:r>
@@ -9009,7 +9318,8 @@
       <w:r>
         <w:t xml:space="preserve"> εκτελούνται επιτυχώς από το ίδιο Ubuntu shell.</w:t>
       </w:r>
-      <w:bookmarkEnd w:id="78"/>
+      <w:bookmarkEnd w:id="77"/>
+      <w:bookmarkEnd w:id="87"/>
     </w:p>
     <w:sectPr>
       <w:headerReference w:type="default" r:id="rId26"/>
@@ -9183,7 +9493,7 @@
         <w:color w:val="666666"/>
         <w:sz w:val="18"/>
       </w:rPr>
-      <w:t>Κριτήριο ολοκλήρωσης</w:t>
+      <w:t>Τελικός έλεγχος και local clone</w:t>
     </w:r>
     <w:r>
       <w:rPr>
@@ -9251,7 +9561,7 @@
         <w:color w:val="666666"/>
         <w:sz w:val="18"/>
       </w:rPr>
-      <w:t>Δομή της προετοιμασίας</w:t>
+      <w:t>Ρύθμιση WSL και Ubuntu</w:t>
     </w:r>
     <w:r>
       <w:rPr>
@@ -9440,7 +9750,7 @@
   <w:abstractNum w:abstractNumId="9" w15:restartNumberingAfterBreak="0">
     <w:nsid w:val="0000A990"/>
     <w:multiLevelType w:val="multilevel"/>
-    <w:tmpl w:val="5F607794"/>
+    <w:tmpl w:val="C4709598"/>
     <w:lvl w:ilvl="0">
       <w:numFmt w:val="bullet"/>
       <w:lvlText w:val=" "/>
@@ -9517,7 +9827,7 @@
   <w:abstractNum w:abstractNumId="10" w15:restartNumberingAfterBreak="0">
     <w:nsid w:val="0000A991"/>
     <w:multiLevelType w:val="multilevel"/>
-    <w:tmpl w:val="F72E2F12"/>
+    <w:tmpl w:val="2FA432B8"/>
     <w:lvl w:ilvl="0">
       <w:numFmt w:val="bullet"/>
       <w:lvlText w:val=""/>
@@ -9621,7 +9931,7 @@
   <w:abstractNum w:abstractNumId="11" w15:restartNumberingAfterBreak="0">
     <w:nsid w:val="00A99411"/>
     <w:multiLevelType w:val="multilevel"/>
-    <w:tmpl w:val="4CF47FF8"/>
+    <w:tmpl w:val="3BD0FE58"/>
     <w:lvl w:ilvl="0">
       <w:start w:val="1"/>
       <w:numFmt w:val="decimal"/>
@@ -9704,40 +10014,40 @@
       </w:pPr>
     </w:lvl>
   </w:abstractNum>
-  <w:num w:numId="1" w16cid:durableId="1544176119">
+  <w:num w:numId="1" w16cid:durableId="1132211762">
     <w:abstractNumId w:val="8"/>
   </w:num>
-  <w:num w:numId="2" w16cid:durableId="1843157318">
+  <w:num w:numId="2" w16cid:durableId="2067099181">
     <w:abstractNumId w:val="6"/>
   </w:num>
-  <w:num w:numId="3" w16cid:durableId="712773332">
+  <w:num w:numId="3" w16cid:durableId="33387238">
     <w:abstractNumId w:val="5"/>
   </w:num>
-  <w:num w:numId="4" w16cid:durableId="899248009">
+  <w:num w:numId="4" w16cid:durableId="2066559088">
     <w:abstractNumId w:val="4"/>
   </w:num>
-  <w:num w:numId="5" w16cid:durableId="2077506424">
+  <w:num w:numId="5" w16cid:durableId="1706950702">
     <w:abstractNumId w:val="7"/>
   </w:num>
-  <w:num w:numId="6" w16cid:durableId="1412043891">
+  <w:num w:numId="6" w16cid:durableId="1513181112">
     <w:abstractNumId w:val="3"/>
   </w:num>
-  <w:num w:numId="7" w16cid:durableId="809323704">
+  <w:num w:numId="7" w16cid:durableId="1359353778">
     <w:abstractNumId w:val="2"/>
   </w:num>
-  <w:num w:numId="8" w16cid:durableId="1241407394">
+  <w:num w:numId="8" w16cid:durableId="228655542">
     <w:abstractNumId w:val="1"/>
   </w:num>
-  <w:num w:numId="9" w16cid:durableId="1759209794">
+  <w:num w:numId="9" w16cid:durableId="1295142797">
     <w:abstractNumId w:val="0"/>
   </w:num>
-  <w:num w:numId="10" w16cid:durableId="970014850">
+  <w:num w:numId="10" w16cid:durableId="663125255">
     <w:abstractNumId w:val="9"/>
   </w:num>
-  <w:num w:numId="11" w16cid:durableId="2081714378">
+  <w:num w:numId="11" w16cid:durableId="730225776">
     <w:abstractNumId w:val="10"/>
   </w:num>
-  <w:num w:numId="12" w16cid:durableId="83697522">
+  <w:num w:numId="12" w16cid:durableId="1879659442">
     <w:abstractNumId w:val="11"/>
     <w:lvlOverride w:ilvl="0">
       <w:startOverride w:val="1"/>
@@ -9767,10 +10077,10 @@
       <w:startOverride w:val="1"/>
     </w:lvlOverride>
   </w:num>
-  <w:num w:numId="13" w16cid:durableId="1453867290">
+  <w:num w:numId="13" w16cid:durableId="477966317">
     <w:abstractNumId w:val="10"/>
   </w:num>
-  <w:num w:numId="14" w16cid:durableId="1184629334">
+  <w:num w:numId="14" w16cid:durableId="1509828576">
     <w:abstractNumId w:val="11"/>
     <w:lvlOverride w:ilvl="0">
       <w:startOverride w:val="1"/>
@@ -9800,10 +10110,10 @@
       <w:startOverride w:val="1"/>
     </w:lvlOverride>
   </w:num>
-  <w:num w:numId="15" w16cid:durableId="1730107827">
+  <w:num w:numId="15" w16cid:durableId="1793786358">
     <w:abstractNumId w:val="10"/>
   </w:num>
-  <w:num w:numId="16" w16cid:durableId="618418919">
+  <w:num w:numId="16" w16cid:durableId="1417246275">
     <w:abstractNumId w:val="11"/>
     <w:lvlOverride w:ilvl="0">
       <w:startOverride w:val="1"/>
@@ -9833,10 +10143,10 @@
       <w:startOverride w:val="1"/>
     </w:lvlOverride>
   </w:num>
-  <w:num w:numId="17" w16cid:durableId="1439521848">
+  <w:num w:numId="17" w16cid:durableId="1697149290">
     <w:abstractNumId w:val="10"/>
   </w:num>
-  <w:num w:numId="18" w16cid:durableId="662271830">
+  <w:num w:numId="18" w16cid:durableId="754743916">
     <w:abstractNumId w:val="11"/>
     <w:lvlOverride w:ilvl="0">
       <w:startOverride w:val="1"/>
@@ -9866,7 +10176,7 @@
       <w:startOverride w:val="1"/>
     </w:lvlOverride>
   </w:num>
-  <w:num w:numId="19" w16cid:durableId="1084765442">
+  <w:num w:numId="19" w16cid:durableId="1902910341">
     <w:abstractNumId w:val="10"/>
   </w:num>
 </w:numbering>
@@ -21680,6 +21990,32 @@
       <w:shd w:val="clear" w:color="auto" w:fill="EDEDED"/>
     </w:rPr>
   </w:style>
+  <w:style w:type="paragraph" w:styleId="TOC2">
+    <w:name w:val="toc 2"/>
+    <w:basedOn w:val="Normal"/>
+    <w:next w:val="Normal"/>
+    <w:autoRedefine/>
+    <w:uiPriority w:val="39"/>
+    <w:unhideWhenUsed/>
+    <w:rsid w:val="00237EC4"/>
+    <w:pPr>
+      <w:spacing w:after="100"/>
+      <w:ind w:left="220"/>
+    </w:pPr>
+  </w:style>
+  <w:style w:type="paragraph" w:styleId="TOC3">
+    <w:name w:val="toc 3"/>
+    <w:basedOn w:val="Normal"/>
+    <w:next w:val="Normal"/>
+    <w:autoRedefine/>
+    <w:uiPriority w:val="39"/>
+    <w:unhideWhenUsed/>
+    <w:rsid w:val="00237EC4"/>
+    <w:pPr>
+      <w:spacing w:after="100"/>
+      <w:ind w:left="440"/>
+    </w:pPr>
+  </w:style>
   <w:style w:type="paragraph" w:styleId="TOC1">
     <w:name w:val="toc 1"/>
     <w:basedOn w:val="Normal"/>
@@ -21687,22 +22023,9 @@
     <w:autoRedefine/>
     <w:uiPriority w:val="39"/>
     <w:unhideWhenUsed/>
-    <w:rsid w:val="00082A77"/>
+    <w:rsid w:val="00237EC4"/>
     <w:pPr>
       <w:spacing w:after="100"/>
-    </w:pPr>
-  </w:style>
-  <w:style w:type="paragraph" w:styleId="TOC2">
-    <w:name w:val="toc 2"/>
-    <w:basedOn w:val="Normal"/>
-    <w:next w:val="Normal"/>
-    <w:autoRedefine/>
-    <w:uiPriority w:val="39"/>
-    <w:unhideWhenUsed/>
-    <w:rsid w:val="00082A77"/>
-    <w:pPr>
-      <w:spacing w:after="100"/>
-      <w:ind w:left="220"/>
     </w:pPr>
   </w:style>
   <w:style w:type="character" w:styleId="Hyperlink">
@@ -21710,7 +22033,7 @@
     <w:basedOn w:val="DefaultParagraphFont"/>
     <w:uiPriority w:val="99"/>
     <w:unhideWhenUsed/>
-    <w:rsid w:val="00082A77"/>
+    <w:rsid w:val="00237EC4"/>
     <w:rPr>
       <w:color w:val="0000FF" w:themeColor="hyperlink"/>
       <w:u w:val="single"/>
